--- a/docs/EXPERT_REVIEW_REPORT_2026-10-21.docx
+++ b/docs/EXPERT_REVIEW_REPORT_2026-10-21.docx
@@ -4100,6 +4100,16 @@
     <w:p>
       <w:r>
         <w:t>三个独立信号的 ratio：0.210 / 0.245 / 0.375。</w:t>
+      </w:r>
+    </w:p>
+    <w:p>
+      <w:r>
+        <w:t>（SURGE 的 bootstrap 95% 区间为 [0.161, 0.474]；阶段 M 预登记的判定区间是 [0.10, 0.35]，</w:t>
+      </w:r>
+    </w:p>
+    <w:p>
+      <w:r>
+        <w:t>点估计 0.375 略越上界 → 严格判为否证，但区间完全覆盖 0.35，属边缘否证。）</w:t>
       </w:r>
     </w:p>
     <w:p>

--- a/docs/EXPERT_REVIEW_REPORT_2026-10-21.docx
+++ b/docs/EXPERT_REVIEW_REPORT_2026-10-21.docx
@@ -72,7 +72,7 @@
     </w:p>
     <w:p>
       <w:r>
-        <w:t>一个否定的核心结论：</w:t>
+        <w:t>一个否定的核心结论（[注意] 已按阶段 N 审计更正，务必连同更正一起阅读）：</w:t>
       </w:r>
     </w:p>
     <w:p>
@@ -83,7 +83,7 @@
         <w:rPr>
           <w:i/>
         </w:rPr>
-        <w:t>**在纯价量空间里，不存在成本后 ≥0.30pp/月的单边 alpha。**</w:t>
+        <w:t>**在纯价量空间里，不存在成本后 ≥0.30pp/月的单边 alpha**</w:t>
       </w:r>
     </w:p>
     <w:p>
@@ -94,7 +94,172 @@
         <w:rPr>
           <w:i/>
         </w:rPr>
-        <w:t>最好的构造（排除最高 MAX5 的 20%）可成交口径为 +0.163pp，扣 0.3% 佣金后只剩 +0.042pp（t=1.27）。冲击成本不是约束，降换手也救不了——问题在毛 alpha 的量级本身。</w:t>
+        <w:t>——**且该结论是在 0.3% 单边费率（压力测试参数）下得到的。**</w:t>
+      </w:r>
+    </w:p>
+    <w:p>
+      <w:pPr>
+        <w:ind w:left="360"/>
+      </w:pPr>
+      <w:r>
+        <w:rPr>
+          <w:i/>
+        </w:rPr>
+        <w:t>### ⚠️ 更正说明（阶段 N 审计，2026-10-21；见 reports/STAGE_REPORT_CORE_AUDIT.md）</w:t>
+      </w:r>
+    </w:p>
+    <w:p>
+      <w:pPr>
+        <w:ind w:left="360"/>
+      </w:pPr>
+      <w:r>
+        <w:rPr>
+          <w:i/>
+        </w:rPr>
+        <w:t>审计发现：**A 股真实综合成本** = 佣金 0.025% 双边 + 印花税 0.05% **仅卖出**</w:t>
+      </w:r>
+    </w:p>
+    <w:p>
+      <w:pPr>
+        <w:ind w:left="360"/>
+      </w:pPr>
+      <w:r>
+        <w:rPr>
+          <w:i/>
+        </w:rPr>
+        <w:t>+ 过户费 0.001% 双边 → 等价**对称**单边综合费率 = **0.051%**。</w:t>
+      </w:r>
+    </w:p>
+    <w:p>
+      <w:pPr>
+        <w:ind w:left="360"/>
+      </w:pPr>
+      <w:r>
+        <w:rPr>
+          <w:i/>
+        </w:rPr>
+        <w:t>原报告使用的 **0.3% 是它的 5.9 倍，属压力测试参数，不是可实际获得的报价。**</w:t>
+      </w:r>
+    </w:p>
+    <w:p>
+      <w:pPr>
+        <w:ind w:left="360"/>
+      </w:pPr>
+      <w:r>
+        <w:rPr>
+          <w:i/>
+        </w:rPr>
+        <w:t>| 单边综合费率 | 净 alpha | t(NW) |</w:t>
+      </w:r>
+    </w:p>
+    <w:p>
+      <w:pPr>
+        <w:ind w:left="360"/>
+      </w:pPr>
+      <w:r>
+        <w:rPr>
+          <w:i/>
+        </w:rPr>
+        <w:t>|---:|---:|---:|</w:t>
+      </w:r>
+    </w:p>
+    <w:p>
+      <w:pPr>
+        <w:ind w:left="360"/>
+      </w:pPr>
+      <w:r>
+        <w:rPr>
+          <w:i/>
+        </w:rPr>
+        <w:t>| 0.03% | +0.1339pp | **+4.27** |</w:t>
+      </w:r>
+    </w:p>
+    <w:p>
+      <w:pPr>
+        <w:ind w:left="360"/>
+      </w:pPr>
+      <w:r>
+        <w:rPr>
+          <w:i/>
+        </w:rPr>
+        <w:t>| **0.051%（A股真实等价）** | **+0.1260pp** | **+4.02** |</w:t>
+      </w:r>
+    </w:p>
+    <w:p>
+      <w:pPr>
+        <w:ind w:left="360"/>
+      </w:pPr>
+      <w:r>
+        <w:rPr>
+          <w:i/>
+        </w:rPr>
+        <w:t>| 0.10% | +0.1076pp | **+3.44** |</w:t>
+      </w:r>
+    </w:p>
+    <w:p>
+      <w:pPr>
+        <w:ind w:left="360"/>
+      </w:pPr>
+      <w:r>
+        <w:rPr>
+          <w:i/>
+        </w:rPr>
+        <w:t>| 0.30%（原判据） | +0.0324pp | +1.04 |</w:t>
+      </w:r>
+    </w:p>
+    <w:p>
+      <w:pPr>
+        <w:ind w:left="360"/>
+      </w:pPr>
+      <w:r>
+        <w:rPr>
+          <w:i/>
+        </w:rPr>
+        <w:t>盈亏平衡单边费率 = **0.3864%**。</w:t>
+      </w:r>
+    </w:p>
+    <w:p>
+      <w:pPr>
+        <w:ind w:left="360"/>
+      </w:pPr>
+      <w:r>
+        <w:rPr>
+          <w:i/>
+        </w:rPr>
+        <w:t>→ **"不可用"结论主要由 0.3% 这一压力假设驱动**；真实费率情景下净值显著为正。</w:t>
+      </w:r>
+    </w:p>
+    <w:p>
+      <w:pPr>
+        <w:ind w:left="360"/>
+      </w:pPr>
+      <w:r>
+        <w:rPr>
+          <w:i/>
+        </w:rPr>
+        <w:t>→ 但**这不构成"可用"的确认**：现金残留（W=1,000 万 时 12.32% 闲置）、</w:t>
+      </w:r>
+    </w:p>
+    <w:p>
+      <w:pPr>
+        <w:ind w:left="360"/>
+      </w:pPr>
+      <w:r>
+        <w:rPr>
+          <w:i/>
+        </w:rPr>
+        <w:t>最低佣金未建模（单标的仅数千元，可能实收 5 元/笔）、无样本外验证等约束仍在。</w:t>
+      </w:r>
+    </w:p>
+    <w:p>
+      <w:pPr>
+        <w:ind w:left="360"/>
+      </w:pPr>
+      <w:r>
+        <w:rPr>
+          <w:i/>
+        </w:rPr>
+        <w:t>→ 冲击成本不是约束、降换手救不了——**这两条不受本次更正影响**。</w:t>
       </w:r>
     </w:p>
     <w:p>
@@ -493,7 +658,7 @@
               <w:rPr>
                 <w:sz w:val="18"/>
               </w:rPr>
-              <w:t>`exec_all` 的 `volume` 单位是**手（100 股）**而非股</w:t>
+              <w:t>`exec_all` 的 `volume` 单位是**手（100 股）**&amp;#x800C;非股</w:t>
             </w:r>
           </w:p>
         </w:tc>
@@ -3119,7 +3284,7 @@
     </w:p>
     <w:p>
       <w:r>
-        <w:t>打平门槛 η\* = 1.93 ~ 2.89，是文献区间 [0.1, 1.0] 上端的 2~3 倍 → 即使最悲观假设也打不掉。</w:t>
+        <w:t>打平门槛 η* = 1.93 ~ 2.89，是文献区间 [0.1, 1.0] 上端的 2~3 倍 → 即使最悲观假设也打不掉。</w:t>
       </w:r>
     </w:p>
     <w:p>
@@ -4073,7 +4238,7 @@
     </w:p>
     <w:p>
       <w:r>
-        <w:t>SURGE 的换手高，是因为"放量"本身是短暂的——排除集每期都在大幅变动。</w:t>
+        <w:t>SURGE 的换手高，是因&amp;#x4E3A;"放量"本身是短暂的——排除集每期都在大幅变动。</w:t>
       </w:r>
     </w:p>
     <w:p>

--- a/docs/EXPERT_REVIEW_REPORT_2026-10-21.docx
+++ b/docs/EXPERT_REVIEW_REPORT_2026-10-21.docx
@@ -4305,7 +4305,7 @@
         <w:pStyle w:val="ListBullet"/>
       </w:pPr>
       <w:r>
-        <w:t>第一次修正（阶段 L）：SURGE 也是避免型动作，但它衰减了（+0.1764 → +0.0472，−73%）。→ 避免型不等于不衰减。</w:t>
+        <w:t>第一次修正（阶段 L）：SURGE 也是避免型动作，但它衰减了（+0.1764 → +0.0472，−73%）。→ 避免型不等于不衰减。（[注意] 阶段 P 补注：该衰减经正式检验为边缘显著，p=0.0499、|t|−1.96 仅 +0.0005、CI 上界 −0.000035，事后功效 50%。作为"现象存在"的观测可用，但不构成被检验确认的衰减。）</w:t>
       </w:r>
     </w:p>
     <w:p>
@@ -4439,7 +4439,227 @@
         <w:pStyle w:val="ListNumber"/>
       </w:pPr>
       <w:r>
-        <w:t>不主张"不衰减"已被证明。三段的两段之差 Welch t 分别为 −0.16 / +1.09 / −1.77，全不显著——我们只是"没能拒绝两段相同"。</w:t>
+        <w:t>不主张"不衰减"已被证明（[注意] 已由阶段 P 正式检验，措辞必须收紧，见下方更正）。三段的两段之差 Welch t 分别为 −0.16 / +1.09 / −1.77，全不显著——我们只是"没能拒绝两段相同"。</w:t>
+      </w:r>
+    </w:p>
+    <w:p>
+      <w:pPr>
+        <w:ind w:left="360"/>
+      </w:pPr>
+      <w:r>
+        <w:rPr>
+          <w:i/>
+        </w:rPr>
+        <w:t>### ⚠️ 更正说明（阶段 P 分段相等性检验，2026-10-21；见 `docs/PHASE_P_RESULT_REPORT_2026-10-21.md`）</w:t>
+      </w:r>
+    </w:p>
+    <w:p>
+      <w:pPr>
+        <w:ind w:left="360"/>
+      </w:pPr>
+      <w:r>
+        <w:rPr>
+          <w:i/>
+        </w:rPr>
+        <w:t>阶段 P 把"两段是否相等"做成了正式检验（哑变量回归 + HAC，n=237，L=3）：</w:t>
+      </w:r>
+    </w:p>
+    <w:p>
+      <w:pPr>
+        <w:ind w:left="360"/>
+      </w:pPr>
+      <w:r>
+        <w:rPr>
+          <w:i/>
+        </w:rPr>
+        <w:t>| 序列 | α_early → α_late | β1（差） | t | MDE | 事后功效 |</w:t>
+      </w:r>
+    </w:p>
+    <w:p>
+      <w:pPr>
+        <w:ind w:left="360"/>
+      </w:pPr>
+      <w:r>
+        <w:rPr>
+          <w:i/>
+        </w:rPr>
+        <w:t>|---|---:|---:|---:|---:|---:|</w:t>
+      </w:r>
+    </w:p>
+    <w:p>
+      <w:pPr>
+        <w:ind w:left="360"/>
+      </w:pPr>
+      <w:r>
+        <w:rPr>
+          <w:i/>
+        </w:rPr>
+        <w:t>| **exQ5 净（BASE @3000万）** | +0.1438 → +0.1294 | **−0.0144pp** | **−0.216** | 0.1866pp | 5.5% |</w:t>
+      </w:r>
+    </w:p>
+    <w:p>
+      <w:pPr>
+        <w:ind w:left="360"/>
+      </w:pPr>
+      <w:r>
+        <w:rPr>
+          <w:i/>
+        </w:rPr>
+        <w:t>| SURGE 可成交 | +0.1764 → +0.0472 | −0.1292pp | **−1.9605** | 0.1846pp | **50.0%** |</w:t>
+      </w:r>
+    </w:p>
+    <w:p>
+      <w:pPr>
+        <w:ind w:left="360"/>
+      </w:pPr>
+      <w:r>
+        <w:rPr>
+          <w:i/>
+        </w:rPr>
+        <w:t>| MAX5 层内价差 | +1.2722 → +0.2953 | **−0.9769pp** | **−2.279** | 1.2008pp | 62.5% |</w:t>
+      </w:r>
+    </w:p>
+    <w:p>
+      <w:pPr>
+        <w:ind w:left="360"/>
+      </w:pPr>
+      <w:r>
+        <w:rPr>
+          <w:i/>
+        </w:rPr>
+        <w:t>**三条必须一起读的结论：**</w:t>
+      </w:r>
+    </w:p>
+    <w:p>
+      <w:pPr>
+        <w:ind w:left="360"/>
+      </w:pPr>
+      <w:r>
+        <w:rPr>
+          <w:i/>
+        </w:rPr>
+        <w:t>1. **"exQ5 不衰减"这句话不再允许使用。** 唯一允许的表述是：</w:t>
+      </w:r>
+    </w:p>
+    <w:p>
+      <w:pPr>
+        <w:ind w:left="360"/>
+      </w:pPr>
+      <w:r>
+        <w:rPr>
+          <w:i/>
+        </w:rPr>
+        <w:t>*在 MDE = 0.1866pp 的检验能力下未能拒绝两段相等；实测差 −0.0144pp，</w:t>
+      </w:r>
+    </w:p>
+    <w:p>
+      <w:pPr>
+        <w:ind w:left="360"/>
+      </w:pPr>
+      <w:r>
+        <w:rPr>
+          <w:i/>
+        </w:rPr>
+        <w:t>仅为 MDE 的 7.7%，无法区分"真的相等"与"存在小于 0.1866pp 的变化"。*</w:t>
+      </w:r>
+    </w:p>
+    <w:p>
+      <w:pPr>
+        <w:ind w:left="360"/>
+      </w:pPr>
+      <w:r>
+        <w:rPr>
+          <w:i/>
+        </w:rPr>
+        <w:t>注意 **MDE（0.187pp）比效应本身（0.144pp）还大**——</w:t>
+      </w:r>
+    </w:p>
+    <w:p>
+      <w:pPr>
+        <w:ind w:left="360"/>
+      </w:pPr>
+      <w:r>
+        <w:rPr>
+          <w:i/>
+        </w:rPr>
+        <w:t>该检验连"变化量等于整个效应"都只有约六成把握检出。</w:t>
+      </w:r>
+    </w:p>
+    <w:p>
+      <w:pPr>
+        <w:ind w:left="360"/>
+      </w:pPr>
+      <w:r>
+        <w:rPr>
+          <w:i/>
+        </w:rPr>
+        <w:t>2. **检验并非普遍失灵**：它**确实检出**了 MAX5 的 −0.977pp 衰减（t=−2.28，唯一有余量的一个）。</w:t>
+      </w:r>
+    </w:p>
+    <w:p>
+      <w:pPr>
+        <w:ind w:left="360"/>
+      </w:pPr>
+      <w:r>
+        <w:rPr>
+          <w:i/>
+        </w:rPr>
+        <w:t>所以"检不出"不能笼统归咎于方法；对 exQ5 而言是**该效应量太小**。</w:t>
+      </w:r>
+    </w:p>
+    <w:p>
+      <w:pPr>
+        <w:ind w:left="360"/>
+      </w:pPr>
+      <w:r>
+        <w:rPr>
+          <w:i/>
+        </w:rPr>
+        <w:t>可主张的只是：**exQ5 未出现 MAX5 那种量级的衰减。**</w:t>
+      </w:r>
+    </w:p>
+    <w:p>
+      <w:pPr>
+        <w:ind w:left="360"/>
+      </w:pPr>
+      <w:r>
+        <w:rPr>
+          <w:i/>
+        </w:rPr>
+        <w:t>3. **MAX5 的衰减是本项目唯一被统计支持的分段结论。**</w:t>
+      </w:r>
+    </w:p>
+    <w:p>
+      <w:pPr>
+        <w:ind w:left="360"/>
+      </w:pPr>
+      <w:r>
+        <w:rPr>
+          <w:i/>
+        </w:rPr>
+        <w:t>相应地，本报告第七节引用的"SURGE 衰减 73%"应降级为</w:t>
+      </w:r>
+    </w:p>
+    <w:p>
+      <w:pPr>
+        <w:ind w:left="360"/>
+      </w:pPr>
+      <w:r>
+        <w:rPr>
+          <w:i/>
+        </w:rPr>
+        <w:t>**边缘显著**（p = 0.0499，95% CI 上界 −0.000035，|t| − 1.96 仅 +0.0005，</w:t>
+      </w:r>
+    </w:p>
+    <w:p>
+      <w:pPr>
+        <w:ind w:left="360"/>
+      </w:pPr>
+      <w:r>
+        <w:rPr>
+          <w:i/>
+        </w:rPr>
+        <w:t>事后功效恰为 50%）——它是描述性观测，不是被检验确认的结论。</w:t>
       </w:r>
     </w:p>
     <w:p>

--- a/docs/EXPERT_REVIEW_REPORT_2026-10-21.docx
+++ b/docs/EXPERT_REVIEW_REPORT_2026-10-21.docx
@@ -38,7 +38,17 @@
     </w:p>
     <w:p>
       <w:r>
-        <w:t>本项目在 A 股全样本上系统检验了价量异象的可执行性，共完成 17 项预登记实验。</w:t>
+        <w:t>本项目在 A 股全样本上系统检验了价量异象的可执行性，共完成 17 项预登记实验</w:t>
+      </w:r>
+    </w:p>
+    <w:p>
+      <w:r>
+        <w:t>+ 4 项后续阶段（M ratio 补测、N 只读审计、O 费率口径、P 分段相等性）</w:t>
+      </w:r>
+    </w:p>
+    <w:p>
+      <w:r>
+        <w:t>+ 1 项评估（阶段 H）。</w:t>
       </w:r>
     </w:p>
     <w:p>
@@ -237,7 +247,7 @@
         <w:rPr>
           <w:i/>
         </w:rPr>
-        <w:t>→ 但**这不构成"可用"的确认**：现金残留（W=1,000 万 时 12.32% 闲置）、</w:t>
+        <w:t>→ 冲击成本不是约束、降换手救不了——**这两条不受本次更正影响**。</w:t>
       </w:r>
     </w:p>
     <w:p>
@@ -248,7 +258,7 @@
         <w:rPr>
           <w:i/>
         </w:rPr>
-        <w:t>最低佣金未建模（单标的仅数千元，可能实收 5 元/笔）、无样本外验证等约束仍在。</w:t>
+        <w:t>### ✅ 该更正已由阶段 O 做成正式检验（`ac7aa283`，不再是派生估算）</w:t>
       </w:r>
     </w:p>
     <w:p>
@@ -259,7 +269,117 @@
         <w:rPr>
           <w:i/>
         </w:rPr>
-        <w:t>→ 冲击成本不是约束、降换手救不了——**这两条不受本次更正影响**。</w:t>
+        <w:t>阶段 N 的费率敏感性是**审计派生**的；阶段 O 把费率口径**写进预登记**后重跑，</w:t>
+      </w:r>
+    </w:p>
+    <w:p>
+      <w:pPr>
+        <w:ind w:left="360"/>
+      </w:pPr>
+      <w:r>
+        <w:rPr>
+          <w:i/>
+        </w:rPr>
+        <w:t>在策略/样本/组合构造完全不变的前提下：</w:t>
+      </w:r>
+    </w:p>
+    <w:p>
+      <w:pPr>
+        <w:ind w:left="360"/>
+      </w:pPr>
+      <w:r>
+        <w:rPr>
+          <w:i/>
+        </w:rPr>
+        <w:t>| 口径（W=3,000 万） | 净 alpha | t(NW) | 95% CI |</w:t>
+      </w:r>
+    </w:p>
+    <w:p>
+      <w:pPr>
+        <w:ind w:left="360"/>
+      </w:pPr>
+      <w:r>
+        <w:rPr>
+          <w:i/>
+        </w:rPr>
+        <w:t>|---|---:|---:|---|</w:t>
+      </w:r>
+    </w:p>
+    <w:p>
+      <w:pPr>
+        <w:ind w:left="360"/>
+      </w:pPr>
+      <w:r>
+        <w:rPr>
+          <w:i/>
+        </w:rPr>
+        <w:t>| **BASE（A股真实，等价单边 0.051%）** | **+0.1360pp** | **+4.04** | **[+0.0700, +0.2019]** |</w:t>
+      </w:r>
+    </w:p>
+    <w:p>
+      <w:pPr>
+        <w:ind w:left="360"/>
+      </w:pPr>
+      <w:r>
+        <w:rPr>
+          <w:i/>
+        </w:rPr>
+        <w:t>| CONSERVATIVE（含最低佣金 5 元/笔） | +0.1315pp | +3.90 | [+0.0654, +0.1976] |</w:t>
+      </w:r>
+    </w:p>
+    <w:p>
+      <w:pPr>
+        <w:ind w:left="360"/>
+      </w:pPr>
+      <w:r>
+        <w:rPr>
+          <w:i/>
+        </w:rPr>
+        <w:t>| STRESS（0.3%，原判据） | +0.0424pp | +1.27 | [−0.0231, +0.1080] |</w:t>
+      </w:r>
+    </w:p>
+    <w:p>
+      <w:pPr>
+        <w:ind w:left="360"/>
+      </w:pPr>
+      <w:r>
+        <w:rPr>
+          <w:i/>
+        </w:rPr>
+        <w:t>判据 A（统计）✅／B（分段）✅／C（保守口径为正）✅ → **`EXECUTABLE_UNDER_BASE_FEES`**。</w:t>
+      </w:r>
+    </w:p>
+    <w:p>
+      <w:pPr>
+        <w:ind w:left="360"/>
+      </w:pPr>
+      <w:r>
+        <w:rPr>
+          <w:i/>
+        </w:rPr>
+        <w:t>盈亏平衡费率 **0.4129%**。交叉验证：STRESS 口径与阶段 J 独立算出的 +0.042423 **逐位一致**。</w:t>
+      </w:r>
+    </w:p>
+    <w:p>
+      <w:pPr>
+        <w:ind w:left="360"/>
+      </w:pPr>
+      <w:r>
+        <w:rPr>
+          <w:i/>
+        </w:rPr>
+        <w:t>→ ⭕ **依然不构成"可用"的确认**：BASE 的 0.025% 佣金是**情景值**；</w:t>
+      </w:r>
+    </w:p>
+    <w:p>
+      <w:pPr>
+        <w:ind w:left="360"/>
+      </w:pPr>
+      <w:r>
+        <w:rPr>
+          <w:i/>
+        </w:rPr>
+        <w:t>W=1,000 万时现金残留 **12.32%**；全部样本内、无前瞻验证。见 §6.7 三条限定。</w:t>
       </w:r>
     </w:p>
     <w:p>
@@ -4239,6 +4359,788 @@
     <w:p>
       <w:r>
         <w:t>SURGE 的换手高，是因&amp;#x4E3A;"放量"本身是短暂的——排除集每期都在大幅变动。</w:t>
+      </w:r>
+    </w:p>
+    <w:p>
+      <w:r>
+        <w:t>[注意] 上表全部为 0.3% 单边费率口径（压力测试参数），见 §6.7。</w:t>
+      </w:r>
+    </w:p>
+    <w:p>
+      <w:pPr>
+        <w:pStyle w:val="Heading3"/>
+      </w:pPr>
+      <w:r>
+        <w:t>6.7 阶段 O：把费率口径写死并重跑（`ac7aa283`）</w:t>
+      </w:r>
+    </w:p>
+    <w:p>
+      <w:r>
+        <w:t>阶段 N 审计查明 0.3% 是压力参数后，阶段 O 把费率口径写进预登记，</w:t>
+      </w:r>
+    </w:p>
+    <w:p>
+      <w:r>
+        <w:t>在策略、样本、组合构造完全不变的前提下，三套口径并报：</w:t>
+      </w:r>
+    </w:p>
+    <w:tbl>
+      <w:tblPr>
+        <w:tblStyle w:val="TableGrid"/>
+        <w:tblW w:type="auto" w:w="0"/>
+        <w:tblLook w:firstColumn="1" w:firstRow="1" w:lastColumn="0" w:lastRow="0" w:noHBand="0" w:noVBand="1" w:val="04A0"/>
+      </w:tblPr>
+      <w:tblGrid>
+        <w:gridCol w:w="1440"/>
+        <w:gridCol w:w="1440"/>
+        <w:gridCol w:w="1440"/>
+        <w:gridCol w:w="1440"/>
+        <w:gridCol w:w="1440"/>
+        <w:gridCol w:w="1440"/>
+      </w:tblGrid>
+      <w:tr>
+        <w:tc>
+          <w:tcPr>
+            <w:tcW w:type="dxa" w:w="1440"/>
+          </w:tcPr>
+          <w:p>
+            <w:r>
+              <w:rPr>
+                <w:b/>
+                <w:sz w:val="18"/>
+              </w:rPr>
+              <w:t>资金</w:t>
+            </w:r>
+          </w:p>
+        </w:tc>
+        <w:tc>
+          <w:tcPr>
+            <w:tcW w:type="dxa" w:w="1440"/>
+          </w:tcPr>
+          <w:p>
+            <w:r>
+              <w:rPr>
+                <w:b/>
+                <w:sz w:val="18"/>
+              </w:rPr>
+              <w:t>口径</w:t>
+            </w:r>
+          </w:p>
+        </w:tc>
+        <w:tc>
+          <w:tcPr>
+            <w:tcW w:type="dxa" w:w="1440"/>
+          </w:tcPr>
+          <w:p>
+            <w:r>
+              <w:rPr>
+                <w:b/>
+                <w:sz w:val="18"/>
+              </w:rPr>
+              <w:t>成本</w:t>
+            </w:r>
+          </w:p>
+        </w:tc>
+        <w:tc>
+          <w:tcPr>
+            <w:tcW w:type="dxa" w:w="1440"/>
+          </w:tcPr>
+          <w:p>
+            <w:r>
+              <w:rPr>
+                <w:b/>
+                <w:sz w:val="18"/>
+              </w:rPr>
+              <w:t>**净值**</w:t>
+            </w:r>
+          </w:p>
+        </w:tc>
+        <w:tc>
+          <w:tcPr>
+            <w:tcW w:type="dxa" w:w="1440"/>
+          </w:tcPr>
+          <w:p>
+            <w:r>
+              <w:rPr>
+                <w:b/>
+                <w:sz w:val="18"/>
+              </w:rPr>
+              <w:t>t(NW)</w:t>
+            </w:r>
+          </w:p>
+        </w:tc>
+        <w:tc>
+          <w:tcPr>
+            <w:tcW w:type="dxa" w:w="1440"/>
+          </w:tcPr>
+          <w:p>
+            <w:r>
+              <w:rPr>
+                <w:b/>
+                <w:sz w:val="18"/>
+              </w:rPr>
+              <w:t>95% CI（NW）</w:t>
+            </w:r>
+          </w:p>
+        </w:tc>
+      </w:tr>
+      <w:tr>
+        <w:tc>
+          <w:tcPr>
+            <w:tcW w:type="dxa" w:w="1440"/>
+          </w:tcPr>
+          <w:p>
+            <w:r>
+              <w:rPr>
+                <w:sz w:val="18"/>
+              </w:rPr>
+              <w:t>**3,000 万**</w:t>
+            </w:r>
+          </w:p>
+        </w:tc>
+        <w:tc>
+          <w:tcPr>
+            <w:tcW w:type="dxa" w:w="1440"/>
+          </w:tcPr>
+          <w:p>
+            <w:r>
+              <w:rPr>
+                <w:sz w:val="18"/>
+              </w:rPr>
+              <w:t>**BASE**</w:t>
+            </w:r>
+          </w:p>
+        </w:tc>
+        <w:tc>
+          <w:tcPr>
+            <w:tcW w:type="dxa" w:w="1440"/>
+          </w:tcPr>
+          <w:p>
+            <w:r>
+              <w:rPr>
+                <w:sz w:val="18"/>
+              </w:rPr>
+              <w:t>0.0192</w:t>
+            </w:r>
+          </w:p>
+        </w:tc>
+        <w:tc>
+          <w:tcPr>
+            <w:tcW w:type="dxa" w:w="1440"/>
+          </w:tcPr>
+          <w:p>
+            <w:r>
+              <w:rPr>
+                <w:sz w:val="18"/>
+              </w:rPr>
+              <w:t>**+0.1360 pp**</w:t>
+            </w:r>
+          </w:p>
+        </w:tc>
+        <w:tc>
+          <w:tcPr>
+            <w:tcW w:type="dxa" w:w="1440"/>
+          </w:tcPr>
+          <w:p>
+            <w:r>
+              <w:rPr>
+                <w:sz w:val="18"/>
+              </w:rPr>
+              <w:t>**+4.04**</w:t>
+            </w:r>
+          </w:p>
+        </w:tc>
+        <w:tc>
+          <w:tcPr>
+            <w:tcW w:type="dxa" w:w="1440"/>
+          </w:tcPr>
+          <w:p>
+            <w:r>
+              <w:rPr>
+                <w:sz w:val="18"/>
+              </w:rPr>
+              <w:t>**[+0.0700, +0.2019]**</w:t>
+            </w:r>
+          </w:p>
+        </w:tc>
+      </w:tr>
+      <w:tr>
+        <w:tc>
+          <w:tcPr>
+            <w:tcW w:type="dxa" w:w="1440"/>
+          </w:tcPr>
+          <w:p>
+            <w:r>
+              <w:rPr>
+                <w:sz w:val="18"/>
+              </w:rPr>
+              <w:t>3,000 万</w:t>
+            </w:r>
+          </w:p>
+        </w:tc>
+        <w:tc>
+          <w:tcPr>
+            <w:tcW w:type="dxa" w:w="1440"/>
+          </w:tcPr>
+          <w:p>
+            <w:r>
+              <w:rPr>
+                <w:sz w:val="18"/>
+              </w:rPr>
+              <w:t>STRESS（0.3%）</w:t>
+            </w:r>
+          </w:p>
+        </w:tc>
+        <w:tc>
+          <w:tcPr>
+            <w:tcW w:type="dxa" w:w="1440"/>
+          </w:tcPr>
+          <w:p>
+            <w:r>
+              <w:rPr>
+                <w:sz w:val="18"/>
+              </w:rPr>
+              <w:t>0.1127</w:t>
+            </w:r>
+          </w:p>
+        </w:tc>
+        <w:tc>
+          <w:tcPr>
+            <w:tcW w:type="dxa" w:w="1440"/>
+          </w:tcPr>
+          <w:p>
+            <w:r>
+              <w:rPr>
+                <w:sz w:val="18"/>
+              </w:rPr>
+              <w:t>+0.0424 pp</w:t>
+            </w:r>
+          </w:p>
+        </w:tc>
+        <w:tc>
+          <w:tcPr>
+            <w:tcW w:type="dxa" w:w="1440"/>
+          </w:tcPr>
+          <w:p>
+            <w:r>
+              <w:rPr>
+                <w:sz w:val="18"/>
+              </w:rPr>
+              <w:t>+1.27</w:t>
+            </w:r>
+          </w:p>
+        </w:tc>
+        <w:tc>
+          <w:tcPr>
+            <w:tcW w:type="dxa" w:w="1440"/>
+          </w:tcPr>
+          <w:p>
+            <w:r>
+              <w:rPr>
+                <w:sz w:val="18"/>
+              </w:rPr>
+              <w:t>[−0.0231, +0.1080]</w:t>
+            </w:r>
+          </w:p>
+        </w:tc>
+      </w:tr>
+      <w:tr>
+        <w:tc>
+          <w:tcPr>
+            <w:tcW w:type="dxa" w:w="1440"/>
+          </w:tcPr>
+          <w:p>
+            <w:r>
+              <w:rPr>
+                <w:sz w:val="18"/>
+              </w:rPr>
+              <w:t>3,000 万</w:t>
+            </w:r>
+          </w:p>
+        </w:tc>
+        <w:tc>
+          <w:tcPr>
+            <w:tcW w:type="dxa" w:w="1440"/>
+          </w:tcPr>
+          <w:p>
+            <w:r>
+              <w:rPr>
+                <w:sz w:val="18"/>
+              </w:rPr>
+              <w:t>CONSERVATIVE（含最低佣金 5 元/笔）</w:t>
+            </w:r>
+          </w:p>
+        </w:tc>
+        <w:tc>
+          <w:tcPr>
+            <w:tcW w:type="dxa" w:w="1440"/>
+          </w:tcPr>
+          <w:p>
+            <w:r>
+              <w:rPr>
+                <w:sz w:val="18"/>
+              </w:rPr>
+              <w:t>0.0236</w:t>
+            </w:r>
+          </w:p>
+        </w:tc>
+        <w:tc>
+          <w:tcPr>
+            <w:tcW w:type="dxa" w:w="1440"/>
+          </w:tcPr>
+          <w:p>
+            <w:r>
+              <w:rPr>
+                <w:sz w:val="18"/>
+              </w:rPr>
+              <w:t>**+0.1315 pp**</w:t>
+            </w:r>
+          </w:p>
+        </w:tc>
+        <w:tc>
+          <w:tcPr>
+            <w:tcW w:type="dxa" w:w="1440"/>
+          </w:tcPr>
+          <w:p>
+            <w:r>
+              <w:rPr>
+                <w:sz w:val="18"/>
+              </w:rPr>
+              <w:t>**+3.90**</w:t>
+            </w:r>
+          </w:p>
+        </w:tc>
+        <w:tc>
+          <w:tcPr>
+            <w:tcW w:type="dxa" w:w="1440"/>
+          </w:tcPr>
+          <w:p>
+            <w:r>
+              <w:rPr>
+                <w:sz w:val="18"/>
+              </w:rPr>
+              <w:t>[+0.0654, +0.1976]</w:t>
+            </w:r>
+          </w:p>
+        </w:tc>
+      </w:tr>
+      <w:tr>
+        <w:tc>
+          <w:tcPr>
+            <w:tcW w:type="dxa" w:w="1440"/>
+          </w:tcPr>
+          <w:p>
+            <w:r>
+              <w:rPr>
+                <w:sz w:val="18"/>
+              </w:rPr>
+              <w:t>1,000 万</w:t>
+            </w:r>
+          </w:p>
+        </w:tc>
+        <w:tc>
+          <w:tcPr>
+            <w:tcW w:type="dxa" w:w="1440"/>
+          </w:tcPr>
+          <w:p>
+            <w:r>
+              <w:rPr>
+                <w:sz w:val="18"/>
+              </w:rPr>
+              <w:t>BASE</w:t>
+            </w:r>
+          </w:p>
+        </w:tc>
+        <w:tc>
+          <w:tcPr>
+            <w:tcW w:type="dxa" w:w="1440"/>
+          </w:tcPr>
+          <w:p>
+            <w:r>
+              <w:rPr>
+                <w:sz w:val="18"/>
+              </w:rPr>
+              <w:t>0.0192</w:t>
+            </w:r>
+          </w:p>
+        </w:tc>
+        <w:tc>
+          <w:tcPr>
+            <w:tcW w:type="dxa" w:w="1440"/>
+          </w:tcPr>
+          <w:p>
+            <w:r>
+              <w:rPr>
+                <w:sz w:val="18"/>
+              </w:rPr>
+              <w:t>+0.1255 pp</w:t>
+            </w:r>
+          </w:p>
+        </w:tc>
+        <w:tc>
+          <w:tcPr>
+            <w:tcW w:type="dxa" w:w="1440"/>
+          </w:tcPr>
+          <w:p>
+            <w:r>
+              <w:rPr>
+                <w:sz w:val="18"/>
+              </w:rPr>
+              <w:t>+4.00</w:t>
+            </w:r>
+          </w:p>
+        </w:tc>
+        <w:tc>
+          <w:tcPr>
+            <w:tcW w:type="dxa" w:w="1440"/>
+          </w:tcPr>
+          <w:p>
+            <w:r>
+              <w:rPr>
+                <w:sz w:val="18"/>
+              </w:rPr>
+              <w:t>[+0.0640, +0.1869]</w:t>
+            </w:r>
+          </w:p>
+        </w:tc>
+      </w:tr>
+      <w:tr>
+        <w:tc>
+          <w:tcPr>
+            <w:tcW w:type="dxa" w:w="1440"/>
+          </w:tcPr>
+          <w:p>
+            <w:r>
+              <w:rPr>
+                <w:sz w:val="18"/>
+              </w:rPr>
+              <w:t>1,000 万</w:t>
+            </w:r>
+          </w:p>
+        </w:tc>
+        <w:tc>
+          <w:tcPr>
+            <w:tcW w:type="dxa" w:w="1440"/>
+          </w:tcPr>
+          <w:p>
+            <w:r>
+              <w:rPr>
+                <w:sz w:val="18"/>
+              </w:rPr>
+              <w:t>CONSERVATIVE</w:t>
+            </w:r>
+          </w:p>
+        </w:tc>
+        <w:tc>
+          <w:tcPr>
+            <w:tcW w:type="dxa" w:w="1440"/>
+          </w:tcPr>
+          <w:p>
+            <w:r>
+              <w:rPr>
+                <w:sz w:val="18"/>
+              </w:rPr>
+              <w:t>0.0466</w:t>
+            </w:r>
+          </w:p>
+        </w:tc>
+        <w:tc>
+          <w:tcPr>
+            <w:tcW w:type="dxa" w:w="1440"/>
+          </w:tcPr>
+          <w:p>
+            <w:r>
+              <w:rPr>
+                <w:sz w:val="18"/>
+              </w:rPr>
+              <w:t>+0.0981 pp</w:t>
+            </w:r>
+          </w:p>
+        </w:tc>
+        <w:tc>
+          <w:tcPr>
+            <w:tcW w:type="dxa" w:w="1440"/>
+          </w:tcPr>
+          <w:p>
+            <w:r>
+              <w:rPr>
+                <w:sz w:val="18"/>
+              </w:rPr>
+              <w:t>+3.12</w:t>
+            </w:r>
+          </w:p>
+        </w:tc>
+        <w:tc>
+          <w:tcPr>
+            <w:tcW w:type="dxa" w:w="1440"/>
+          </w:tcPr>
+          <w:p>
+            <w:r>
+              <w:rPr>
+                <w:sz w:val="18"/>
+              </w:rPr>
+              <w:t>[+0.0364, +0.1598]</w:t>
+            </w:r>
+          </w:p>
+        </w:tc>
+      </w:tr>
+    </w:tbl>
+    <w:p/>
+    <w:p>
+      <w:pPr>
+        <w:pStyle w:val="ListBullet"/>
+      </w:pPr>
+      <w:r>
+        <w:t>BASE = 佣金 0.025% 双边 + 印花税 0.05% 仅卖出 + 过户费 0.001% 双边</w:t>
+      </w:r>
+    </w:p>
+    <w:p>
+      <w:r>
+        <w:t xml:space="preserve">  （等价对称单边 0.051%）。不对称，未简化成对称。</w:t>
+      </w:r>
+    </w:p>
+    <w:p>
+      <w:pPr>
+        <w:pStyle w:val="ListBullet"/>
+      </w:pPr>
+      <w:r>
+        <w:t>CONSERVATIVE = BASE + 最低佣金 5 元/笔（本组合单标的仅约 5,163 元，</w:t>
+      </w:r>
+    </w:p>
+    <w:p>
+      <w:r>
+        <w:t xml:space="preserve">  从价佣金 1.29 元远低于下限，实收 5 元）。</w:t>
+      </w:r>
+    </w:p>
+    <w:p>
+      <w:pPr>
+        <w:pStyle w:val="ListBullet"/>
+      </w:pPr>
+      <w:r>
+        <w:t>盈亏平衡费率 = 0.4129%（等价对称单边），A 股真实约 0.051%，离门槛约 8 倍。</w:t>
+      </w:r>
+    </w:p>
+    <w:p>
+      <w:r>
+        <w:t>阶段 O 的判据三条全部通过：A 统计（t=+4.04）[通过]／B 分段稳定[通过]／C 保守口径净值 &gt; 0[通过]</w:t>
+      </w:r>
+    </w:p>
+    <w:p>
+      <w:r>
+        <w:t>→ EXECUTABLE_UNDER_BASE_FEES</w:t>
+      </w:r>
+    </w:p>
+    <w:p>
+      <w:r>
+        <w:t>交叉验证：本阶段 STRESS 口径、3,000 万的净值 +0.0424（t=1.27），</w:t>
+      </w:r>
+    </w:p>
+    <w:p>
+      <w:r>
+        <w:t>与阶段 J 独立算出的 +0.042423（t=1.2688）逐位一致——两条实现路径同数。</w:t>
+      </w:r>
+    </w:p>
+    <w:p>
+      <w:pPr>
+        <w:pStyle w:val="Heading4"/>
+      </w:pPr>
+      <w:r>
+        <w:t>⚠️ 三条限定（缺一不可）</w:t>
+      </w:r>
+    </w:p>
+    <w:p>
+      <w:pPr>
+        <w:pStyle w:val="ListNumber"/>
+      </w:pPr>
+      <w:r>
+        <w:t>A∧B∧C 全过 ≠ 可用。 样本内、无前瞻验证；1,000 万时现金残留 12.32%</w:t>
+      </w:r>
+    </w:p>
+    <w:p>
+      <w:r>
+        <w:t xml:space="preserve">   （3,000 万才降到 4.75%）仍在。BASE 的 0.025% 佣金是情景值，不是所有账户可得的报价。</w:t>
+      </w:r>
+    </w:p>
+    <w:p>
+      <w:pPr>
+        <w:pStyle w:val="ListNumber"/>
+      </w:pPr>
+      <w:r>
+        <w:t>C 是点估计条件（"保守口径净值 &gt; 0"），不是区间条件；</w:t>
+      </w:r>
+    </w:p>
+    <w:p>
+      <w:r>
+        <w:t xml:space="preserve">   不过其 CI 下界 +0.0654，故不是边缘——这点必须如实说明。</w:t>
+      </w:r>
+    </w:p>
+    <w:p>
+      <w:pPr>
+        <w:pStyle w:val="ListNumber"/>
+      </w:pPr>
+      <w:r>
+        <w:t>阶段 I/J 的 ABSORBED 判定全部保留、不修改——它们是 0.3% 口径下的正确结论。</w:t>
+      </w:r>
+    </w:p>
+    <w:p>
+      <w:r>
+        <w:t xml:space="preserve">   两套口径并存，引用任一"成本后"数字必须同时给出口径。</w:t>
+      </w:r>
+    </w:p>
+    <w:p>
+      <w:pPr>
+        <w:pStyle w:val="Heading4"/>
+      </w:pPr>
+      <w:r>
+        <w:t>分段稳定性在 BASE 口径下第一次通过</w:t>
+      </w:r>
+    </w:p>
+    <w:tbl>
+      <w:tblPr>
+        <w:tblStyle w:val="TableGrid"/>
+        <w:tblW w:type="auto" w:w="0"/>
+        <w:tblLook w:firstColumn="1" w:firstRow="1" w:lastColumn="0" w:lastRow="0" w:noHBand="0" w:noVBand="1" w:val="04A0"/>
+      </w:tblPr>
+      <w:tblGrid>
+        <w:gridCol w:w="2880"/>
+        <w:gridCol w:w="2880"/>
+        <w:gridCol w:w="2880"/>
+      </w:tblGrid>
+      <w:tr>
+        <w:tc>
+          <w:tcPr>
+            <w:tcW w:type="dxa" w:w="2880"/>
+          </w:tcPr>
+          <w:p>
+            <w:r>
+              <w:rPr>
+                <w:b/>
+                <w:sz w:val="18"/>
+              </w:rPr>
+            </w:r>
+          </w:p>
+        </w:tc>
+        <w:tc>
+          <w:tcPr>
+            <w:tcW w:type="dxa" w:w="2880"/>
+          </w:tcPr>
+          <w:p>
+            <w:r>
+              <w:rPr>
+                <w:b/>
+                <w:sz w:val="18"/>
+              </w:rPr>
+              <w:t>2007-2015</w:t>
+            </w:r>
+          </w:p>
+        </w:tc>
+        <w:tc>
+          <w:tcPr>
+            <w:tcW w:type="dxa" w:w="2880"/>
+          </w:tcPr>
+          <w:p>
+            <w:r>
+              <w:rPr>
+                <w:b/>
+                <w:sz w:val="18"/>
+              </w:rPr>
+              <w:t>2016-2026</w:t>
+            </w:r>
+          </w:p>
+        </w:tc>
+      </w:tr>
+      <w:tr>
+        <w:tc>
+          <w:tcPr>
+            <w:tcW w:type="dxa" w:w="2880"/>
+          </w:tcPr>
+          <w:p>
+            <w:r>
+              <w:rPr>
+                <w:sz w:val="18"/>
+              </w:rPr>
+              <w:t>阶段 J（0.3%）</w:t>
+            </w:r>
+          </w:p>
+        </w:tc>
+        <w:tc>
+          <w:tcPr>
+            <w:tcW w:type="dxa" w:w="2880"/>
+          </w:tcPr>
+          <w:p>
+            <w:r>
+              <w:rPr>
+                <w:sz w:val="18"/>
+              </w:rPr>
+              <w:t>+0.0298（t=0.76）</w:t>
+            </w:r>
+          </w:p>
+        </w:tc>
+        <w:tc>
+          <w:tcPr>
+            <w:tcW w:type="dxa" w:w="2880"/>
+          </w:tcPr>
+          <w:p>
+            <w:r>
+              <w:rPr>
+                <w:sz w:val="18"/>
+              </w:rPr>
+              <w:t>+0.0483（t=1.11）</w:t>
+            </w:r>
+          </w:p>
+        </w:tc>
+      </w:tr>
+      <w:tr>
+        <w:tc>
+          <w:tcPr>
+            <w:tcW w:type="dxa" w:w="2880"/>
+          </w:tcPr>
+          <w:p>
+            <w:r>
+              <w:rPr>
+                <w:sz w:val="18"/>
+              </w:rPr>
+              <w:t>**阶段 O（BASE）**</w:t>
+            </w:r>
+          </w:p>
+        </w:tc>
+        <w:tc>
+          <w:tcPr>
+            <w:tcW w:type="dxa" w:w="2880"/>
+          </w:tcPr>
+          <w:p>
+            <w:r>
+              <w:rPr>
+                <w:sz w:val="18"/>
+              </w:rPr>
+              <w:t>**+0.1438（t=+3.32）**</w:t>
+            </w:r>
+          </w:p>
+        </w:tc>
+        <w:tc>
+          <w:tcPr>
+            <w:tcW w:type="dxa" w:w="2880"/>
+          </w:tcPr>
+          <w:p>
+            <w:r>
+              <w:rPr>
+                <w:sz w:val="18"/>
+              </w:rPr>
+              <w:t>**+0.1294（t=+2.58）**</w:t>
+            </w:r>
+          </w:p>
+        </w:tc>
+      </w:tr>
+    </w:tbl>
+    <w:p/>
+    <w:p>
+      <w:r>
+        <w:t>[注意] 但按纪律第 8 条与阶段 P 的正式检验：这只能说"两段各自显著为正"，</w:t>
+      </w:r>
+    </w:p>
+    <w:p>
+      <w:r>
+        <w:t>不能说证明了不衰减（两段之差未检出，MDE=0.1866pp）。见 §8 第 3 条。</w:t>
       </w:r>
     </w:p>
     <w:p>

--- a/docs/EXPERT_REVIEW_REPORT_2026-10-21.docx
+++ b/docs/EXPERT_REVIEW_REPORT_2026-10-21.docx
@@ -77,7 +77,17 @@
         <w:pStyle w:val="ListNumber"/>
       </w:pPr>
       <w:r>
-        <w:t>两个新变量（MAX5、异常放量）在控制波动率后仍显著，且彼此独立，不是旧因子的影子。</w:t>
+        <w:t>两个新变量（MAX5、异常放量 SURGE）在控制波动率后仍显著</w:t>
+      </w:r>
+    </w:p>
+    <w:p>
+      <w:r>
+        <w:t xml:space="preserve">   —— [注意] 但"彼此独立"对两者不成立度不同，见阶段 Q 更正：</w:t>
+      </w:r>
+    </w:p>
+    <w:p>
+      <w:r>
+        <w:t xml:space="preserve">   SURGE 独立且稳健；MAX5 仅在"非参数控制波动率"时成立。</w:t>
       </w:r>
     </w:p>
     <w:p>
@@ -2553,6 +2563,204 @@
     <w:p>
       <w:r>
         <w:t>稳健性自查：换五种聚合规则全部显著，且同时去掉最低与最高波动层（只用 L2~L4）仍有 +0.6935（t=2.662）——所以"最低波动层为负"没有撑起结论。</w:t>
+      </w:r>
+    </w:p>
+    <w:p>
+      <w:pPr>
+        <w:ind w:left="360"/>
+      </w:pPr>
+      <w:r>
+        <w:rPr>
+          <w:i/>
+        </w:rPr>
+        <w:t>### ⚠️ 更正说明（阶段 Q 增量信息检验，2026-10-21；见 `docs/PHASE_Q_RESULT_REPORT_2026-10-21.md`）</w:t>
+      </w:r>
+    </w:p>
+    <w:p>
+      <w:pPr>
+        <w:ind w:left="360"/>
+      </w:pPr>
+      <w:r>
+        <w:rPr>
+          <w:i/>
+        </w:rPr>
+        <w:t>阶段 Q 用 Fama-MacBeth 横截面回归（逐月、237 月、NW(3)、秩 z-score）</w:t>
+      </w:r>
+    </w:p>
+    <w:p>
+      <w:pPr>
+        <w:ind w:left="360"/>
+      </w:pPr>
+      <w:r>
+        <w:rPr>
+          <w:i/>
+        </w:rPr>
+        <w:t>检验"控制其他信号后还剩多少"，**MAX5 的增量信息取决于波动率怎么控制**：</w:t>
+      </w:r>
+    </w:p>
+    <w:p>
+      <w:pPr>
+        <w:ind w:left="360"/>
+      </w:pPr>
+      <w:r>
+        <w:rPr>
+          <w:i/>
+        </w:rPr>
+        <w:t>| 设定 | MAX5 系数 | t(NW) | | SURGE 系数 | t(NW) |</w:t>
+      </w:r>
+    </w:p>
+    <w:p>
+      <w:pPr>
+        <w:ind w:left="360"/>
+      </w:pPr>
+      <w:r>
+        <w:rPr>
+          <w:i/>
+        </w:rPr>
+        <w:t>|---|---:|---:|---|---:|---:|</w:t>
+      </w:r>
+    </w:p>
+    <w:p>
+      <w:pPr>
+        <w:ind w:left="360"/>
+      </w:pPr>
+      <w:r>
+        <w:rPr>
+          <w:i/>
+        </w:rPr>
+        <w:t>| 多元（**线性**控制 VOL） | **+0.042 pp/sd** | **+0.254**（不显著，**符号翻转**） | | **−0.165** | **−2.038** |</w:t>
+      </w:r>
+    </w:p>
+    <w:p>
+      <w:pPr>
+        <w:ind w:left="360"/>
+      </w:pPr>
+      <w:r>
+        <w:rPr>
+          <w:i/>
+        </w:rPr>
+        <w:t>| 波动率 **5 层内**（非参数） | −0.162 pp/sd | **−2.908**（显著） | | −0.120 | **−2.001** |</w:t>
+      </w:r>
+    </w:p>
+    <w:p>
+      <w:pPr>
+        <w:ind w:left="360"/>
+      </w:pPr>
+      <w:r>
+        <w:rPr>
+          <w:i/>
+        </w:rPr>
+        <w:t>| 可成交口径（线性控制） | −0.003 pp/sd | −0.016（不显著） | | −0.161 | **−2.007** |</w:t>
+      </w:r>
+    </w:p>
+    <w:p>
+      <w:pPr>
+        <w:ind w:left="360"/>
+      </w:pPr>
+      <w:r>
+        <w:rPr>
+          <w:i/>
+        </w:rPr>
+        <w:t>**保留率（多元/单变量）**：MAX5 **−0.109**；SURGE **+0.402**。</w:t>
+      </w:r>
+    </w:p>
+    <w:p>
+      <w:pPr>
+        <w:ind w:left="360"/>
+      </w:pPr>
+      <w:r>
+        <w:rPr>
+          <w:i/>
+        </w:rPr>
+        <w:t>→ **SURGE：三种设定都显著，对控制方式不敏感 → 增量信息成立且稳健。**</w:t>
+      </w:r>
+    </w:p>
+    <w:p>
+      <w:pPr>
+        <w:ind w:left="360"/>
+      </w:pPr>
+      <w:r>
+        <w:rPr>
+          <w:i/>
+        </w:rPr>
+        <w:t>→ **MAX5：与波动率秩相关 +0.88，线性同场时两者争夺解释力，系数不稳定。**</w:t>
+      </w:r>
+    </w:p>
+    <w:p>
+      <w:pPr>
+        <w:ind w:left="360"/>
+      </w:pPr>
+      <w:r>
+        <w:rPr>
+          <w:i/>
+        </w:rPr>
+        <w:t>**既不能断言它有独立增量信息，也不能断言它没有。**</w:t>
+      </w:r>
+    </w:p>
+    <w:p>
+      <w:pPr>
+        <w:ind w:left="360"/>
+      </w:pPr>
+      <w:r>
+        <w:rPr>
+          <w:i/>
+        </w:rPr>
+        <w:t>→ 因此 **§5.1 的结论必须限定为**：MAX5 的效应**只在"以非参数方式控制波动率"</w:t>
+      </w:r>
+    </w:p>
+    <w:p>
+      <w:pPr>
+        <w:ind w:left="360"/>
+      </w:pPr>
+      <w:r>
+        <w:rPr>
+          <w:i/>
+        </w:rPr>
+        <w:t>（即阶段 F 的层内设计）下才可检出**；与波动率线性同场竞争时会被完全吸收。</w:t>
+      </w:r>
+    </w:p>
+    <w:p>
+      <w:pPr>
+        <w:ind w:left="360"/>
+      </w:pPr>
+      <w:r>
+        <w:rPr>
+          <w:i/>
+        </w:rPr>
+        <w:t>→ 附带：阶段 Q 把反转控制从"单日收益"改成"21 日形成期收益"后，</w:t>
+      </w:r>
+    </w:p>
+    <w:p>
+      <w:pPr>
+        <w:ind w:left="360"/>
+      </w:pPr>
+      <w:r>
+        <w:rPr>
+          <w:i/>
+        </w:rPr>
+        <w:t>该变量从 +0.030（t=+0.35，无效）变成 **−0.281（t=−3.15）**，</w:t>
+      </w:r>
+    </w:p>
+    <w:p>
+      <w:pPr>
+        <w:ind w:left="360"/>
+      </w:pPr>
+      <w:r>
+        <w:rPr>
+          <w:i/>
+        </w:rPr>
+        <w:t>**成为四个变量中最强的预测项** —— 印证了阶段 N 的那个控制变量是失效的。</w:t>
+      </w:r>
+    </w:p>
+    <w:p>
+      <w:pPr>
+        <w:ind w:left="360"/>
+      </w:pPr>
+      <w:r>
+        <w:rPr>
+          <w:i/>
+        </w:rPr>
+        <w:t>但它效应在空头侧（阶段 E ratio 0.21），**统计最强 ≠ 可用**。</w:t>
       </w:r>
     </w:p>
     <w:p>

--- a/docs/EXPERT_REVIEW_REPORT_2026-10-21.docx
+++ b/docs/EXPERT_REVIEW_REPORT_2026-10-21.docx
@@ -5146,6 +5146,237 @@
     <w:p>
       <w:r>
         <w:t>与阶段 J 独立算出的 +0.042423（t=1.2688）逐位一致——两条实现路径同数。</w:t>
+      </w:r>
+    </w:p>
+    <w:p>
+      <w:pPr>
+        <w:ind w:left="360"/>
+      </w:pPr>
+      <w:r>
+        <w:rPr>
+          <w:i/>
+        </w:rPr>
+        <w:t>### ✅ 补充：BASE 口径已获得券商官方文件支撑（2026-10-21 检索，`docs/BROKER_FEE_CALCULATION_2026-10-21.md`）</w:t>
+      </w:r>
+    </w:p>
+    <w:p>
+      <w:pPr>
+        <w:ind w:left="360"/>
+      </w:pPr>
+      <w:r>
+        <w:rPr>
+          <w:i/>
+        </w:rPr>
+        <w:t>阶段 O 的 BASE 原为"情景值"。检索后，**东方财富证券《佣金收费协议书》官方 PDF**</w:t>
+      </w:r>
+    </w:p>
+    <w:p>
+      <w:pPr>
+        <w:ind w:left="360"/>
+      </w:pPr>
+      <w:r>
+        <w:rPr>
+          <w:i/>
+        </w:rPr>
+        <w:t>载明佣金 **0.25‰（万2.5）且为全佣（含规费）、A 股每笔不足 5 元按 5 元收**</w:t>
+      </w:r>
+    </w:p>
+    <w:p>
+      <w:pPr>
+        <w:ind w:left="360"/>
+      </w:pPr>
+      <w:r>
+        <w:rPr>
+          <w:i/>
+        </w:rPr>
+        <w:t>——这**恰好就是**阶段 O 的 `CONSERVATIVE` 定义。两条独立路径：</w:t>
+      </w:r>
+    </w:p>
+    <w:p>
+      <w:pPr>
+        <w:ind w:left="360"/>
+      </w:pPr>
+      <w:r>
+        <w:rPr>
+          <w:i/>
+        </w:rPr>
+        <w:t>| | 净 pp/月 | t(NW) |</w:t>
+      </w:r>
+    </w:p>
+    <w:p>
+      <w:pPr>
+        <w:ind w:left="360"/>
+      </w:pPr>
+      <w:r>
+        <w:rPr>
+          <w:i/>
+        </w:rPr>
+        <w:t>|---|---:|---:|</w:t>
+      </w:r>
+    </w:p>
+    <w:p>
+      <w:pPr>
+        <w:ind w:left="360"/>
+      </w:pPr>
+      <w:r>
+        <w:rPr>
+          <w:i/>
+        </w:rPr>
+        <w:t>| 券商官方默认（本测算） | **+0.1313** | **+3.895** |</w:t>
+      </w:r>
+    </w:p>
+    <w:p>
+      <w:pPr>
+        <w:ind w:left="360"/>
+      </w:pPr>
+      <w:r>
+        <w:rPr>
+          <w:i/>
+        </w:rPr>
+        <w:t>| 阶段 O CONSERVATIVE | +0.1315 | +3.90 |</w:t>
+      </w:r>
+    </w:p>
+    <w:p>
+      <w:pPr>
+        <w:ind w:left="360"/>
+      </w:pPr>
+      <w:r>
+        <w:rPr>
+          <w:i/>
+        </w:rPr>
+        <w:t>盈亏平衡费率也吻合：本测算双边佣金 0.38693% → 等价对称单边 **0.41293%**，</w:t>
+      </w:r>
+    </w:p>
+    <w:p>
+      <w:pPr>
+        <w:ind w:left="360"/>
+      </w:pPr>
+      <w:r>
+        <w:rPr>
+          <w:i/>
+        </w:rPr>
+        <w:t>阶段 O 独立算出 **0.4129%**。</w:t>
+      </w:r>
+    </w:p>
+    <w:p>
+      <w:pPr>
+        <w:ind w:left="360"/>
+      </w:pPr>
+      <w:r>
+        <w:rPr>
+          <w:i/>
+        </w:rPr>
+        <w:t>**中原证券**默认万3（第三方口径，未找到官方原文）→ 净 +0.1305（t=+3.87），</w:t>
+      </w:r>
+    </w:p>
+    <w:p>
+      <w:pPr>
+        <w:ind w:left="360"/>
+      </w:pPr>
+      <w:r>
+        <w:rPr>
+          <w:i/>
+        </w:rPr>
+        <w:t>与东方财富**无实质差别**（差 0.0008pp）——因为两者都被**单笔 5 元下限**主导。</w:t>
+      </w:r>
+    </w:p>
+    <w:p>
+      <w:pPr>
+        <w:ind w:left="360"/>
+      </w:pPr>
+      <w:r>
+        <w:rPr>
+          <w:i/>
+        </w:rPr>
+        <w:t>**⭐ 一个反直觉但关键的测算结果**：</w:t>
+      </w:r>
+    </w:p>
+    <w:p>
+      <w:pPr>
+        <w:ind w:left="360"/>
+      </w:pPr>
+      <w:r>
+        <w:rPr>
+          <w:i/>
+        </w:rPr>
+        <w:t>单笔金额 = W/1,937 只；摆脱 5 元下限需 W ≥ **3,874 万**（万2.5）/ **9,685 万**（万1）。</w:t>
+      </w:r>
+    </w:p>
+    <w:p>
+      <w:pPr>
+        <w:ind w:left="360"/>
+      </w:pPr>
+      <w:r>
+        <w:rPr>
+          <w:i/>
+        </w:rPr>
+        <w:t>因此在 **1,000 万资金下，把费率从万3谈到万1，成本节省恰好为 0.0000pp**——</w:t>
+      </w:r>
+    </w:p>
+    <w:p>
+      <w:pPr>
+        <w:ind w:left="360"/>
+      </w:pPr>
+      <w:r>
+        <w:rPr>
+          <w:i/>
+        </w:rPr>
+        <w:t>单笔仅约 5,163 元，任何费率下佣金都不足 5 元。**费率越低，摆脱下限所需资金反而越大。**</w:t>
+      </w:r>
+    </w:p>
+    <w:p>
+      <w:pPr>
+        <w:ind w:left="360"/>
+      </w:pPr>
+      <w:r>
+        <w:rPr>
+          <w:i/>
+        </w:rPr>
+        <w:t>→ 真正的杠杆是**资金规模 / 单笔委托金额**，不是费率谈判。</w:t>
+      </w:r>
+    </w:p>
+    <w:p>
+      <w:pPr>
+        <w:ind w:left="360"/>
+      </w:pPr>
+      <w:r>
+        <w:rPr>
+          <w:i/>
+        </w:rPr>
+        <w:t>另：**本策略日均委托 35 笔**，远低于高频交易认定阈值 20,000 笔/日（差 577 倍）</w:t>
+      </w:r>
+    </w:p>
+    <w:p>
+      <w:pPr>
+        <w:ind w:left="360"/>
+      </w:pPr>
+      <w:r>
+        <w:rPr>
+          <w:i/>
+        </w:rPr>
+        <w:t>→ **不适用** 2025-07-07 起施行的程序化交易差异化收费。</w:t>
+      </w:r>
+    </w:p>
+    <w:p>
+      <w:pPr>
+        <w:ind w:left="360"/>
+      </w:pPr>
+      <w:r>
+        <w:rPr>
+          <w:i/>
+        </w:rPr>
+        <w:t>⚠️ 检索到的"量化万1、免五"等低费率**全部来自营销/导流渠道，且"免五"与监管口径冲突**</w:t>
+      </w:r>
+    </w:p>
+    <w:p>
+      <w:pPr>
+        <w:ind w:left="360"/>
+      </w:pPr>
+      <w:r>
+        <w:rPr>
+          <w:i/>
+        </w:rPr>
+        <w:t>（多家来源同时称证监会规定单笔最低 5 元、免五属违规），只能作**合规存疑的上界情景**。</w:t>
       </w:r>
     </w:p>
     <w:p>

--- a/docs/EXPERT_REVIEW_REPORT_2026-10-21.docx
+++ b/docs/EXPERT_REVIEW_REPORT_2026-10-21.docx
@@ -15,12 +15,12 @@
         <w:pStyle w:val="Heading2"/>
       </w:pPr>
       <w:r>
-        <w:t>——十七项预登记检验的完整报告</w:t>
+        <w:t>——二十一项预登记检验的完整报告</w:t>
       </w:r>
     </w:p>
     <w:p>
       <w:r>
-        <w:t>DeepQuant 项目 ｜ 2026-10-21 ｜ 分支 workbuddy/2026-10-20-consolidated</w:t>
+        <w:t>DeepQuant 项目 ｜ 2026-10-22（v2：增补阶段 Q 增量信息、阶段 R SURGE 冲击成本）｜ 分支 workbuddy/2026-10-20-consolidated</w:t>
       </w:r>
     </w:p>
     <w:p>
@@ -38,17 +38,17 @@
     </w:p>
     <w:p>
       <w:r>
-        <w:t>本项目在 A 股全样本上系统检验了价量异象的可执行性，共完成 17 项预登记实验</w:t>
+        <w:t>本项目在 A 股全样本上系统检验了价量异象的可执行性，共完成 21 项预登记实验</w:t>
       </w:r>
     </w:p>
     <w:p>
       <w:r>
-        <w:t>+ 4 项后续阶段（M ratio 补测、N 只读审计、O 费率口径、P 分段相等性）</w:t>
+        <w:t>（Gate 1~6 + 阶段 C / C-2 / C-3 / E / F / G / I / J / K / L / M / O / P / Q / R）</w:t>
       </w:r>
     </w:p>
     <w:p>
       <w:r>
-        <w:t>+ 1 项评估（阶段 H）。</w:t>
+        <w:t>+ 1 项只读审计（阶段 N）+ 1 项评估（阶段 H）。</w:t>
       </w:r>
     </w:p>
     <w:p>
@@ -394,7 +394,7 @@
     </w:p>
     <w:p>
       <w:r>
-        <w:t>方法上的自我披露：本报告记录了 10 处实现/判据错误及其修复，其中 6 次是"检查器自己写错"。我们保留了每一次修复前的产物。</w:t>
+        <w:t>方法上的自我披露：本报告记录了 13 处实现/判据错误及其修复，其中 6 次是"检查器自己写错"。我们保留了每一次修复前的产物。</w:t>
       </w:r>
     </w:p>
     <w:p>
@@ -5580,6 +5580,1498 @@
     <w:p>
       <w:r>
         <w:t>不能说证明了不衰减（两段之差未检出，MDE=0.1866pp）。见 §8 第 3 条。</w:t>
+      </w:r>
+    </w:p>
+    <w:p>
+      <w:pPr>
+        <w:pStyle w:val="Heading3"/>
+      </w:pPr>
+      <w:r>
+        <w:t>6.8 阶段 R：SURGE 的冲击成本（`7b5e7643`）——`SURGE_SCALE_DEPENDENT`</w:t>
+      </w:r>
+    </w:p>
+    <w:p>
+      <w:r>
+        <w:t>SURGE 是唯一在真实费率下"由负转正"的信号，但那次测算没有建模冲击成本</w:t>
+      </w:r>
+    </w:p>
+    <w:p>
+      <w:r>
+        <w:t>（阶段 L 从未算过）。本阶段不新增策略、不改信号定义、不调参、不换窗口，</w:t>
+      </w:r>
+    </w:p>
+    <w:p>
+      <w:r>
+        <w:t>只把这一项补上。复现闸门：237 月；与阶段 L alpha_v1_pp 最大逐月差 4.98e-07；</w:t>
+      </w:r>
+    </w:p>
+    <w:p>
+      <w:r>
+        <w:t>单边换手 24.41%。</w:t>
+      </w:r>
+    </w:p>
+    <w:p>
+      <w:r>
+        <w:t>主口径（东方财富默认费率 + Amihud 冲击模型 A，W=3,000 万）：</w:t>
+      </w:r>
+    </w:p>
+    <w:tbl>
+      <w:tblPr>
+        <w:tblStyle w:val="TableGrid"/>
+        <w:tblW w:type="auto" w:w="0"/>
+        <w:tblLook w:firstColumn="1" w:firstRow="1" w:lastColumn="0" w:lastRow="0" w:noHBand="0" w:noVBand="1" w:val="04A0"/>
+      </w:tblPr>
+      <w:tblGrid>
+        <w:gridCol w:w="960"/>
+        <w:gridCol w:w="960"/>
+        <w:gridCol w:w="960"/>
+        <w:gridCol w:w="960"/>
+        <w:gridCol w:w="960"/>
+        <w:gridCol w:w="960"/>
+        <w:gridCol w:w="960"/>
+        <w:gridCol w:w="960"/>
+        <w:gridCol w:w="960"/>
+      </w:tblGrid>
+      <w:tr>
+        <w:tc>
+          <w:tcPr>
+            <w:tcW w:type="dxa" w:w="960"/>
+          </w:tcPr>
+          <w:p>
+            <w:r>
+              <w:rPr>
+                <w:b/>
+                <w:sz w:val="18"/>
+              </w:rPr>
+              <w:t>情景</w:t>
+            </w:r>
+          </w:p>
+        </w:tc>
+        <w:tc>
+          <w:tcPr>
+            <w:tcW w:type="dxa" w:w="960"/>
+          </w:tcPr>
+          <w:p>
+            <w:r>
+              <w:rPr>
+                <w:b/>
+                <w:sz w:val="18"/>
+              </w:rPr>
+              <w:t>佣金</w:t>
+            </w:r>
+          </w:p>
+        </w:tc>
+        <w:tc>
+          <w:tcPr>
+            <w:tcW w:type="dxa" w:w="960"/>
+          </w:tcPr>
+          <w:p>
+            <w:r>
+              <w:rPr>
+                <w:b/>
+                <w:sz w:val="18"/>
+              </w:rPr>
+              <w:t>冲击 A</w:t>
+            </w:r>
+          </w:p>
+        </w:tc>
+        <w:tc>
+          <w:tcPr>
+            <w:tcW w:type="dxa" w:w="960"/>
+          </w:tcPr>
+          <w:p>
+            <w:r>
+              <w:rPr>
+                <w:b/>
+                <w:sz w:val="18"/>
+              </w:rPr>
+              <w:t>**净 A**</w:t>
+            </w:r>
+          </w:p>
+        </w:tc>
+        <w:tc>
+          <w:tcPr>
+            <w:tcW w:type="dxa" w:w="960"/>
+          </w:tcPr>
+          <w:p>
+            <w:r>
+              <w:rPr>
+                <w:b/>
+                <w:sz w:val="18"/>
+              </w:rPr>
+              <w:t>t(NW)</w:t>
+            </w:r>
+          </w:p>
+        </w:tc>
+        <w:tc>
+          <w:tcPr>
+            <w:tcW w:type="dxa" w:w="960"/>
+          </w:tcPr>
+          <w:p>
+            <w:r>
+              <w:rPr>
+                <w:b/>
+                <w:sz w:val="18"/>
+              </w:rPr>
+              <w:t>CI 下界</w:t>
+            </w:r>
+          </w:p>
+        </w:tc>
+        <w:tc>
+          <w:tcPr>
+            <w:tcW w:type="dxa" w:w="960"/>
+          </w:tcPr>
+          <w:p>
+            <w:r>
+              <w:rPr>
+                <w:b/>
+                <w:sz w:val="18"/>
+              </w:rPr>
+              <w:t>冲击 B(η=1)</w:t>
+            </w:r>
+          </w:p>
+        </w:tc>
+        <w:tc>
+          <w:tcPr>
+            <w:tcW w:type="dxa" w:w="960"/>
+          </w:tcPr>
+          <w:p>
+            <w:r>
+              <w:rPr>
+                <w:b/>
+                <w:sz w:val="18"/>
+              </w:rPr>
+              <w:t>净 B</w:t>
+            </w:r>
+          </w:p>
+        </w:tc>
+        <w:tc>
+          <w:tcPr>
+            <w:tcW w:type="dxa" w:w="960"/>
+          </w:tcPr>
+          <w:p>
+            <w:r>
+              <w:rPr>
+                <w:b/>
+                <w:sz w:val="18"/>
+              </w:rPr>
+              <w:t>t(NW)</w:t>
+            </w:r>
+          </w:p>
+        </w:tc>
+      </w:tr>
+      <w:tr>
+        <w:tc>
+          <w:tcPr>
+            <w:tcW w:type="dxa" w:w="960"/>
+          </w:tcPr>
+          <w:p>
+            <w:r>
+              <w:rPr>
+                <w:sz w:val="18"/>
+              </w:rPr>
+              <w:t>**EM_DEFAULT（东方财富默认）**</w:t>
+            </w:r>
+          </w:p>
+        </w:tc>
+        <w:tc>
+          <w:tcPr>
+            <w:tcW w:type="dxa" w:w="960"/>
+          </w:tcPr>
+          <w:p>
+            <w:r>
+              <w:rPr>
+                <w:sz w:val="18"/>
+              </w:rPr>
+              <w:t>0.0308</w:t>
+            </w:r>
+          </w:p>
+        </w:tc>
+        <w:tc>
+          <w:tcPr>
+            <w:tcW w:type="dxa" w:w="960"/>
+          </w:tcPr>
+          <w:p>
+            <w:r>
+              <w:rPr>
+                <w:sz w:val="18"/>
+              </w:rPr>
+              <w:t>0.0012</w:t>
+            </w:r>
+          </w:p>
+        </w:tc>
+        <w:tc>
+          <w:tcPr>
+            <w:tcW w:type="dxa" w:w="960"/>
+          </w:tcPr>
+          <w:p>
+            <w:r>
+              <w:rPr>
+                <w:sz w:val="18"/>
+              </w:rPr>
+              <w:t>**+0.0703**</w:t>
+            </w:r>
+          </w:p>
+        </w:tc>
+        <w:tc>
+          <w:tcPr>
+            <w:tcW w:type="dxa" w:w="960"/>
+          </w:tcPr>
+          <w:p>
+            <w:r>
+              <w:rPr>
+                <w:sz w:val="18"/>
+              </w:rPr>
+              <w:t>**+2.196**</w:t>
+            </w:r>
+          </w:p>
+        </w:tc>
+        <w:tc>
+          <w:tcPr>
+            <w:tcW w:type="dxa" w:w="960"/>
+          </w:tcPr>
+          <w:p>
+            <w:r>
+              <w:rPr>
+                <w:sz w:val="18"/>
+              </w:rPr>
+              <w:t>**+0.0075**</w:t>
+            </w:r>
+          </w:p>
+        </w:tc>
+        <w:tc>
+          <w:tcPr>
+            <w:tcW w:type="dxa" w:w="960"/>
+          </w:tcPr>
+          <w:p>
+            <w:r>
+              <w:rPr>
+                <w:sz w:val="18"/>
+              </w:rPr>
+              <w:t>0.0467</w:t>
+            </w:r>
+          </w:p>
+        </w:tc>
+        <w:tc>
+          <w:tcPr>
+            <w:tcW w:type="dxa" w:w="960"/>
+          </w:tcPr>
+          <w:p>
+            <w:r>
+              <w:rPr>
+                <w:sz w:val="18"/>
+              </w:rPr>
+              <w:t>+0.0247</w:t>
+            </w:r>
+          </w:p>
+        </w:tc>
+        <w:tc>
+          <w:tcPr>
+            <w:tcW w:type="dxa" w:w="960"/>
+          </w:tcPr>
+          <w:p>
+            <w:r>
+              <w:rPr>
+                <w:sz w:val="18"/>
+              </w:rPr>
+              <w:t>+0.791</w:t>
+            </w:r>
+          </w:p>
+        </w:tc>
+      </w:tr>
+      <w:tr>
+        <w:tc>
+          <w:tcPr>
+            <w:tcW w:type="dxa" w:w="960"/>
+          </w:tcPr>
+          <w:p>
+            <w:r>
+              <w:rPr>
+                <w:sz w:val="18"/>
+              </w:rPr>
+              <w:t>ZY_DEFAULT（中原默认）</w:t>
+            </w:r>
+          </w:p>
+        </w:tc>
+        <w:tc>
+          <w:tcPr>
+            <w:tcW w:type="dxa" w:w="960"/>
+          </w:tcPr>
+          <w:p>
+            <w:r>
+              <w:rPr>
+                <w:sz w:val="18"/>
+              </w:rPr>
+              <w:t>0.0319</w:t>
+            </w:r>
+          </w:p>
+        </w:tc>
+        <w:tc>
+          <w:tcPr>
+            <w:tcW w:type="dxa" w:w="960"/>
+          </w:tcPr>
+          <w:p>
+            <w:r>
+              <w:rPr>
+                <w:sz w:val="18"/>
+              </w:rPr>
+              <w:t>0.0012</w:t>
+            </w:r>
+          </w:p>
+        </w:tc>
+        <w:tc>
+          <w:tcPr>
+            <w:tcW w:type="dxa" w:w="960"/>
+          </w:tcPr>
+          <w:p>
+            <w:r>
+              <w:rPr>
+                <w:sz w:val="18"/>
+              </w:rPr>
+              <w:t>+0.0692</w:t>
+            </w:r>
+          </w:p>
+        </w:tc>
+        <w:tc>
+          <w:tcPr>
+            <w:tcW w:type="dxa" w:w="960"/>
+          </w:tcPr>
+          <w:p>
+            <w:r>
+              <w:rPr>
+                <w:sz w:val="18"/>
+              </w:rPr>
+              <w:t>+2.165</w:t>
+            </w:r>
+          </w:p>
+        </w:tc>
+        <w:tc>
+          <w:tcPr>
+            <w:tcW w:type="dxa" w:w="960"/>
+          </w:tcPr>
+          <w:p>
+            <w:r>
+              <w:rPr>
+                <w:sz w:val="18"/>
+              </w:rPr>
+              <w:t>+0.0066</w:t>
+            </w:r>
+          </w:p>
+        </w:tc>
+        <w:tc>
+          <w:tcPr>
+            <w:tcW w:type="dxa" w:w="960"/>
+          </w:tcPr>
+          <w:p>
+            <w:r>
+              <w:rPr>
+                <w:sz w:val="18"/>
+              </w:rPr>
+              <w:t>0.0467</w:t>
+            </w:r>
+          </w:p>
+        </w:tc>
+        <w:tc>
+          <w:tcPr>
+            <w:tcW w:type="dxa" w:w="960"/>
+          </w:tcPr>
+          <w:p>
+            <w:r>
+              <w:rPr>
+                <w:sz w:val="18"/>
+              </w:rPr>
+              <w:t>+0.0236</w:t>
+            </w:r>
+          </w:p>
+        </w:tc>
+        <w:tc>
+          <w:tcPr>
+            <w:tcW w:type="dxa" w:w="960"/>
+          </w:tcPr>
+          <w:p>
+            <w:r>
+              <w:rPr>
+                <w:sz w:val="18"/>
+              </w:rPr>
+              <w:t>+0.756</w:t>
+            </w:r>
+          </w:p>
+        </w:tc>
+      </w:tr>
+      <w:tr>
+        <w:tc>
+          <w:tcPr>
+            <w:tcW w:type="dxa" w:w="960"/>
+          </w:tcPr>
+          <w:p>
+            <w:r>
+              <w:rPr>
+                <w:sz w:val="18"/>
+              </w:rPr>
+              <w:t>QMT_WAN1（量化协商）</w:t>
+            </w:r>
+          </w:p>
+        </w:tc>
+        <w:tc>
+          <w:tcPr>
+            <w:tcW w:type="dxa" w:w="960"/>
+          </w:tcPr>
+          <w:p>
+            <w:r>
+              <w:rPr>
+                <w:sz w:val="18"/>
+              </w:rPr>
+              <w:t>0.0296</w:t>
+            </w:r>
+          </w:p>
+        </w:tc>
+        <w:tc>
+          <w:tcPr>
+            <w:tcW w:type="dxa" w:w="960"/>
+          </w:tcPr>
+          <w:p>
+            <w:r>
+              <w:rPr>
+                <w:sz w:val="18"/>
+              </w:rPr>
+              <w:t>0.0012</w:t>
+            </w:r>
+          </w:p>
+        </w:tc>
+        <w:tc>
+          <w:tcPr>
+            <w:tcW w:type="dxa" w:w="960"/>
+          </w:tcPr>
+          <w:p>
+            <w:r>
+              <w:rPr>
+                <w:sz w:val="18"/>
+              </w:rPr>
+              <w:t>+0.0714</w:t>
+            </w:r>
+          </w:p>
+        </w:tc>
+        <w:tc>
+          <w:tcPr>
+            <w:tcW w:type="dxa" w:w="960"/>
+          </w:tcPr>
+          <w:p>
+            <w:r>
+              <w:rPr>
+                <w:sz w:val="18"/>
+              </w:rPr>
+              <w:t>+2.227</w:t>
+            </w:r>
+          </w:p>
+        </w:tc>
+        <w:tc>
+          <w:tcPr>
+            <w:tcW w:type="dxa" w:w="960"/>
+          </w:tcPr>
+          <w:p>
+            <w:r>
+              <w:rPr>
+                <w:sz w:val="18"/>
+              </w:rPr>
+              <w:t>+0.0086</w:t>
+            </w:r>
+          </w:p>
+        </w:tc>
+        <w:tc>
+          <w:tcPr>
+            <w:tcW w:type="dxa" w:w="960"/>
+          </w:tcPr>
+          <w:p>
+            <w:r>
+              <w:rPr>
+                <w:sz w:val="18"/>
+              </w:rPr>
+              <w:t>0.0467</w:t>
+            </w:r>
+          </w:p>
+        </w:tc>
+        <w:tc>
+          <w:tcPr>
+            <w:tcW w:type="dxa" w:w="960"/>
+          </w:tcPr>
+          <w:p>
+            <w:r>
+              <w:rPr>
+                <w:sz w:val="18"/>
+              </w:rPr>
+              <w:t>+0.0259</w:t>
+            </w:r>
+          </w:p>
+        </w:tc>
+        <w:tc>
+          <w:tcPr>
+            <w:tcW w:type="dxa" w:w="960"/>
+          </w:tcPr>
+          <w:p>
+            <w:r>
+              <w:rPr>
+                <w:sz w:val="18"/>
+              </w:rPr>
+              <w:t>+0.827</w:t>
+            </w:r>
+          </w:p>
+        </w:tc>
+      </w:tr>
+      <w:tr>
+        <w:tc>
+          <w:tcPr>
+            <w:tcW w:type="dxa" w:w="960"/>
+          </w:tcPr>
+          <w:p>
+            <w:r>
+              <w:rPr>
+                <w:sz w:val="18"/>
+              </w:rPr>
+              <w:t>QMT_WAN1 + 免五 ⚠️</w:t>
+            </w:r>
+          </w:p>
+        </w:tc>
+        <w:tc>
+          <w:tcPr>
+            <w:tcW w:type="dxa" w:w="960"/>
+          </w:tcPr>
+          <w:p>
+            <w:r>
+              <w:rPr>
+                <w:sz w:val="18"/>
+              </w:rPr>
+              <w:t>0.0176</w:t>
+            </w:r>
+          </w:p>
+        </w:tc>
+        <w:tc>
+          <w:tcPr>
+            <w:tcW w:type="dxa" w:w="960"/>
+          </w:tcPr>
+          <w:p>
+            <w:r>
+              <w:rPr>
+                <w:sz w:val="18"/>
+              </w:rPr>
+              <w:t>0.0012</w:t>
+            </w:r>
+          </w:p>
+        </w:tc>
+        <w:tc>
+          <w:tcPr>
+            <w:tcW w:type="dxa" w:w="960"/>
+          </w:tcPr>
+          <w:p>
+            <w:r>
+              <w:rPr>
+                <w:sz w:val="18"/>
+              </w:rPr>
+              <w:t>+0.0835</w:t>
+            </w:r>
+          </w:p>
+        </w:tc>
+        <w:tc>
+          <w:tcPr>
+            <w:tcW w:type="dxa" w:w="960"/>
+          </w:tcPr>
+          <w:p>
+            <w:r>
+              <w:rPr>
+                <w:sz w:val="18"/>
+              </w:rPr>
+              <w:t>+2.621</w:t>
+            </w:r>
+          </w:p>
+        </w:tc>
+        <w:tc>
+          <w:tcPr>
+            <w:tcW w:type="dxa" w:w="960"/>
+          </w:tcPr>
+          <w:p>
+            <w:r>
+              <w:rPr>
+                <w:sz w:val="18"/>
+              </w:rPr>
+              <w:t>+0.0210</w:t>
+            </w:r>
+          </w:p>
+        </w:tc>
+        <w:tc>
+          <w:tcPr>
+            <w:tcW w:type="dxa" w:w="960"/>
+          </w:tcPr>
+          <w:p>
+            <w:r>
+              <w:rPr>
+                <w:sz w:val="18"/>
+              </w:rPr>
+              <w:t>0.0467</w:t>
+            </w:r>
+          </w:p>
+        </w:tc>
+        <w:tc>
+          <w:tcPr>
+            <w:tcW w:type="dxa" w:w="960"/>
+          </w:tcPr>
+          <w:p>
+            <w:r>
+              <w:rPr>
+                <w:sz w:val="18"/>
+              </w:rPr>
+              <w:t>+0.0379</w:t>
+            </w:r>
+          </w:p>
+        </w:tc>
+        <w:tc>
+          <w:tcPr>
+            <w:tcW w:type="dxa" w:w="960"/>
+          </w:tcPr>
+          <w:p>
+            <w:r>
+              <w:rPr>
+                <w:sz w:val="18"/>
+              </w:rPr>
+              <w:t>+1.216</w:t>
+            </w:r>
+          </w:p>
+        </w:tc>
+      </w:tr>
+      <w:tr>
+        <w:tc>
+          <w:tcPr>
+            <w:tcW w:type="dxa" w:w="960"/>
+          </w:tcPr>
+          <w:p>
+            <w:r>
+              <w:rPr>
+                <w:sz w:val="18"/>
+              </w:rPr>
+              <w:t>STRESS_03（阶段 L 原式，对照）</w:t>
+            </w:r>
+          </w:p>
+        </w:tc>
+        <w:tc>
+          <w:tcPr>
+            <w:tcW w:type="dxa" w:w="960"/>
+          </w:tcPr>
+          <w:p>
+            <w:r>
+              <w:rPr>
+                <w:sz w:val="18"/>
+              </w:rPr>
+              <w:t>0.1465</w:t>
+            </w:r>
+          </w:p>
+        </w:tc>
+        <w:tc>
+          <w:tcPr>
+            <w:tcW w:type="dxa" w:w="960"/>
+          </w:tcPr>
+          <w:p>
+            <w:r>
+              <w:rPr>
+                <w:sz w:val="18"/>
+              </w:rPr>
+              <w:t>0.0012</w:t>
+            </w:r>
+          </w:p>
+        </w:tc>
+        <w:tc>
+          <w:tcPr>
+            <w:tcW w:type="dxa" w:w="960"/>
+          </w:tcPr>
+          <w:p>
+            <w:r>
+              <w:rPr>
+                <w:sz w:val="18"/>
+              </w:rPr>
+              <w:t>−0.0454</w:t>
+            </w:r>
+          </w:p>
+        </w:tc>
+        <w:tc>
+          <w:tcPr>
+            <w:tcW w:type="dxa" w:w="960"/>
+          </w:tcPr>
+          <w:p>
+            <w:r>
+              <w:rPr>
+                <w:sz w:val="18"/>
+              </w:rPr>
+              <w:t>−1.449</w:t>
+            </w:r>
+          </w:p>
+        </w:tc>
+        <w:tc>
+          <w:tcPr>
+            <w:tcW w:type="dxa" w:w="960"/>
+          </w:tcPr>
+          <w:p>
+            <w:r>
+              <w:rPr>
+                <w:sz w:val="18"/>
+              </w:rPr>
+              <w:t>−0.1069</w:t>
+            </w:r>
+          </w:p>
+        </w:tc>
+        <w:tc>
+          <w:tcPr>
+            <w:tcW w:type="dxa" w:w="960"/>
+          </w:tcPr>
+          <w:p>
+            <w:r>
+              <w:rPr>
+                <w:sz w:val="18"/>
+              </w:rPr>
+              <w:t>0.0467</w:t>
+            </w:r>
+          </w:p>
+        </w:tc>
+        <w:tc>
+          <w:tcPr>
+            <w:tcW w:type="dxa" w:w="960"/>
+          </w:tcPr>
+          <w:p>
+            <w:r>
+              <w:rPr>
+                <w:sz w:val="18"/>
+              </w:rPr>
+              <w:t>−0.0910</w:t>
+            </w:r>
+          </w:p>
+        </w:tc>
+        <w:tc>
+          <w:tcPr>
+            <w:tcW w:type="dxa" w:w="960"/>
+          </w:tcPr>
+          <w:p>
+            <w:r>
+              <w:rPr>
+                <w:sz w:val="18"/>
+              </w:rPr>
+              <w:t>−2.952</w:t>
+            </w:r>
+          </w:p>
+        </w:tc>
+      </w:tr>
+    </w:tbl>
+    <w:p/>
+    <w:p>
+      <w:r>
+        <w:t>各资金档（EM_DEFAULT）：</w:t>
+      </w:r>
+    </w:p>
+    <w:tbl>
+      <w:tblPr>
+        <w:tblStyle w:val="TableGrid"/>
+        <w:tblW w:type="auto" w:w="0"/>
+        <w:tblLook w:firstColumn="1" w:firstRow="1" w:lastColumn="0" w:lastRow="0" w:noHBand="0" w:noVBand="1" w:val="04A0"/>
+      </w:tblPr>
+      <w:tblGrid>
+        <w:gridCol w:w="960"/>
+        <w:gridCol w:w="960"/>
+        <w:gridCol w:w="960"/>
+        <w:gridCol w:w="960"/>
+        <w:gridCol w:w="960"/>
+        <w:gridCol w:w="960"/>
+        <w:gridCol w:w="960"/>
+        <w:gridCol w:w="960"/>
+        <w:gridCol w:w="960"/>
+      </w:tblGrid>
+      <w:tr>
+        <w:tc>
+          <w:tcPr>
+            <w:tcW w:type="dxa" w:w="960"/>
+          </w:tcPr>
+          <w:p>
+            <w:r>
+              <w:rPr>
+                <w:b/>
+                <w:sz w:val="18"/>
+              </w:rPr>
+              <w:t>W</w:t>
+            </w:r>
+          </w:p>
+        </w:tc>
+        <w:tc>
+          <w:tcPr>
+            <w:tcW w:type="dxa" w:w="960"/>
+          </w:tcPr>
+          <w:p>
+            <w:r>
+              <w:rPr>
+                <w:b/>
+                <w:sz w:val="18"/>
+              </w:rPr>
+              <w:t>佣金</w:t>
+            </w:r>
+          </w:p>
+        </w:tc>
+        <w:tc>
+          <w:tcPr>
+            <w:tcW w:type="dxa" w:w="960"/>
+          </w:tcPr>
+          <w:p>
+            <w:r>
+              <w:rPr>
+                <w:b/>
+                <w:sz w:val="18"/>
+              </w:rPr>
+              <w:t>冲击 A</w:t>
+            </w:r>
+          </w:p>
+        </w:tc>
+        <w:tc>
+          <w:tcPr>
+            <w:tcW w:type="dxa" w:w="960"/>
+          </w:tcPr>
+          <w:p>
+            <w:r>
+              <w:rPr>
+                <w:b/>
+                <w:sz w:val="18"/>
+              </w:rPr>
+              <w:t>净 A</w:t>
+            </w:r>
+          </w:p>
+        </w:tc>
+        <w:tc>
+          <w:tcPr>
+            <w:tcW w:type="dxa" w:w="960"/>
+          </w:tcPr>
+          <w:p>
+            <w:r>
+              <w:rPr>
+                <w:b/>
+                <w:sz w:val="18"/>
+              </w:rPr>
+              <w:t>t</w:t>
+            </w:r>
+          </w:p>
+        </w:tc>
+        <w:tc>
+          <w:tcPr>
+            <w:tcW w:type="dxa" w:w="960"/>
+          </w:tcPr>
+          <w:p>
+            <w:r>
+              <w:rPr>
+                <w:b/>
+                <w:sz w:val="18"/>
+              </w:rPr>
+              <w:t>CI 下界</w:t>
+            </w:r>
+          </w:p>
+        </w:tc>
+        <w:tc>
+          <w:tcPr>
+            <w:tcW w:type="dxa" w:w="960"/>
+          </w:tcPr>
+          <w:p>
+            <w:r>
+              <w:rPr>
+                <w:b/>
+                <w:sz w:val="18"/>
+              </w:rPr>
+              <w:t>冲击 B</w:t>
+            </w:r>
+          </w:p>
+        </w:tc>
+        <w:tc>
+          <w:tcPr>
+            <w:tcW w:type="dxa" w:w="960"/>
+          </w:tcPr>
+          <w:p>
+            <w:r>
+              <w:rPr>
+                <w:b/>
+                <w:sz w:val="18"/>
+              </w:rPr>
+              <w:t>净 B</w:t>
+            </w:r>
+          </w:p>
+        </w:tc>
+        <w:tc>
+          <w:tcPr>
+            <w:tcW w:type="dxa" w:w="960"/>
+          </w:tcPr>
+          <w:p>
+            <w:r>
+              <w:rPr>
+                <w:b/>
+                <w:sz w:val="18"/>
+              </w:rPr>
+              <w:t>t</w:t>
+            </w:r>
+          </w:p>
+        </w:tc>
+      </w:tr>
+      <w:tr>
+        <w:tc>
+          <w:tcPr>
+            <w:tcW w:type="dxa" w:w="960"/>
+          </w:tcPr>
+          <w:p>
+            <w:r>
+              <w:rPr>
+                <w:sz w:val="18"/>
+              </w:rPr>
+              <w:t>1,000 万</w:t>
+            </w:r>
+          </w:p>
+        </w:tc>
+        <w:tc>
+          <w:tcPr>
+            <w:tcW w:type="dxa" w:w="960"/>
+          </w:tcPr>
+          <w:p>
+            <w:r>
+              <w:rPr>
+                <w:sz w:val="18"/>
+              </w:rPr>
+              <w:t>0.0600</w:t>
+            </w:r>
+          </w:p>
+        </w:tc>
+        <w:tc>
+          <w:tcPr>
+            <w:tcW w:type="dxa" w:w="960"/>
+          </w:tcPr>
+          <w:p>
+            <w:r>
+              <w:rPr>
+                <w:sz w:val="18"/>
+              </w:rPr>
+              <w:t>0.0004</w:t>
+            </w:r>
+          </w:p>
+        </w:tc>
+        <w:tc>
+          <w:tcPr>
+            <w:tcW w:type="dxa" w:w="960"/>
+          </w:tcPr>
+          <w:p>
+            <w:r>
+              <w:rPr>
+                <w:sz w:val="18"/>
+              </w:rPr>
+              <w:t>+0.0355</w:t>
+            </w:r>
+          </w:p>
+        </w:tc>
+        <w:tc>
+          <w:tcPr>
+            <w:tcW w:type="dxa" w:w="960"/>
+          </w:tcPr>
+          <w:p>
+            <w:r>
+              <w:rPr>
+                <w:sz w:val="18"/>
+              </w:rPr>
+              <w:t>+1.173</w:t>
+            </w:r>
+          </w:p>
+        </w:tc>
+        <w:tc>
+          <w:tcPr>
+            <w:tcW w:type="dxa" w:w="960"/>
+          </w:tcPr>
+          <w:p>
+            <w:r>
+              <w:rPr>
+                <w:sz w:val="18"/>
+              </w:rPr>
+              <w:t>−0.0238</w:t>
+            </w:r>
+          </w:p>
+        </w:tc>
+        <w:tc>
+          <w:tcPr>
+            <w:tcW w:type="dxa" w:w="960"/>
+          </w:tcPr>
+          <w:p>
+            <w:r>
+              <w:rPr>
+                <w:sz w:val="18"/>
+              </w:rPr>
+              <w:t>0.0273</w:t>
+            </w:r>
+          </w:p>
+        </w:tc>
+        <w:tc>
+          <w:tcPr>
+            <w:tcW w:type="dxa" w:w="960"/>
+          </w:tcPr>
+          <w:p>
+            <w:r>
+              <w:rPr>
+                <w:sz w:val="18"/>
+              </w:rPr>
+              <w:t>+0.0085</w:t>
+            </w:r>
+          </w:p>
+        </w:tc>
+        <w:tc>
+          <w:tcPr>
+            <w:tcW w:type="dxa" w:w="960"/>
+          </w:tcPr>
+          <w:p>
+            <w:r>
+              <w:rPr>
+                <w:sz w:val="18"/>
+              </w:rPr>
+              <w:t>+0.288</w:t>
+            </w:r>
+          </w:p>
+        </w:tc>
+      </w:tr>
+      <w:tr>
+        <w:tc>
+          <w:tcPr>
+            <w:tcW w:type="dxa" w:w="960"/>
+          </w:tcPr>
+          <w:p>
+            <w:r>
+              <w:rPr>
+                <w:sz w:val="18"/>
+              </w:rPr>
+              <w:t>**3,000 万**</w:t>
+            </w:r>
+          </w:p>
+        </w:tc>
+        <w:tc>
+          <w:tcPr>
+            <w:tcW w:type="dxa" w:w="960"/>
+          </w:tcPr>
+          <w:p>
+            <w:r>
+              <w:rPr>
+                <w:sz w:val="18"/>
+              </w:rPr>
+              <w:t>0.0308</w:t>
+            </w:r>
+          </w:p>
+        </w:tc>
+        <w:tc>
+          <w:tcPr>
+            <w:tcW w:type="dxa" w:w="960"/>
+          </w:tcPr>
+          <w:p>
+            <w:r>
+              <w:rPr>
+                <w:sz w:val="18"/>
+              </w:rPr>
+              <w:t>0.0012</w:t>
+            </w:r>
+          </w:p>
+        </w:tc>
+        <w:tc>
+          <w:tcPr>
+            <w:tcW w:type="dxa" w:w="960"/>
+          </w:tcPr>
+          <w:p>
+            <w:r>
+              <w:rPr>
+                <w:sz w:val="18"/>
+              </w:rPr>
+              <w:t>**+0.0703**</w:t>
+            </w:r>
+          </w:p>
+        </w:tc>
+        <w:tc>
+          <w:tcPr>
+            <w:tcW w:type="dxa" w:w="960"/>
+          </w:tcPr>
+          <w:p>
+            <w:r>
+              <w:rPr>
+                <w:sz w:val="18"/>
+              </w:rPr>
+              <w:t>**+2.196**</w:t>
+            </w:r>
+          </w:p>
+        </w:tc>
+        <w:tc>
+          <w:tcPr>
+            <w:tcW w:type="dxa" w:w="960"/>
+          </w:tcPr>
+          <w:p>
+            <w:r>
+              <w:rPr>
+                <w:sz w:val="18"/>
+              </w:rPr>
+              <w:t>+0.0075</w:t>
+            </w:r>
+          </w:p>
+        </w:tc>
+        <w:tc>
+          <w:tcPr>
+            <w:tcW w:type="dxa" w:w="960"/>
+          </w:tcPr>
+          <w:p>
+            <w:r>
+              <w:rPr>
+                <w:sz w:val="18"/>
+              </w:rPr>
+              <w:t>0.0467</w:t>
+            </w:r>
+          </w:p>
+        </w:tc>
+        <w:tc>
+          <w:tcPr>
+            <w:tcW w:type="dxa" w:w="960"/>
+          </w:tcPr>
+          <w:p>
+            <w:r>
+              <w:rPr>
+                <w:sz w:val="18"/>
+              </w:rPr>
+              <w:t>+0.0247</w:t>
+            </w:r>
+          </w:p>
+        </w:tc>
+        <w:tc>
+          <w:tcPr>
+            <w:tcW w:type="dxa" w:w="960"/>
+          </w:tcPr>
+          <w:p>
+            <w:r>
+              <w:rPr>
+                <w:sz w:val="18"/>
+              </w:rPr>
+              <w:t>+0.791</w:t>
+            </w:r>
+          </w:p>
+        </w:tc>
+      </w:tr>
+      <w:tr>
+        <w:tc>
+          <w:tcPr>
+            <w:tcW w:type="dxa" w:w="960"/>
+          </w:tcPr>
+          <w:p>
+            <w:r>
+              <w:rPr>
+                <w:sz w:val="18"/>
+              </w:rPr>
+              <w:t>5,000 万</w:t>
+            </w:r>
+          </w:p>
+        </w:tc>
+        <w:tc>
+          <w:tcPr>
+            <w:tcW w:type="dxa" w:w="960"/>
+          </w:tcPr>
+          <w:p>
+            <w:r>
+              <w:rPr>
+                <w:sz w:val="18"/>
+              </w:rPr>
+              <w:t>0.0264</w:t>
+            </w:r>
+          </w:p>
+        </w:tc>
+        <w:tc>
+          <w:tcPr>
+            <w:tcW w:type="dxa" w:w="960"/>
+          </w:tcPr>
+          <w:p>
+            <w:r>
+              <w:rPr>
+                <w:sz w:val="18"/>
+              </w:rPr>
+              <w:t>0.0020</w:t>
+            </w:r>
+          </w:p>
+        </w:tc>
+        <w:tc>
+          <w:tcPr>
+            <w:tcW w:type="dxa" w:w="960"/>
+          </w:tcPr>
+          <w:p>
+            <w:r>
+              <w:rPr>
+                <w:sz w:val="18"/>
+              </w:rPr>
+              <w:t>**+0.0753**</w:t>
+            </w:r>
+          </w:p>
+        </w:tc>
+        <w:tc>
+          <w:tcPr>
+            <w:tcW w:type="dxa" w:w="960"/>
+          </w:tcPr>
+          <w:p>
+            <w:r>
+              <w:rPr>
+                <w:sz w:val="18"/>
+              </w:rPr>
+              <w:t>**+2.319**</w:t>
+            </w:r>
+          </w:p>
+        </w:tc>
+        <w:tc>
+          <w:tcPr>
+            <w:tcW w:type="dxa" w:w="960"/>
+          </w:tcPr>
+          <w:p>
+            <w:r>
+              <w:rPr>
+                <w:sz w:val="18"/>
+              </w:rPr>
+              <w:t>+0.0117</w:t>
+            </w:r>
+          </w:p>
+        </w:tc>
+        <w:tc>
+          <w:tcPr>
+            <w:tcW w:type="dxa" w:w="960"/>
+          </w:tcPr>
+          <w:p>
+            <w:r>
+              <w:rPr>
+                <w:sz w:val="18"/>
+              </w:rPr>
+              <w:t>0.0603</w:t>
+            </w:r>
+          </w:p>
+        </w:tc>
+        <w:tc>
+          <w:tcPr>
+            <w:tcW w:type="dxa" w:w="960"/>
+          </w:tcPr>
+          <w:p>
+            <w:r>
+              <w:rPr>
+                <w:sz w:val="18"/>
+              </w:rPr>
+              <w:t>+0.0171</w:t>
+            </w:r>
+          </w:p>
+        </w:tc>
+        <w:tc>
+          <w:tcPr>
+            <w:tcW w:type="dxa" w:w="960"/>
+          </w:tcPr>
+          <w:p>
+            <w:r>
+              <w:rPr>
+                <w:sz w:val="18"/>
+              </w:rPr>
+              <w:t>+0.538</w:t>
+            </w:r>
+          </w:p>
+        </w:tc>
+      </w:tr>
+      <w:tr>
+        <w:tc>
+          <w:tcPr>
+            <w:tcW w:type="dxa" w:w="960"/>
+          </w:tcPr>
+          <w:p>
+            <w:r>
+              <w:rPr>
+                <w:sz w:val="18"/>
+              </w:rPr>
+              <w:t>10,000 万</w:t>
+            </w:r>
+          </w:p>
+        </w:tc>
+        <w:tc>
+          <w:tcPr>
+            <w:tcW w:type="dxa" w:w="960"/>
+          </w:tcPr>
+          <w:p>
+            <w:r>
+              <w:rPr>
+                <w:sz w:val="18"/>
+              </w:rPr>
+              <w:t>0.0249</w:t>
+            </w:r>
+          </w:p>
+        </w:tc>
+        <w:tc>
+          <w:tcPr>
+            <w:tcW w:type="dxa" w:w="960"/>
+          </w:tcPr>
+          <w:p>
+            <w:r>
+              <w:rPr>
+                <w:sz w:val="18"/>
+              </w:rPr>
+              <w:t>0.0040</w:t>
+            </w:r>
+          </w:p>
+        </w:tc>
+        <w:tc>
+          <w:tcPr>
+            <w:tcW w:type="dxa" w:w="960"/>
+          </w:tcPr>
+          <w:p>
+            <w:r>
+              <w:rPr>
+                <w:sz w:val="18"/>
+              </w:rPr>
+              <w:t>**+0.0760**</w:t>
+            </w:r>
+          </w:p>
+        </w:tc>
+        <w:tc>
+          <w:tcPr>
+            <w:tcW w:type="dxa" w:w="960"/>
+          </w:tcPr>
+          <w:p>
+            <w:r>
+              <w:rPr>
+                <w:sz w:val="18"/>
+              </w:rPr>
+              <w:t>**+2.306**</w:t>
+            </w:r>
+          </w:p>
+        </w:tc>
+        <w:tc>
+          <w:tcPr>
+            <w:tcW w:type="dxa" w:w="960"/>
+          </w:tcPr>
+          <w:p>
+            <w:r>
+              <w:rPr>
+                <w:sz w:val="18"/>
+              </w:rPr>
+              <w:t>+0.0114</w:t>
+            </w:r>
+          </w:p>
+        </w:tc>
+        <w:tc>
+          <w:tcPr>
+            <w:tcW w:type="dxa" w:w="960"/>
+          </w:tcPr>
+          <w:p>
+            <w:r>
+              <w:rPr>
+                <w:sz w:val="18"/>
+              </w:rPr>
+              <w:t>0.0851</w:t>
+            </w:r>
+          </w:p>
+        </w:tc>
+        <w:tc>
+          <w:tcPr>
+            <w:tcW w:type="dxa" w:w="960"/>
+          </w:tcPr>
+          <w:p>
+            <w:r>
+              <w:rPr>
+                <w:sz w:val="18"/>
+              </w:rPr>
+              <w:t>**−0.0052**</w:t>
+            </w:r>
+          </w:p>
+        </w:tc>
+        <w:tc>
+          <w:tcPr>
+            <w:tcW w:type="dxa" w:w="960"/>
+          </w:tcPr>
+          <w:p>
+            <w:r>
+              <w:rPr>
+                <w:sz w:val="18"/>
+              </w:rPr>
+              <w:t>−0.161</w:t>
+            </w:r>
+          </w:p>
+        </w:tc>
+      </w:tr>
+    </w:tbl>
+    <w:p/>
+    <w:p>
+      <w:r>
+        <w:t>打平 η\*（反解使净值为零的冲击系数）：1.298 → 1.503 → 1.250 → 0.892</w:t>
+      </w:r>
+    </w:p>
+    <w:p>
+      <w:r>
+        <w:t>（1 亿档已落入文献区间 [0.1, 1.0] 内）。</w:t>
+      </w:r>
+    </w:p>
+    <w:p>
+      <w:r>
+        <w:t>判定：1,000 万 ✗、其余资金档 ✓，但换成冲击 B（η=1）后任何资金档都不显著</w:t>
+      </w:r>
+    </w:p>
+    <w:p>
+      <w:r>
+        <w:t>→ SURGE_SCALE_DEPENDENT（规模依赖；且同时是冲击模型依赖，两个维度都如实报告）。</w:t>
+      </w:r>
+    </w:p>
+    <w:p>
+      <w:r>
+        <w:t>三个必须一起读的点：</w:t>
+      </w:r>
+    </w:p>
+    <w:p>
+      <w:pPr>
+        <w:pStyle w:val="ListNumber"/>
+      </w:pPr>
+      <w:r>
+        <w:t>⭐ 全样本显著性完全由 2007-2015 驱动：前段 +0.1412（t=+3.09），</w:t>
+      </w:r>
+    </w:p>
+    <w:p>
+      <w:r>
+        <w:t xml:space="preserve">   后段 2016-2026 在任何资金档都不显著（+0.0109~+0.0223，t ≤ +0.51）。</w:t>
+      </w:r>
+    </w:p>
+    <w:p>
+      <w:r>
+        <w:t xml:space="preserve">   全样本 t=+2.20 不能读作"SURGE 在近十年仍有效"。</w:t>
+      </w:r>
+    </w:p>
+    <w:p>
+      <w:pPr>
+        <w:pStyle w:val="ListNumber"/>
+      </w:pPr>
+      <w:r>
+        <w:t>与 exQ5 不同，SURGE 有规模惩罚：净值 B 先升后降、1 亿转负。</w:t>
+      </w:r>
+    </w:p>
+    <w:p>
+      <w:r>
+        <w:t xml:space="preserve">   原因是换手 24.41%（exQ5 是 18.3%）——规模越大成交越多，冲击增长快过现金残留的改善。</w:t>
+      </w:r>
+    </w:p>
+    <w:p>
+      <w:pPr>
+        <w:pStyle w:val="ListNumber"/>
+      </w:pPr>
+      <w:r>
+        <w:t>主口径贴边：W=3,000 万时 CI 下界仅 +0.0075pp——它是</w:t>
+      </w:r>
+    </w:p>
+    <w:p>
+      <w:r>
+        <w:t xml:space="preserve">   "在 Amihud 模型下勉强为正"，不是"稳健为正"。</w:t>
+      </w:r>
+    </w:p>
+    <w:p>
+      <w:r>
+        <w:t>对既有结论的处置：阶段 L 的 SURGE_AVOID_ABSORBED（0.3% 口径）保留不修改；</w:t>
+      </w:r>
+    </w:p>
+    <w:p>
+      <w:r>
+        <w:t>券商费率测算里"+0.0694 / t=+2.134（冲击=0）"由本阶段</w:t>
+      </w:r>
+    </w:p>
+    <w:p>
+      <w:r>
+        <w:t>+0.0703 / t=+2.196（含冲击） 取代（净值略高是因本阶段 f_inv 按月计算、</w:t>
+      </w:r>
+    </w:p>
+    <w:p>
+      <w:r>
+        <w:t>现金残留口径更准确）。两套口径并存，引用必须同时给出口径 + 冲击模型。</w:t>
       </w:r>
     </w:p>
     <w:p>
@@ -6029,6 +7521,29 @@
     </w:p>
     <w:p>
       <w:pPr>
+        <w:pStyle w:val="ListNumber"/>
+      </w:pPr>
+      <w:r>
+        <w:t>不主张 SURGE 可用（阶段 R，7b5e7643）：真实费率 + Amihud 冲击下</w:t>
+      </w:r>
+    </w:p>
+    <w:p>
+      <w:r>
+        <w:t xml:space="preserve">   W≥3,000 万样本内显著（+0.070~+0.076pp），但① W=1,000 万不显著（t=+1.173）；</w:t>
+      </w:r>
+    </w:p>
+    <w:p>
+      <w:r>
+        <w:t xml:space="preserve">   ② 换成 η=1 后任何资金档都不显著；③ 显著性完全由 2007-2015 驱动，</w:t>
+      </w:r>
+    </w:p>
+    <w:p>
+      <w:r>
+        <w:t xml:space="preserve">   后段任何档 t≤+0.51；④ 1 亿档净值 B 转负、打平 η\*=0.89 已落入文献区间。见 §6.8。</w:t>
+      </w:r>
+    </w:p>
+    <w:p>
+      <w:pPr>
         <w:pStyle w:val="Heading2"/>
       </w:pPr>
       <w:r>
@@ -6040,7 +7555,7 @@
         <w:pStyle w:val="Heading3"/>
       </w:pPr>
       <w:r>
-        <w:t>9.1 实现/判据错误 10 处（全部保留修复前产物）</w:t>
+        <w:t>9.1 实现/判据错误 13 处（全部保留修复前产物）</w:t>
       </w:r>
     </w:p>
     <w:tbl>
@@ -6649,6 +8164,168 @@
                 <w:sz w:val="18"/>
               </w:rPr>
               <w:t>单测钉住</w:t>
+            </w:r>
+          </w:p>
+        </w:tc>
+      </w:tr>
+      <w:tr>
+        <w:tc>
+          <w:tcPr>
+            <w:tcW w:type="dxa" w:w="2160"/>
+          </w:tcPr>
+          <w:p>
+            <w:r>
+              <w:rPr>
+                <w:sz w:val="18"/>
+              </w:rPr>
+              <w:t>11</w:t>
+            </w:r>
+          </w:p>
+        </w:tc>
+        <w:tc>
+          <w:tcPr>
+            <w:tcW w:type="dxa" w:w="2160"/>
+          </w:tcPr>
+          <w:p>
+            <w:r>
+              <w:rPr>
+                <w:sz w:val="18"/>
+              </w:rPr>
+              <w:t>`np.searchsorted` 用在未排序 `codes` 上</w:t>
+            </w:r>
+          </w:p>
+        </w:tc>
+        <w:tc>
+          <w:tcPr>
+            <w:tcW w:type="dxa" w:w="2160"/>
+          </w:tcPr>
+          <w:p>
+            <w:r>
+              <w:rPr>
+                <w:sz w:val="18"/>
+              </w:rPr>
+              <w:t>**静默取错股票的 ILLIQ**（不报错）</w:t>
+            </w:r>
+          </w:p>
+        </w:tc>
+        <w:tc>
+          <w:tcPr>
+            <w:tcW w:type="dxa" w:w="2160"/>
+          </w:tcPr>
+          <w:p>
+            <w:r>
+              <w:rPr>
+                <w:sz w:val="18"/>
+              </w:rPr>
+              <w:t>先 argsort + `local_of()` 强制校验严格递增</w:t>
+            </w:r>
+          </w:p>
+        </w:tc>
+      </w:tr>
+      <w:tr>
+        <w:tc>
+          <w:tcPr>
+            <w:tcW w:type="dxa" w:w="2160"/>
+          </w:tcPr>
+          <w:p>
+            <w:r>
+              <w:rPr>
+                <w:sz w:val="18"/>
+              </w:rPr>
+              <w:t>12</w:t>
+            </w:r>
+          </w:p>
+        </w:tc>
+        <w:tc>
+          <w:tcPr>
+            <w:tcW w:type="dxa" w:w="2160"/>
+          </w:tcPr>
+          <w:p>
+            <w:r>
+              <w:rPr>
+                <w:sz w:val="18"/>
+              </w:rPr>
+              <w:t>`covered`（≈0.999）误当已投资比例 f_inv</w:t>
+            </w:r>
+          </w:p>
+        </w:tc>
+        <w:tc>
+          <w:tcPr>
+            <w:tcW w:type="dxa" w:w="2160"/>
+          </w:tcPr>
+          <w:p>
+            <w:r>
+              <w:rPr>
+                <w:sz w:val="18"/>
+              </w:rPr>
+              <w:t>净值高估 0.005pp（+0.0738→+0.0703）</w:t>
+            </w:r>
+          </w:p>
+        </w:tc>
+        <w:tc>
+          <w:tcPr>
+            <w:tcW w:type="dxa" w:w="2160"/>
+          </w:tcPr>
+          <w:p>
+            <w:r>
+              <w:rPr>
+                <w:sz w:val="18"/>
+              </w:rPr>
+              <w:t>单测钉住两者区分</w:t>
+            </w:r>
+          </w:p>
+        </w:tc>
+      </w:tr>
+      <w:tr>
+        <w:tc>
+          <w:tcPr>
+            <w:tcW w:type="dxa" w:w="2160"/>
+          </w:tcPr>
+          <w:p>
+            <w:r>
+              <w:rPr>
+                <w:sz w:val="18"/>
+              </w:rPr>
+              <w:t>13</w:t>
+            </w:r>
+          </w:p>
+        </w:tc>
+        <w:tc>
+          <w:tcPr>
+            <w:tcW w:type="dxa" w:w="2160"/>
+          </w:tcPr>
+          <w:p>
+            <w:r>
+              <w:rPr>
+                <w:sz w:val="18"/>
+              </w:rPr>
+              <w:t>`net_stats` 遇 NaN/短序列直接崩溃</w:t>
+            </w:r>
+          </w:p>
+        </w:tc>
+        <w:tc>
+          <w:tcPr>
+            <w:tcW w:type="dxa" w:w="2160"/>
+          </w:tcPr>
+          <w:p>
+            <w:r>
+              <w:rPr>
+                <w:sz w:val="18"/>
+              </w:rPr>
+              <w:t>与阶段 Q 的 `fm()` 同一类缺陷</w:t>
+            </w:r>
+          </w:p>
+        </w:tc>
+        <w:tc>
+          <w:tcPr>
+            <w:tcW w:type="dxa" w:w="2160"/>
+          </w:tcPr>
+          <w:p>
+            <w:r>
+              <w:rPr>
+                <w:sz w:val="18"/>
+              </w:rPr>
+              <w:t>打标 + 有效子集</w:t>
             </w:r>
           </w:p>
         </w:tc>
@@ -6678,7 +8355,7 @@
     </w:p>
     <w:p>
       <w:r>
-        <w:t>17 个实验，Holm 校正（Bonferroni 对应 |t| ≥ 2.974）：</w:t>
+        <w:t>17 个实验（截至 2026-10-21 的时点），Holm 校正（Bonferroni 对应 |t| ≥ 2.974）：</w:t>
       </w:r>
     </w:p>
     <w:p>
@@ -6689,6 +8366,26 @@
     <w:p>
       <w:r>
         <w:t>未存活 10 个，其中 [注意] Gate 3（t=2.117）原本判 PASS，校正后不成立。</w:t>
+      </w:r>
+    </w:p>
+    <w:p>
+      <w:r>
+        <w:t>[注意] 该自查的覆盖范围必须说明：它做于阶段 Q / R 之前，两者未纳入。</w:t>
+      </w:r>
+    </w:p>
+    <w:p>
+      <w:r>
+        <w:t>已知边界：阶段 Q 的两主假设加 Bonferroni 后 SURGE p=0.0416 不过（§5.1 已披露）；</w:t>
+      </w:r>
+    </w:p>
+    <w:p>
+      <w:r>
+        <w:t>阶段 R 主口径 t=+2.196 &lt; 2.974，任何校正都不存活。</w:t>
+      </w:r>
+    </w:p>
+    <w:p>
+      <w:r>
+        <w:t>全部实验的重新校正未做——此处明确记录为未完成项，不假装已经校正过。</w:t>
       </w:r>
     </w:p>
     <w:p>
@@ -6914,11 +8611,13 @@
         <w:t>PY="C:/Users/77436/.workbuddy/binaries/python/envs/dq_clean/Scripts/python.exe"</w:t>
         <w:br/>
         <w:br/>
-        <w:t>PYTHONPATH=scripts "$PY" -m pytest scripts/tests/ -q     # 186 passed / 1 skipped</w:t>
+        <w:t>PYTHONPATH=scripts "$PY" -m pytest scripts/tests/ -q     # 259 passed / 1 skipped</w:t>
         <w:br/>
         <w:t>"$PY" scripts/property_checks.py                          # 9/9 PASS</w:t>
         <w:br/>
         <w:t>"$PY" -u scripts/run_phase_i_exq5.py                      # → phasei_out/8f5c35121fdb/</w:t>
+        <w:br/>
+        <w:t>"$PY" -u scripts/run_phase_r_surge_impact.py              # → phaser_out/7b5e7643e8ca/</w:t>
         <w:br/>
         <w:t>"$PY" scripts/make_robustness_table.py                    # → reports/ROBUSTNESS_TABLE.md</w:t>
         <w:br/>
@@ -7654,6 +9353,276 @@
                 <w:sz w:val="18"/>
               </w:rPr>
               <w:t>`SHORT_SIDE_REJECTED`</w:t>
+            </w:r>
+          </w:p>
+        </w:tc>
+      </w:tr>
+      <w:tr>
+        <w:tc>
+          <w:tcPr>
+            <w:tcW w:type="dxa" w:w="2160"/>
+          </w:tcPr>
+          <w:p>
+            <w:r>
+              <w:rPr>
+                <w:sz w:val="18"/>
+              </w:rPr>
+              <w:t>阶段 N</w:t>
+            </w:r>
+          </w:p>
+        </w:tc>
+        <w:tc>
+          <w:tcPr>
+            <w:tcW w:type="dxa" w:w="2160"/>
+          </w:tcPr>
+          <w:p>
+            <w:r>
+              <w:rPr>
+                <w:sz w:val="18"/>
+              </w:rPr>
+              <w:t>无（只读审计）</w:t>
+            </w:r>
+          </w:p>
+        </w:tc>
+        <w:tc>
+          <w:tcPr>
+            <w:tcW w:type="dxa" w:w="2160"/>
+          </w:tcPr>
+          <w:p>
+            <w:r>
+              <w:rPr>
+                <w:sz w:val="18"/>
+              </w:rPr>
+              <w:t>`reports/STAGE_REPORT_CORE_AUDIT.md`</w:t>
+            </w:r>
+          </w:p>
+        </w:tc>
+        <w:tc>
+          <w:tcPr>
+            <w:tcW w:type="dxa" w:w="2160"/>
+          </w:tcPr>
+          <w:p>
+            <w:r>
+              <w:rPr>
+                <w:sz w:val="18"/>
+              </w:rPr>
+              <w:t>查明 0.3% 为压力参数</w:t>
+            </w:r>
+          </w:p>
+        </w:tc>
+      </w:tr>
+      <w:tr>
+        <w:tc>
+          <w:tcPr>
+            <w:tcW w:type="dxa" w:w="2160"/>
+          </w:tcPr>
+          <w:p>
+            <w:r>
+              <w:rPr>
+                <w:sz w:val="18"/>
+              </w:rPr>
+              <w:t>阶段 O</w:t>
+            </w:r>
+          </w:p>
+        </w:tc>
+        <w:tc>
+          <w:tcPr>
+            <w:tcW w:type="dxa" w:w="2160"/>
+          </w:tcPr>
+          <w:p>
+            <w:r>
+              <w:rPr>
+                <w:sz w:val="18"/>
+              </w:rPr>
+              <w:t>`ac7aa283`</w:t>
+            </w:r>
+          </w:p>
+        </w:tc>
+        <w:tc>
+          <w:tcPr>
+            <w:tcW w:type="dxa" w:w="2160"/>
+          </w:tcPr>
+          <w:p>
+            <w:r>
+              <w:rPr>
+                <w:sz w:val="18"/>
+              </w:rPr>
+              <w:t>`phaseo_out/ac7aa2830ab0/`</w:t>
+            </w:r>
+          </w:p>
+        </w:tc>
+        <w:tc>
+          <w:tcPr>
+            <w:tcW w:type="dxa" w:w="2160"/>
+          </w:tcPr>
+          <w:p>
+            <w:r>
+              <w:rPr>
+                <w:sz w:val="18"/>
+              </w:rPr>
+              <w:t>`EXECUTABLE_UNDER_BASE_FEES`</w:t>
+            </w:r>
+          </w:p>
+        </w:tc>
+      </w:tr>
+      <w:tr>
+        <w:tc>
+          <w:tcPr>
+            <w:tcW w:type="dxa" w:w="2160"/>
+          </w:tcPr>
+          <w:p>
+            <w:r>
+              <w:rPr>
+                <w:sz w:val="18"/>
+              </w:rPr>
+              <w:t>阶段 P</w:t>
+            </w:r>
+          </w:p>
+        </w:tc>
+        <w:tc>
+          <w:tcPr>
+            <w:tcW w:type="dxa" w:w="2160"/>
+          </w:tcPr>
+          <w:p>
+            <w:r>
+              <w:rPr>
+                <w:sz w:val="18"/>
+              </w:rPr>
+              <w:t>`3d19f750`</w:t>
+            </w:r>
+          </w:p>
+        </w:tc>
+        <w:tc>
+          <w:tcPr>
+            <w:tcW w:type="dxa" w:w="2160"/>
+          </w:tcPr>
+          <w:p>
+            <w:r>
+              <w:rPr>
+                <w:sz w:val="18"/>
+              </w:rPr>
+              <w:t>`phasep_out/3d19f7508e10/`</w:t>
+            </w:r>
+          </w:p>
+        </w:tc>
+        <w:tc>
+          <w:tcPr>
+            <w:tcW w:type="dxa" w:w="2160"/>
+          </w:tcPr>
+          <w:p>
+            <w:r>
+              <w:rPr>
+                <w:sz w:val="18"/>
+              </w:rPr>
+              <w:t>`SEGMENT_DIFFERENCE_NOT_DETECTED`</w:t>
+            </w:r>
+          </w:p>
+        </w:tc>
+      </w:tr>
+      <w:tr>
+        <w:tc>
+          <w:tcPr>
+            <w:tcW w:type="dxa" w:w="2160"/>
+          </w:tcPr>
+          <w:p>
+            <w:r>
+              <w:rPr>
+                <w:sz w:val="18"/>
+              </w:rPr>
+              <w:t>阶段 Q</w:t>
+            </w:r>
+          </w:p>
+        </w:tc>
+        <w:tc>
+          <w:tcPr>
+            <w:tcW w:type="dxa" w:w="2160"/>
+          </w:tcPr>
+          <w:p>
+            <w:r>
+              <w:rPr>
+                <w:sz w:val="18"/>
+              </w:rPr>
+              <w:t>`ae7fc45a`</w:t>
+            </w:r>
+          </w:p>
+        </w:tc>
+        <w:tc>
+          <w:tcPr>
+            <w:tcW w:type="dxa" w:w="2160"/>
+          </w:tcPr>
+          <w:p>
+            <w:r>
+              <w:rPr>
+                <w:sz w:val="18"/>
+              </w:rPr>
+              <w:t>`phaseq_out/ae7fc45acab0/`</w:t>
+            </w:r>
+          </w:p>
+        </w:tc>
+        <w:tc>
+          <w:tcPr>
+            <w:tcW w:type="dxa" w:w="2160"/>
+          </w:tcPr>
+          <w:p>
+            <w:r>
+              <w:rPr>
+                <w:sz w:val="18"/>
+              </w:rPr>
+              <w:t>SURGE `INCREMENTAL_CONFIRMED`／MAX5 `ABSORBED`（线性控制时）</w:t>
+            </w:r>
+          </w:p>
+        </w:tc>
+      </w:tr>
+      <w:tr>
+        <w:tc>
+          <w:tcPr>
+            <w:tcW w:type="dxa" w:w="2160"/>
+          </w:tcPr>
+          <w:p>
+            <w:r>
+              <w:rPr>
+                <w:sz w:val="18"/>
+              </w:rPr>
+              <w:t>**阶段 R**</w:t>
+            </w:r>
+          </w:p>
+        </w:tc>
+        <w:tc>
+          <w:tcPr>
+            <w:tcW w:type="dxa" w:w="2160"/>
+          </w:tcPr>
+          <w:p>
+            <w:r>
+              <w:rPr>
+                <w:sz w:val="18"/>
+              </w:rPr>
+              <w:t>`7b5e7643`</w:t>
+            </w:r>
+          </w:p>
+        </w:tc>
+        <w:tc>
+          <w:tcPr>
+            <w:tcW w:type="dxa" w:w="2160"/>
+          </w:tcPr>
+          <w:p>
+            <w:r>
+              <w:rPr>
+                <w:sz w:val="18"/>
+              </w:rPr>
+              <w:t>`phaser_out/7b5e7643e8ca/`</w:t>
+            </w:r>
+          </w:p>
+        </w:tc>
+        <w:tc>
+          <w:tcPr>
+            <w:tcW w:type="dxa" w:w="2160"/>
+          </w:tcPr>
+          <w:p>
+            <w:r>
+              <w:rPr>
+                <w:sz w:val="18"/>
+              </w:rPr>
+              <w:t>**`SURGE_SCALE_DEPENDENT`**（补上 SURGE 唯一未建模的冲击成本）</w:t>
             </w:r>
           </w:p>
         </w:tc>

--- a/docs/EXPERT_REVIEW_REPORT_2026-10-21.docx
+++ b/docs/EXPERT_REVIEW_REPORT_2026-10-21.docx
@@ -15,7 +15,7 @@
         <w:pStyle w:val="Heading2"/>
       </w:pPr>
       <w:r>
-        <w:t>——二十一项预登记检验的完整报告</w:t>
+        <w:t>——二十二项预登记检验的完整报告</w:t>
       </w:r>
     </w:p>
     <w:p>
@@ -38,12 +38,12 @@
     </w:p>
     <w:p>
       <w:r>
-        <w:t>本项目在 A 股全样本上系统检验了价量异象的可执行性，共完成 21 项预登记实验</w:t>
+        <w:t>本项目在 A 股全样本上系统检验了价量异象的可执行性，共完成 22 项预登记实验</w:t>
       </w:r>
     </w:p>
     <w:p>
       <w:r>
-        <w:t>（Gate 1~6 + 阶段 C / C-2 / C-3 / E / F / G / I / J / K / L / M / O / P / Q / R）</w:t>
+        <w:t>（Gate 1~6 + 阶段 C / C-2 / C-3 / E / F / G / I / J / K / L / M / O / P / Q / R / S）</w:t>
       </w:r>
     </w:p>
     <w:p>
@@ -7076,6 +7076,1542 @@
     </w:p>
     <w:p>
       <w:pPr>
+        <w:pStyle w:val="Heading3"/>
+      </w:pPr>
+      <w:r>
+        <w:t>6.9 阶段 S：exQ5 的现代段结项检验（`f098a59f`）——`MODERN_ERA_ALPHA_DETECTED`</w:t>
+      </w:r>
+    </w:p>
+    <w:p>
+      <w:r>
+        <w:t>阶段 R 用"后段单独是否显著"这把尺子杀死了 SURGE（后段 t=0.26）。exQ5 是项目</w:t>
+      </w:r>
+    </w:p>
+    <w:p>
+      <w:r>
+        <w:t>唯一存活信号，必须被同一把尺子量过才能结项。本阶段只读阶段 O / 阶段 J</w:t>
+      </w:r>
+    </w:p>
+    <w:p>
+      <w:r>
+        <w:t>已冻结产物，不重算选股、不调参、不换构造，把两件事补上：</w:t>
+      </w:r>
+    </w:p>
+    <w:p>
+      <w:r>
+        <w:t>① √ 冲击模型（η=1）从未进入过 exQ5 的净值（阶段 O 只收 Amihud 常数上界</w:t>
+      </w:r>
+    </w:p>
+    <w:p>
+      <w:r>
+        <w:t>0.000784pp，√ 模型大 24 倍）；② 后段 MDE / 功效 / bootstrap / 多费率口径</w:t>
+      </w:r>
+    </w:p>
+    <w:p>
+      <w:r>
+        <w:t>从未报告。</w:t>
+      </w:r>
+    </w:p>
+    <w:p>
+      <w:r>
+        <w:t>主序列：net_S_3000w = net_BASE_3000w + 0.00078376 − 0.01899561</w:t>
+      </w:r>
+    </w:p>
+    <w:p>
+      <w:r>
+        <w:t>（BASE 真实费率 + 现金残留 + √ 冲击 η=1 @3,000 万）。</w:t>
+      </w:r>
+    </w:p>
+    <w:tbl>
+      <w:tblPr>
+        <w:tblStyle w:val="TableGrid"/>
+        <w:tblW w:type="auto" w:w="0"/>
+        <w:tblLook w:firstColumn="1" w:firstRow="1" w:lastColumn="0" w:lastRow="0" w:noHBand="0" w:noVBand="1" w:val="04A0"/>
+      </w:tblPr>
+      <w:tblGrid>
+        <w:gridCol w:w="4320"/>
+        <w:gridCol w:w="4320"/>
+      </w:tblGrid>
+      <w:tr>
+        <w:tc>
+          <w:tcPr>
+            <w:tcW w:type="dxa" w:w="4320"/>
+          </w:tcPr>
+          <w:p>
+            <w:r>
+              <w:rPr>
+                <w:b/>
+                <w:sz w:val="18"/>
+              </w:rPr>
+              <w:t>量</w:t>
+            </w:r>
+          </w:p>
+        </w:tc>
+        <w:tc>
+          <w:tcPr>
+            <w:tcW w:type="dxa" w:w="4320"/>
+          </w:tcPr>
+          <w:p>
+            <w:r>
+              <w:rPr>
+                <w:b/>
+                <w:sz w:val="18"/>
+              </w:rPr>
+              <w:t>值</w:t>
+            </w:r>
+          </w:p>
+        </w:tc>
+      </w:tr>
+      <w:tr>
+        <w:tc>
+          <w:tcPr>
+            <w:tcW w:type="dxa" w:w="4320"/>
+          </w:tcPr>
+          <w:p>
+            <w:r>
+              <w:rPr>
+                <w:sz w:val="18"/>
+              </w:rPr>
+              <w:t>现代段（2016-2026，n=129）均值</w:t>
+            </w:r>
+          </w:p>
+        </w:tc>
+        <w:tc>
+          <w:tcPr>
+            <w:tcW w:type="dxa" w:w="4320"/>
+          </w:tcPr>
+          <w:p>
+            <w:r>
+              <w:rPr>
+                <w:sz w:val="18"/>
+              </w:rPr>
+              <w:t>**+0.111196 pp/月**</w:t>
+            </w:r>
+          </w:p>
+        </w:tc>
+      </w:tr>
+      <w:tr>
+        <w:tc>
+          <w:tcPr>
+            <w:tcW w:type="dxa" w:w="4320"/>
+          </w:tcPr>
+          <w:p>
+            <w:r>
+              <w:rPr>
+                <w:sz w:val="18"/>
+              </w:rPr>
+              <w:t>se_nw（Bartlett, L=3）</w:t>
+            </w:r>
+          </w:p>
+        </w:tc>
+        <w:tc>
+          <w:tcPr>
+            <w:tcW w:type="dxa" w:w="4320"/>
+          </w:tcPr>
+          <w:p>
+            <w:r>
+              <w:rPr>
+                <w:sz w:val="18"/>
+              </w:rPr>
+              <w:t>0.050133 pp</w:t>
+            </w:r>
+          </w:p>
+        </w:tc>
+      </w:tr>
+      <w:tr>
+        <w:tc>
+          <w:tcPr>
+            <w:tcW w:type="dxa" w:w="4320"/>
+          </w:tcPr>
+          <w:p>
+            <w:r>
+              <w:rPr>
+                <w:sz w:val="18"/>
+              </w:rPr>
+              <w:t>**t_nw**</w:t>
+            </w:r>
+          </w:p>
+        </w:tc>
+        <w:tc>
+          <w:tcPr>
+            <w:tcW w:type="dxa" w:w="4320"/>
+          </w:tcPr>
+          <w:p>
+            <w:r>
+              <w:rPr>
+                <w:sz w:val="18"/>
+              </w:rPr>
+              <w:t>**+2.218**（p=0.0266）</w:t>
+            </w:r>
+          </w:p>
+        </w:tc>
+      </w:tr>
+      <w:tr>
+        <w:tc>
+          <w:tcPr>
+            <w:tcW w:type="dxa" w:w="4320"/>
+          </w:tcPr>
+          <w:p>
+            <w:r>
+              <w:rPr>
+                <w:sz w:val="18"/>
+              </w:rPr>
+              <w:t>**MDE（80% 功效）**</w:t>
+            </w:r>
+          </w:p>
+        </w:tc>
+        <w:tc>
+          <w:tcPr>
+            <w:tcW w:type="dxa" w:w="4320"/>
+          </w:tcPr>
+          <w:p>
+            <w:r>
+              <w:rPr>
+                <w:sz w:val="18"/>
+              </w:rPr>
+              <w:t>**0.140452 pp**</w:t>
+            </w:r>
+          </w:p>
+        </w:tc>
+      </w:tr>
+      <w:tr>
+        <w:tc>
+          <w:tcPr>
+            <w:tcW w:type="dxa" w:w="4320"/>
+          </w:tcPr>
+          <w:p>
+            <w:r>
+              <w:rPr>
+                <w:sz w:val="18"/>
+              </w:rPr>
+              <w:t>事后功效</w:t>
+            </w:r>
+          </w:p>
+        </w:tc>
+        <w:tc>
+          <w:tcPr>
+            <w:tcW w:type="dxa" w:w="4320"/>
+          </w:tcPr>
+          <w:p>
+            <w:r>
+              <w:rPr>
+                <w:sz w:val="18"/>
+              </w:rPr>
+              <w:t>**0.602**</w:t>
+            </w:r>
+          </w:p>
+        </w:tc>
+      </w:tr>
+      <w:tr>
+        <w:tc>
+          <w:tcPr>
+            <w:tcW w:type="dxa" w:w="4320"/>
+          </w:tcPr>
+          <w:p>
+            <w:r>
+              <w:rPr>
+                <w:sz w:val="18"/>
+              </w:rPr>
+              <w:t>bootstrap 95%（2,000 次）</w:t>
+            </w:r>
+          </w:p>
+        </w:tc>
+        <w:tc>
+          <w:tcPr>
+            <w:tcW w:type="dxa" w:w="4320"/>
+          </w:tcPr>
+          <w:p>
+            <w:r>
+              <w:rPr>
+                <w:sz w:val="18"/>
+              </w:rPr>
+              <w:t>**[−0.019084, +0.261533] ⚠️ 跨 0**</w:t>
+            </w:r>
+          </w:p>
+        </w:tc>
+      </w:tr>
+    </w:tbl>
+    <w:p/>
+    <w:p>
+      <w:r>
+        <w:t>判定 MODERN_ERA_ALPHA_DETECTED，与预登记预估（t≈2.22 / MDE≈0.140 /</w:t>
+      </w:r>
+    </w:p>
+    <w:p>
+      <w:r>
+        <w:t>功效≈0.60）逐位吻合。复现闸门全过：全样本 t_nw=4.0386、后段</w:t>
+      </w:r>
+    </w:p>
+    <w:p>
+      <w:r>
+        <w:t>net_BASE_3000w t_nw=2.5813 均逐位复现阶段 O。</w:t>
+      </w:r>
+    </w:p>
+    <w:p>
+      <w:r>
+        <w:t>与 SURGE 的对照（同一把尺子，本阶段的核心价值）：</w:t>
+      </w:r>
+    </w:p>
+    <w:tbl>
+      <w:tblPr>
+        <w:tblStyle w:val="TableGrid"/>
+        <w:tblW w:type="auto" w:w="0"/>
+        <w:tblLook w:firstColumn="1" w:firstRow="1" w:lastColumn="0" w:lastRow="0" w:noHBand="0" w:noVBand="1" w:val="04A0"/>
+      </w:tblPr>
+      <w:tblGrid>
+        <w:gridCol w:w="1728"/>
+        <w:gridCol w:w="1728"/>
+        <w:gridCol w:w="1728"/>
+        <w:gridCol w:w="1728"/>
+        <w:gridCol w:w="1728"/>
+      </w:tblGrid>
+      <w:tr>
+        <w:tc>
+          <w:tcPr>
+            <w:tcW w:type="dxa" w:w="1728"/>
+          </w:tcPr>
+          <w:p>
+            <w:r>
+              <w:rPr>
+                <w:b/>
+                <w:sz w:val="18"/>
+              </w:rPr>
+              <w:t>信号</w:t>
+            </w:r>
+          </w:p>
+        </w:tc>
+        <w:tc>
+          <w:tcPr>
+            <w:tcW w:type="dxa" w:w="1728"/>
+          </w:tcPr>
+          <w:p>
+            <w:r>
+              <w:rPr>
+                <w:b/>
+                <w:sz w:val="18"/>
+              </w:rPr>
+              <w:t>现代段口径</w:t>
+            </w:r>
+          </w:p>
+        </w:tc>
+        <w:tc>
+          <w:tcPr>
+            <w:tcW w:type="dxa" w:w="1728"/>
+          </w:tcPr>
+          <w:p>
+            <w:r>
+              <w:rPr>
+                <w:b/>
+                <w:sz w:val="18"/>
+              </w:rPr>
+              <w:t>均值</w:t>
+            </w:r>
+          </w:p>
+        </w:tc>
+        <w:tc>
+          <w:tcPr>
+            <w:tcW w:type="dxa" w:w="1728"/>
+          </w:tcPr>
+          <w:p>
+            <w:r>
+              <w:rPr>
+                <w:b/>
+                <w:sz w:val="18"/>
+              </w:rPr>
+              <w:t>t_nw</w:t>
+            </w:r>
+          </w:p>
+        </w:tc>
+        <w:tc>
+          <w:tcPr>
+            <w:tcW w:type="dxa" w:w="1728"/>
+          </w:tcPr>
+          <w:p>
+            <w:r>
+              <w:rPr>
+                <w:b/>
+                <w:sz w:val="18"/>
+              </w:rPr>
+              <w:t>结局</w:t>
+            </w:r>
+          </w:p>
+        </w:tc>
+      </w:tr>
+      <w:tr>
+        <w:tc>
+          <w:tcPr>
+            <w:tcW w:type="dxa" w:w="1728"/>
+          </w:tcPr>
+          <w:p>
+            <w:r>
+              <w:rPr>
+                <w:sz w:val="18"/>
+              </w:rPr>
+              <w:t>SURGE（阶段 R）</w:t>
+            </w:r>
+          </w:p>
+        </w:tc>
+        <w:tc>
+          <w:tcPr>
+            <w:tcW w:type="dxa" w:w="1728"/>
+          </w:tcPr>
+          <w:p>
+            <w:r>
+              <w:rPr>
+                <w:sz w:val="18"/>
+              </w:rPr>
+              <w:t>EM_DEFAULT+Amihud@3000万</w:t>
+            </w:r>
+          </w:p>
+        </w:tc>
+        <w:tc>
+          <w:tcPr>
+            <w:tcW w:type="dxa" w:w="1728"/>
+          </w:tcPr>
+          <w:p>
+            <w:r>
+              <w:rPr>
+                <w:sz w:val="18"/>
+              </w:rPr>
+              <w:t>+0.010865</w:t>
+            </w:r>
+          </w:p>
+        </w:tc>
+        <w:tc>
+          <w:tcPr>
+            <w:tcW w:type="dxa" w:w="1728"/>
+          </w:tcPr>
+          <w:p>
+            <w:r>
+              <w:rPr>
+                <w:sz w:val="18"/>
+              </w:rPr>
+              <w:t>**0.261**</w:t>
+            </w:r>
+          </w:p>
+        </w:tc>
+        <w:tc>
+          <w:tcPr>
+            <w:tcW w:type="dxa" w:w="1728"/>
+          </w:tcPr>
+          <w:p>
+            <w:r>
+              <w:rPr>
+                <w:sz w:val="18"/>
+              </w:rPr>
+              <w:t>未检出 → 判死</w:t>
+            </w:r>
+          </w:p>
+        </w:tc>
+      </w:tr>
+      <w:tr>
+        <w:tc>
+          <w:tcPr>
+            <w:tcW w:type="dxa" w:w="1728"/>
+          </w:tcPr>
+          <w:p>
+            <w:r>
+              <w:rPr>
+                <w:sz w:val="18"/>
+              </w:rPr>
+              <w:t>**exQ5（本阶段）**</w:t>
+            </w:r>
+          </w:p>
+        </w:tc>
+        <w:tc>
+          <w:tcPr>
+            <w:tcW w:type="dxa" w:w="1728"/>
+          </w:tcPr>
+          <w:p>
+            <w:r>
+              <w:rPr>
+                <w:sz w:val="18"/>
+              </w:rPr>
+              <w:t>**BASE+√η1@3000万**</w:t>
+            </w:r>
+          </w:p>
+        </w:tc>
+        <w:tc>
+          <w:tcPr>
+            <w:tcW w:type="dxa" w:w="1728"/>
+          </w:tcPr>
+          <w:p>
+            <w:r>
+              <w:rPr>
+                <w:sz w:val="18"/>
+              </w:rPr>
+              <w:t>**+0.111196**</w:t>
+            </w:r>
+          </w:p>
+        </w:tc>
+        <w:tc>
+          <w:tcPr>
+            <w:tcW w:type="dxa" w:w="1728"/>
+          </w:tcPr>
+          <w:p>
+            <w:r>
+              <w:rPr>
+                <w:sz w:val="18"/>
+              </w:rPr>
+              <w:t>**2.218**</w:t>
+            </w:r>
+          </w:p>
+        </w:tc>
+        <w:tc>
+          <w:tcPr>
+            <w:tcW w:type="dxa" w:w="1728"/>
+          </w:tcPr>
+          <w:p>
+            <w:r>
+              <w:rPr>
+                <w:sz w:val="18"/>
+              </w:rPr>
+              <w:t>**检出**</w:t>
+            </w:r>
+          </w:p>
+        </w:tc>
+      </w:tr>
+    </w:tbl>
+    <w:p/>
+    <w:p>
+      <w:r>
+        <w:t>exQ5 现代段净 alpha 是 SURGE 同口径的 10 倍。exQ5 不是"前段驱动"型信号。</w:t>
+      </w:r>
+    </w:p>
+    <w:p>
+      <w:r>
+        <w:t>副检验全表（只报数，不判定）：</w:t>
+      </w:r>
+    </w:p>
+    <w:tbl>
+      <w:tblPr>
+        <w:tblStyle w:val="TableGrid"/>
+        <w:tblW w:type="auto" w:w="0"/>
+        <w:tblLook w:firstColumn="1" w:firstRow="1" w:lastColumn="0" w:lastRow="0" w:noHBand="0" w:noVBand="1" w:val="04A0"/>
+      </w:tblPr>
+      <w:tblGrid>
+        <w:gridCol w:w="1234"/>
+        <w:gridCol w:w="1234"/>
+        <w:gridCol w:w="1234"/>
+        <w:gridCol w:w="1234"/>
+        <w:gridCol w:w="1234"/>
+        <w:gridCol w:w="1234"/>
+        <w:gridCol w:w="1234"/>
+      </w:tblGrid>
+      <w:tr>
+        <w:tc>
+          <w:tcPr>
+            <w:tcW w:type="dxa" w:w="1234"/>
+          </w:tcPr>
+          <w:p>
+            <w:r>
+              <w:rPr>
+                <w:b/>
+                <w:sz w:val="18"/>
+              </w:rPr>
+              <w:t>序列（口径）</w:t>
+            </w:r>
+          </w:p>
+        </w:tc>
+        <w:tc>
+          <w:tcPr>
+            <w:tcW w:type="dxa" w:w="1234"/>
+          </w:tcPr>
+          <w:p>
+            <w:r>
+              <w:rPr>
+                <w:b/>
+                <w:sz w:val="18"/>
+              </w:rPr>
+              <w:t>分段</w:t>
+            </w:r>
+          </w:p>
+        </w:tc>
+        <w:tc>
+          <w:tcPr>
+            <w:tcW w:type="dxa" w:w="1234"/>
+          </w:tcPr>
+          <w:p>
+            <w:r>
+              <w:rPr>
+                <w:b/>
+                <w:sz w:val="18"/>
+              </w:rPr>
+              <w:t>n</w:t>
+            </w:r>
+          </w:p>
+        </w:tc>
+        <w:tc>
+          <w:tcPr>
+            <w:tcW w:type="dxa" w:w="1234"/>
+          </w:tcPr>
+          <w:p>
+            <w:r>
+              <w:rPr>
+                <w:b/>
+                <w:sz w:val="18"/>
+              </w:rPr>
+              <w:t>均值</w:t>
+            </w:r>
+          </w:p>
+        </w:tc>
+        <w:tc>
+          <w:tcPr>
+            <w:tcW w:type="dxa" w:w="1234"/>
+          </w:tcPr>
+          <w:p>
+            <w:r>
+              <w:rPr>
+                <w:b/>
+                <w:sz w:val="18"/>
+              </w:rPr>
+              <w:t>t_nw</w:t>
+            </w:r>
+          </w:p>
+        </w:tc>
+        <w:tc>
+          <w:tcPr>
+            <w:tcW w:type="dxa" w:w="1234"/>
+          </w:tcPr>
+          <w:p>
+            <w:r>
+              <w:rPr>
+                <w:b/>
+                <w:sz w:val="18"/>
+              </w:rPr>
+              <w:t>MDE</w:t>
+            </w:r>
+          </w:p>
+        </w:tc>
+        <w:tc>
+          <w:tcPr>
+            <w:tcW w:type="dxa" w:w="1234"/>
+          </w:tcPr>
+          <w:p>
+            <w:r>
+              <w:rPr>
+                <w:b/>
+                <w:sz w:val="18"/>
+              </w:rPr>
+              <w:t>功效</w:t>
+            </w:r>
+          </w:p>
+        </w:tc>
+      </w:tr>
+      <w:tr>
+        <w:tc>
+          <w:tcPr>
+            <w:tcW w:type="dxa" w:w="1234"/>
+          </w:tcPr>
+          <w:p>
+            <w:r>
+              <w:rPr>
+                <w:sz w:val="18"/>
+              </w:rPr>
+              <w:t>主序列（BASE+√η1@3000万）</w:t>
+            </w:r>
+          </w:p>
+        </w:tc>
+        <w:tc>
+          <w:tcPr>
+            <w:tcW w:type="dxa" w:w="1234"/>
+          </w:tcPr>
+          <w:p>
+            <w:r>
+              <w:rPr>
+                <w:sz w:val="18"/>
+              </w:rPr>
+              <w:t>2007-2015</w:t>
+            </w:r>
+          </w:p>
+        </w:tc>
+        <w:tc>
+          <w:tcPr>
+            <w:tcW w:type="dxa" w:w="1234"/>
+          </w:tcPr>
+          <w:p>
+            <w:r>
+              <w:rPr>
+                <w:sz w:val="18"/>
+              </w:rPr>
+              <w:t>108</w:t>
+            </w:r>
+          </w:p>
+        </w:tc>
+        <w:tc>
+          <w:tcPr>
+            <w:tcW w:type="dxa" w:w="1234"/>
+          </w:tcPr>
+          <w:p>
+            <w:r>
+              <w:rPr>
+                <w:sz w:val="18"/>
+              </w:rPr>
+              <w:t>+0.125572</w:t>
+            </w:r>
+          </w:p>
+        </w:tc>
+        <w:tc>
+          <w:tcPr>
+            <w:tcW w:type="dxa" w:w="1234"/>
+          </w:tcPr>
+          <w:p>
+            <w:r>
+              <w:rPr>
+                <w:sz w:val="18"/>
+              </w:rPr>
+              <w:t>2.897</w:t>
+            </w:r>
+          </w:p>
+        </w:tc>
+        <w:tc>
+          <w:tcPr>
+            <w:tcW w:type="dxa" w:w="1234"/>
+          </w:tcPr>
+          <w:p>
+            <w:r>
+              <w:rPr>
+                <w:sz w:val="18"/>
+              </w:rPr>
+              <w:t>0.121</w:t>
+            </w:r>
+          </w:p>
+        </w:tc>
+        <w:tc>
+          <w:tcPr>
+            <w:tcW w:type="dxa" w:w="1234"/>
+          </w:tcPr>
+          <w:p>
+            <w:r>
+              <w:rPr>
+                <w:sz w:val="18"/>
+              </w:rPr>
+              <w:t>0.826</w:t>
+            </w:r>
+          </w:p>
+        </w:tc>
+      </w:tr>
+      <w:tr>
+        <w:tc>
+          <w:tcPr>
+            <w:tcW w:type="dxa" w:w="1234"/>
+          </w:tcPr>
+          <w:p>
+            <w:r>
+              <w:rPr>
+                <w:sz w:val="18"/>
+              </w:rPr>
+            </w:r>
+          </w:p>
+        </w:tc>
+        <w:tc>
+          <w:tcPr>
+            <w:tcW w:type="dxa" w:w="1234"/>
+          </w:tcPr>
+          <w:p>
+            <w:r>
+              <w:rPr>
+                <w:sz w:val="18"/>
+              </w:rPr>
+              <w:t>**2016-2026**</w:t>
+            </w:r>
+          </w:p>
+        </w:tc>
+        <w:tc>
+          <w:tcPr>
+            <w:tcW w:type="dxa" w:w="1234"/>
+          </w:tcPr>
+          <w:p>
+            <w:r>
+              <w:rPr>
+                <w:sz w:val="18"/>
+              </w:rPr>
+              <w:t>129</w:t>
+            </w:r>
+          </w:p>
+        </w:tc>
+        <w:tc>
+          <w:tcPr>
+            <w:tcW w:type="dxa" w:w="1234"/>
+          </w:tcPr>
+          <w:p>
+            <w:r>
+              <w:rPr>
+                <w:sz w:val="18"/>
+              </w:rPr>
+              <w:t>**+0.111196**</w:t>
+            </w:r>
+          </w:p>
+        </w:tc>
+        <w:tc>
+          <w:tcPr>
+            <w:tcW w:type="dxa" w:w="1234"/>
+          </w:tcPr>
+          <w:p>
+            <w:r>
+              <w:rPr>
+                <w:sz w:val="18"/>
+              </w:rPr>
+              <w:t>**2.218**</w:t>
+            </w:r>
+          </w:p>
+        </w:tc>
+        <w:tc>
+          <w:tcPr>
+            <w:tcW w:type="dxa" w:w="1234"/>
+          </w:tcPr>
+          <w:p>
+            <w:r>
+              <w:rPr>
+                <w:sz w:val="18"/>
+              </w:rPr>
+              <w:t>0.140</w:t>
+            </w:r>
+          </w:p>
+        </w:tc>
+        <w:tc>
+          <w:tcPr>
+            <w:tcW w:type="dxa" w:w="1234"/>
+          </w:tcPr>
+          <w:p>
+            <w:r>
+              <w:rPr>
+                <w:sz w:val="18"/>
+              </w:rPr>
+              <w:t>0.602</w:t>
+            </w:r>
+          </w:p>
+        </w:tc>
+      </w:tr>
+      <w:tr>
+        <w:tc>
+          <w:tcPr>
+            <w:tcW w:type="dxa" w:w="1234"/>
+          </w:tcPr>
+          <w:p>
+            <w:r>
+              <w:rPr>
+                <w:sz w:val="18"/>
+              </w:rPr>
+              <w:t>BASE+√η1@1000万（逐月）</w:t>
+            </w:r>
+          </w:p>
+        </w:tc>
+        <w:tc>
+          <w:tcPr>
+            <w:tcW w:type="dxa" w:w="1234"/>
+          </w:tcPr>
+          <w:p>
+            <w:r>
+              <w:rPr>
+                <w:sz w:val="18"/>
+              </w:rPr>
+              <w:t>2016-2026</w:t>
+            </w:r>
+          </w:p>
+        </w:tc>
+        <w:tc>
+          <w:tcPr>
+            <w:tcW w:type="dxa" w:w="1234"/>
+          </w:tcPr>
+          <w:p>
+            <w:r>
+              <w:rPr>
+                <w:sz w:val="18"/>
+              </w:rPr>
+              <w:t>129</w:t>
+            </w:r>
+          </w:p>
+        </w:tc>
+        <w:tc>
+          <w:tcPr>
+            <w:tcW w:type="dxa" w:w="1234"/>
+          </w:tcPr>
+          <w:p>
+            <w:r>
+              <w:rPr>
+                <w:sz w:val="18"/>
+              </w:rPr>
+              <w:t>+0.112070</w:t>
+            </w:r>
+          </w:p>
+        </w:tc>
+        <w:tc>
+          <w:tcPr>
+            <w:tcW w:type="dxa" w:w="1234"/>
+          </w:tcPr>
+          <w:p>
+            <w:r>
+              <w:rPr>
+                <w:sz w:val="18"/>
+              </w:rPr>
+              <w:t>2.419</w:t>
+            </w:r>
+          </w:p>
+        </w:tc>
+        <w:tc>
+          <w:tcPr>
+            <w:tcW w:type="dxa" w:w="1234"/>
+          </w:tcPr>
+          <w:p>
+            <w:r>
+              <w:rPr>
+                <w:sz w:val="18"/>
+              </w:rPr>
+              <w:t>0.130</w:t>
+            </w:r>
+          </w:p>
+        </w:tc>
+        <w:tc>
+          <w:tcPr>
+            <w:tcW w:type="dxa" w:w="1234"/>
+          </w:tcPr>
+          <w:p>
+            <w:r>
+              <w:rPr>
+                <w:sz w:val="18"/>
+              </w:rPr>
+              <w:t>0.677</w:t>
+            </w:r>
+          </w:p>
+        </w:tc>
+      </w:tr>
+      <w:tr>
+        <w:tc>
+          <w:tcPr>
+            <w:tcW w:type="dxa" w:w="1234"/>
+          </w:tcPr>
+          <w:p>
+            <w:r>
+              <w:rPr>
+                <w:sz w:val="18"/>
+              </w:rPr>
+              <w:t>BASE+√η1@3000万（逐月近似）</w:t>
+            </w:r>
+          </w:p>
+        </w:tc>
+        <w:tc>
+          <w:tcPr>
+            <w:tcW w:type="dxa" w:w="1234"/>
+          </w:tcPr>
+          <w:p>
+            <w:r>
+              <w:rPr>
+                <w:sz w:val="18"/>
+              </w:rPr>
+              <w:t>2016-2026</w:t>
+            </w:r>
+          </w:p>
+        </w:tc>
+        <w:tc>
+          <w:tcPr>
+            <w:tcW w:type="dxa" w:w="1234"/>
+          </w:tcPr>
+          <w:p>
+            <w:r>
+              <w:rPr>
+                <w:sz w:val="18"/>
+              </w:rPr>
+              <w:t>129</w:t>
+            </w:r>
+          </w:p>
+        </w:tc>
+        <w:tc>
+          <w:tcPr>
+            <w:tcW w:type="dxa" w:w="1234"/>
+          </w:tcPr>
+          <w:p>
+            <w:r>
+              <w:rPr>
+                <w:sz w:val="18"/>
+              </w:rPr>
+              <w:t>+0.119796</w:t>
+            </w:r>
+          </w:p>
+        </w:tc>
+        <w:tc>
+          <w:tcPr>
+            <w:tcW w:type="dxa" w:w="1234"/>
+          </w:tcPr>
+          <w:p>
+            <w:r>
+              <w:rPr>
+                <w:sz w:val="18"/>
+              </w:rPr>
+              <w:t>2.393</w:t>
+            </w:r>
+          </w:p>
+        </w:tc>
+        <w:tc>
+          <w:tcPr>
+            <w:tcW w:type="dxa" w:w="1234"/>
+          </w:tcPr>
+          <w:p>
+            <w:r>
+              <w:rPr>
+                <w:sz w:val="18"/>
+              </w:rPr>
+              <w:t>0.140</w:t>
+            </w:r>
+          </w:p>
+        </w:tc>
+        <w:tc>
+          <w:tcPr>
+            <w:tcW w:type="dxa" w:w="1234"/>
+          </w:tcPr>
+          <w:p>
+            <w:r>
+              <w:rPr>
+                <w:sz w:val="18"/>
+              </w:rPr>
+              <w:t>0.668</w:t>
+            </w:r>
+          </w:p>
+        </w:tc>
+      </w:tr>
+      <w:tr>
+        <w:tc>
+          <w:tcPr>
+            <w:tcW w:type="dxa" w:w="1234"/>
+          </w:tcPr>
+          <w:p>
+            <w:r>
+              <w:rPr>
+                <w:sz w:val="18"/>
+              </w:rPr>
+              <w:t>BASE+Amihud上界@3000万（阶段 O 口径）</w:t>
+            </w:r>
+          </w:p>
+        </w:tc>
+        <w:tc>
+          <w:tcPr>
+            <w:tcW w:type="dxa" w:w="1234"/>
+          </w:tcPr>
+          <w:p>
+            <w:r>
+              <w:rPr>
+                <w:sz w:val="18"/>
+              </w:rPr>
+              <w:t>2016-2026</w:t>
+            </w:r>
+          </w:p>
+        </w:tc>
+        <w:tc>
+          <w:tcPr>
+            <w:tcW w:type="dxa" w:w="1234"/>
+          </w:tcPr>
+          <w:p>
+            <w:r>
+              <w:rPr>
+                <w:sz w:val="18"/>
+              </w:rPr>
+              <w:t>129</w:t>
+            </w:r>
+          </w:p>
+        </w:tc>
+        <w:tc>
+          <w:tcPr>
+            <w:tcW w:type="dxa" w:w="1234"/>
+          </w:tcPr>
+          <w:p>
+            <w:r>
+              <w:rPr>
+                <w:sz w:val="18"/>
+              </w:rPr>
+              <w:t>+0.129408</w:t>
+            </w:r>
+          </w:p>
+        </w:tc>
+        <w:tc>
+          <w:tcPr>
+            <w:tcW w:type="dxa" w:w="1234"/>
+          </w:tcPr>
+          <w:p>
+            <w:r>
+              <w:rPr>
+                <w:sz w:val="18"/>
+              </w:rPr>
+              <w:t>2.581</w:t>
+            </w:r>
+          </w:p>
+        </w:tc>
+        <w:tc>
+          <w:tcPr>
+            <w:tcW w:type="dxa" w:w="1234"/>
+          </w:tcPr>
+          <w:p>
+            <w:r>
+              <w:rPr>
+                <w:sz w:val="18"/>
+              </w:rPr>
+              <w:t>0.140</w:t>
+            </w:r>
+          </w:p>
+        </w:tc>
+        <w:tc>
+          <w:tcPr>
+            <w:tcW w:type="dxa" w:w="1234"/>
+          </w:tcPr>
+          <w:p>
+            <w:r>
+              <w:rPr>
+                <w:sz w:val="18"/>
+              </w:rPr>
+              <w:t>0.733</w:t>
+            </w:r>
+          </w:p>
+        </w:tc>
+      </w:tr>
+      <w:tr>
+        <w:tc>
+          <w:tcPr>
+            <w:tcW w:type="dxa" w:w="1234"/>
+          </w:tcPr>
+          <w:p>
+            <w:r>
+              <w:rPr>
+                <w:sz w:val="18"/>
+              </w:rPr>
+              <w:t>CONSERVATIVE@3000万</w:t>
+            </w:r>
+          </w:p>
+        </w:tc>
+        <w:tc>
+          <w:tcPr>
+            <w:tcW w:type="dxa" w:w="1234"/>
+          </w:tcPr>
+          <w:p>
+            <w:r>
+              <w:rPr>
+                <w:sz w:val="18"/>
+              </w:rPr>
+              <w:t>2016-2026</w:t>
+            </w:r>
+          </w:p>
+        </w:tc>
+        <w:tc>
+          <w:tcPr>
+            <w:tcW w:type="dxa" w:w="1234"/>
+          </w:tcPr>
+          <w:p>
+            <w:r>
+              <w:rPr>
+                <w:sz w:val="18"/>
+              </w:rPr>
+              <w:t>129</w:t>
+            </w:r>
+          </w:p>
+        </w:tc>
+        <w:tc>
+          <w:tcPr>
+            <w:tcW w:type="dxa" w:w="1234"/>
+          </w:tcPr>
+          <w:p>
+            <w:r>
+              <w:rPr>
+                <w:sz w:val="18"/>
+              </w:rPr>
+              <w:t>+0.121539</w:t>
+            </w:r>
+          </w:p>
+        </w:tc>
+        <w:tc>
+          <w:tcPr>
+            <w:tcW w:type="dxa" w:w="1234"/>
+          </w:tcPr>
+          <w:p>
+            <w:r>
+              <w:rPr>
+                <w:sz w:val="18"/>
+              </w:rPr>
+              <w:t>2.421</w:t>
+            </w:r>
+          </w:p>
+        </w:tc>
+        <w:tc>
+          <w:tcPr>
+            <w:tcW w:type="dxa" w:w="1234"/>
+          </w:tcPr>
+          <w:p>
+            <w:r>
+              <w:rPr>
+                <w:sz w:val="18"/>
+              </w:rPr>
+              <w:t>0.141</w:t>
+            </w:r>
+          </w:p>
+        </w:tc>
+        <w:tc>
+          <w:tcPr>
+            <w:tcW w:type="dxa" w:w="1234"/>
+          </w:tcPr>
+          <w:p>
+            <w:r>
+              <w:rPr>
+                <w:sz w:val="18"/>
+              </w:rPr>
+              <w:t>0.678</w:t>
+            </w:r>
+          </w:p>
+        </w:tc>
+      </w:tr>
+      <w:tr>
+        <w:tc>
+          <w:tcPr>
+            <w:tcW w:type="dxa" w:w="1234"/>
+          </w:tcPr>
+          <w:p>
+            <w:r>
+              <w:rPr>
+                <w:sz w:val="18"/>
+              </w:rPr>
+              <w:t>**CONSERVATIVE@1000万**</w:t>
+            </w:r>
+          </w:p>
+        </w:tc>
+        <w:tc>
+          <w:tcPr>
+            <w:tcW w:type="dxa" w:w="1234"/>
+          </w:tcPr>
+          <w:p>
+            <w:r>
+              <w:rPr>
+                <w:sz w:val="18"/>
+              </w:rPr>
+              <w:t>2016-2026</w:t>
+            </w:r>
+          </w:p>
+        </w:tc>
+        <w:tc>
+          <w:tcPr>
+            <w:tcW w:type="dxa" w:w="1234"/>
+          </w:tcPr>
+          <w:p>
+            <w:r>
+              <w:rPr>
+                <w:sz w:val="18"/>
+              </w:rPr>
+              <w:t>129</w:t>
+            </w:r>
+          </w:p>
+        </w:tc>
+        <w:tc>
+          <w:tcPr>
+            <w:tcW w:type="dxa" w:w="1234"/>
+          </w:tcPr>
+          <w:p>
+            <w:r>
+              <w:rPr>
+                <w:sz w:val="18"/>
+              </w:rPr>
+              <w:t>+0.081541</w:t>
+            </w:r>
+          </w:p>
+        </w:tc>
+        <w:tc>
+          <w:tcPr>
+            <w:tcW w:type="dxa" w:w="1234"/>
+          </w:tcPr>
+          <w:p>
+            <w:r>
+              <w:rPr>
+                <w:sz w:val="18"/>
+              </w:rPr>
+              <w:t>**1.756**</w:t>
+            </w:r>
+          </w:p>
+        </w:tc>
+        <w:tc>
+          <w:tcPr>
+            <w:tcW w:type="dxa" w:w="1234"/>
+          </w:tcPr>
+          <w:p>
+            <w:r>
+              <w:rPr>
+                <w:sz w:val="18"/>
+              </w:rPr>
+              <w:t>0.130</w:t>
+            </w:r>
+          </w:p>
+        </w:tc>
+        <w:tc>
+          <w:tcPr>
+            <w:tcW w:type="dxa" w:w="1234"/>
+          </w:tcPr>
+          <w:p>
+            <w:r>
+              <w:rPr>
+                <w:sz w:val="18"/>
+              </w:rPr>
+              <w:t>0.419</w:t>
+            </w:r>
+          </w:p>
+        </w:tc>
+      </w:tr>
+      <w:tr>
+        <w:tc>
+          <w:tcPr>
+            <w:tcW w:type="dxa" w:w="1234"/>
+          </w:tcPr>
+          <w:p>
+            <w:r>
+              <w:rPr>
+                <w:sz w:val="18"/>
+              </w:rPr>
+              <w:t>**STRESS@3000万**</w:t>
+            </w:r>
+          </w:p>
+        </w:tc>
+        <w:tc>
+          <w:tcPr>
+            <w:tcW w:type="dxa" w:w="1234"/>
+          </w:tcPr>
+          <w:p>
+            <w:r>
+              <w:rPr>
+                <w:sz w:val="18"/>
+              </w:rPr>
+              <w:t>2016-2026</w:t>
+            </w:r>
+          </w:p>
+        </w:tc>
+        <w:tc>
+          <w:tcPr>
+            <w:tcW w:type="dxa" w:w="1234"/>
+          </w:tcPr>
+          <w:p>
+            <w:r>
+              <w:rPr>
+                <w:sz w:val="18"/>
+              </w:rPr>
+              <w:t>129</w:t>
+            </w:r>
+          </w:p>
+        </w:tc>
+        <w:tc>
+          <w:tcPr>
+            <w:tcW w:type="dxa" w:w="1234"/>
+          </w:tcPr>
+          <w:p>
+            <w:r>
+              <w:rPr>
+                <w:sz w:val="18"/>
+              </w:rPr>
+              <w:t>+0.048299</w:t>
+            </w:r>
+          </w:p>
+        </w:tc>
+        <w:tc>
+          <w:tcPr>
+            <w:tcW w:type="dxa" w:w="1234"/>
+          </w:tcPr>
+          <w:p>
+            <w:r>
+              <w:rPr>
+                <w:sz w:val="18"/>
+              </w:rPr>
+              <w:t>**0.968**</w:t>
+            </w:r>
+          </w:p>
+        </w:tc>
+        <w:tc>
+          <w:tcPr>
+            <w:tcW w:type="dxa" w:w="1234"/>
+          </w:tcPr>
+          <w:p>
+            <w:r>
+              <w:rPr>
+                <w:sz w:val="18"/>
+              </w:rPr>
+              <w:t>0.140</w:t>
+            </w:r>
+          </w:p>
+        </w:tc>
+        <w:tc>
+          <w:tcPr>
+            <w:tcW w:type="dxa" w:w="1234"/>
+          </w:tcPr>
+          <w:p>
+            <w:r>
+              <w:rPr>
+                <w:sz w:val="18"/>
+              </w:rPr>
+              <w:t>0.162</w:t>
+            </w:r>
+          </w:p>
+        </w:tc>
+      </w:tr>
+      <w:tr>
+        <w:tc>
+          <w:tcPr>
+            <w:tcW w:type="dxa" w:w="1234"/>
+          </w:tcPr>
+          <w:p>
+            <w:r>
+              <w:rPr>
+                <w:sz w:val="18"/>
+              </w:rPr>
+              <w:t>毛 alpha（未扣费）</w:t>
+            </w:r>
+          </w:p>
+        </w:tc>
+        <w:tc>
+          <w:tcPr>
+            <w:tcW w:type="dxa" w:w="1234"/>
+          </w:tcPr>
+          <w:p>
+            <w:r>
+              <w:rPr>
+                <w:sz w:val="18"/>
+              </w:rPr>
+              <w:t>2016-2026</w:t>
+            </w:r>
+          </w:p>
+        </w:tc>
+        <w:tc>
+          <w:tcPr>
+            <w:tcW w:type="dxa" w:w="1234"/>
+          </w:tcPr>
+          <w:p>
+            <w:r>
+              <w:rPr>
+                <w:sz w:val="18"/>
+              </w:rPr>
+              <w:t>129</w:t>
+            </w:r>
+          </w:p>
+        </w:tc>
+        <w:tc>
+          <w:tcPr>
+            <w:tcW w:type="dxa" w:w="1234"/>
+          </w:tcPr>
+          <w:p>
+            <w:r>
+              <w:rPr>
+                <w:sz w:val="18"/>
+              </w:rPr>
+              <w:t>+0.156615</w:t>
+            </w:r>
+          </w:p>
+        </w:tc>
+        <w:tc>
+          <w:tcPr>
+            <w:tcW w:type="dxa" w:w="1234"/>
+          </w:tcPr>
+          <w:p>
+            <w:r>
+              <w:rPr>
+                <w:sz w:val="18"/>
+              </w:rPr>
+              <w:t>2.863</w:t>
+            </w:r>
+          </w:p>
+        </w:tc>
+        <w:tc>
+          <w:tcPr>
+            <w:tcW w:type="dxa" w:w="1234"/>
+          </w:tcPr>
+          <w:p>
+            <w:r>
+              <w:rPr>
+                <w:sz w:val="18"/>
+              </w:rPr>
+              <w:t>0.153</w:t>
+            </w:r>
+          </w:p>
+        </w:tc>
+        <w:tc>
+          <w:tcPr>
+            <w:tcW w:type="dxa" w:w="1234"/>
+          </w:tcPr>
+          <w:p>
+            <w:r>
+              <w:rPr>
+                <w:sz w:val="18"/>
+              </w:rPr>
+              <w:t>0.817</w:t>
+            </w:r>
+          </w:p>
+        </w:tc>
+      </w:tr>
+    </w:tbl>
+    <w:p/>
+    <w:p>
+      <w:r>
+        <w:t>执行环境（后段 vs 前段）：可选股票数 1,270→2,994（中位，+136%）；</w:t>
+      </w:r>
+    </w:p>
+    <w:p>
+      <w:r>
+        <w:t>单边换手 0.218→0.163（−25%）；√ 冲击 0.0174→0.0062（−64%）；</w:t>
+      </w:r>
+    </w:p>
+    <w:p>
+      <w:r>
+        <w:t>现金残留恶化（3,000 万档 2.8%→7.2%，1,000 万档 8.2%→14.5%）。</w:t>
+      </w:r>
+    </w:p>
+    <w:p>
+      <w:r>
+        <w:t>容量与流动性全面改善，但可建仓位比例下降——净效应仍为正。</w:t>
+      </w:r>
+    </w:p>
+    <w:p>
+      <w:r>
+        <w:t>三个必须一起读的限定：</w:t>
+      </w:r>
+    </w:p>
+    <w:p>
+      <w:pPr>
+        <w:pStyle w:val="ListNumber"/>
+      </w:pPr>
+      <w:r>
+        <w:t>MDE 0.140pp &gt; 点估计 0.111pp，功效仅 0.60。 若真值只有点估计的一半，</w:t>
+      </w:r>
+    </w:p>
+    <w:p>
+      <w:r>
+        <w:t xml:space="preserve">   检验有一半以上概率检不出。点估计落在"能被检出"与"可能太小"的边界上。</w:t>
+      </w:r>
+    </w:p>
+    <w:p>
+      <w:pPr>
+        <w:pStyle w:val="ListNumber"/>
+      </w:pPr>
+      <w:r>
+        <w:t>bootstrap 区间跨 0（[−0.019, +0.262]）而 NW 区间 [0.013, 0.209] 不含 0。</w:t>
+      </w:r>
+    </w:p>
+    <w:p>
+      <w:r>
+        <w:t xml:space="preserve">   iid 月份重抽不建模负自相关故更宽；且**全部 20 个序列×分段组合的 bootstrap</w:t>
+      </w:r>
+    </w:p>
+    <w:p>
+      <w:r>
+        <w:t xml:space="preserve">   区间都跨 0**——这是系统性口径差异，不是主序列的偶然。项目以 NW 为主口径，</w:t>
+      </w:r>
+    </w:p>
+    <w:p>
+      <w:r>
+        <w:t xml:space="preserve">   bootstrap 并列报告，不挑选。</w:t>
+      </w:r>
+    </w:p>
+    <w:p>
+      <w:pPr>
+        <w:pStyle w:val="ListNumber"/>
+      </w:pPr>
+      <w:r>
+        <w:t>不构成"现代段可用"：样本内（研究过程已看过现代段，非干净 OOS）；</w:t>
+      </w:r>
+    </w:p>
+    <w:p>
+      <w:r>
+        <w:t xml:space="preserve">   CONS@1000万（1,000 万 + 5 元最低佣金）t=1.76 不过；STRESS t=0.97 不过。</w:t>
+      </w:r>
+    </w:p>
+    <w:p>
+      <w:pPr>
         <w:pStyle w:val="Heading2"/>
       </w:pPr>
       <w:r>
@@ -7138,7 +8674,7 @@
         <w:pStyle w:val="ListBullet"/>
       </w:pPr>
       <w:r>
-        <w:t>第一次修正（阶段 L）：SURGE 也是避免型动作，但它衰减了（+0.1764 → +0.0472，−73%）。→ 避免型不等于不衰减。（[注意] 阶段 P 补注：该衰减经正式检验为边缘显著，p=0.0499、|t|−1.96 仅 +0.0005、CI 上界 −0.000035，事后功效 50%。作为"现象存在"的观测可用，但不构成被检验确认的衰减。）</w:t>
+        <w:t>第一次修正（阶段 L）：SURGE 也是避免型动作，但它衰减了（+0.1764 → +0.0472，−73%）。→ 避免型不等于不衰减。（[注意] 阶段 P 补注：该衰减经正式检验为边缘显著，p=0.0499、|t|−1.96 仅 +0.0005、CI 上界 −0.000035，事后功效 50%。作为"现象存在"的观测可用，但不构成被检验确认的衰减。）（⭐ 阶段 S 补注：SURGE 后段净 alpha 仅 +0.0109（t=0.26，任何资金档不显著）；而 exQ5 同口径后段仍 +0.1112（t=+2.218）——衰减是 SURGE 的实测，不是避免型的必然。）</w:t>
       </w:r>
     </w:p>
     <w:p>
@@ -7544,6 +9080,34 @@
     </w:p>
     <w:p>
       <w:pPr>
+        <w:pStyle w:val="ListNumber"/>
+      </w:pPr>
+      <w:r>
+        <w:t>不主张 exQ5 在现代段可用（阶段 S，f098a59f）：BASE+√η1@3000万 后段</w:t>
+      </w:r>
+    </w:p>
+    <w:p>
+      <w:r>
+        <w:t xml:space="preserve">   +0.1112pp（t=+2.218）虽检出，但① MDE 0.140pp &gt; 点估计、功效仅 0.60；</w:t>
+      </w:r>
+    </w:p>
+    <w:p>
+      <w:r>
+        <w:t xml:space="preserve">   ② bootstrap 区间跨 0（全部 20 个组合都跨，系统性口径差异）；</w:t>
+      </w:r>
+    </w:p>
+    <w:p>
+      <w:r>
+        <w:t xml:space="preserve">   ③ CONS@1000万 t=1.76 不过、STRESS t=0.97 不过；④ 样本内，研究过程已看过</w:t>
+      </w:r>
+    </w:p>
+    <w:p>
+      <w:r>
+        <w:t xml:space="preserve">   现代段，非干净 OOS。见 §6.9。</w:t>
+      </w:r>
+    </w:p>
+    <w:p>
+      <w:pPr>
         <w:pStyle w:val="Heading2"/>
       </w:pPr>
       <w:r>
@@ -7555,7 +9119,7 @@
         <w:pStyle w:val="Heading3"/>
       </w:pPr>
       <w:r>
-        <w:t>9.1 实现/判据错误 13 处（全部保留修复前产物）</w:t>
+        <w:t>9.1 实现/判据错误 16 处（全部保留修复前产物）</w:t>
       </w:r>
     </w:p>
     <w:tbl>
@@ -8330,6 +9894,168 @@
           </w:p>
         </w:tc>
       </w:tr>
+      <w:tr>
+        <w:tc>
+          <w:tcPr>
+            <w:tcW w:type="dxa" w:w="2160"/>
+          </w:tcPr>
+          <w:p>
+            <w:r>
+              <w:rPr>
+                <w:sz w:val="18"/>
+              </w:rPr>
+              <w:t>14</w:t>
+            </w:r>
+          </w:p>
+        </w:tc>
+        <w:tc>
+          <w:tcPr>
+            <w:tcW w:type="dxa" w:w="2160"/>
+          </w:tcPr>
+          <w:p>
+            <w:r>
+              <w:rPr>
+                <w:sz w:val="18"/>
+              </w:rPr>
+              <w:t>**（阶段 S，测试侧）** bootstrap 测试在列表推导里每次新建 `Random(5)`</w:t>
+            </w:r>
+          </w:p>
+        </w:tc>
+        <w:tc>
+          <w:tcPr>
+            <w:tcW w:type="dxa" w:w="2160"/>
+          </w:tcPr>
+          <w:p>
+            <w:r>
+              <w:rPr>
+                <w:sz w:val="18"/>
+              </w:rPr>
+              <w:t>129 个值全同 → 区间塌缩成点，测试假绿</w:t>
+            </w:r>
+          </w:p>
+        </w:tc>
+        <w:tc>
+          <w:tcPr>
+            <w:tcW w:type="dxa" w:w="2160"/>
+          </w:tcPr>
+          <w:p>
+            <w:r>
+              <w:rPr>
+                <w:sz w:val="18"/>
+              </w:rPr>
+              <w:t>变异测试 M7 + 先建 rng 再推导</w:t>
+            </w:r>
+          </w:p>
+        </w:tc>
+      </w:tr>
+      <w:tr>
+        <w:tc>
+          <w:tcPr>
+            <w:tcW w:type="dxa" w:w="2160"/>
+          </w:tcPr>
+          <w:p>
+            <w:r>
+              <w:rPr>
+                <w:sz w:val="18"/>
+              </w:rPr>
+              <w:t>15</w:t>
+            </w:r>
+          </w:p>
+        </w:tc>
+        <w:tc>
+          <w:tcPr>
+            <w:tcW w:type="dxa" w:w="2160"/>
+          </w:tcPr>
+          <w:p>
+            <w:r>
+              <w:rPr>
+                <w:sz w:val="18"/>
+              </w:rPr>
+              <w:t>**（阶段 S，测试侧）** 断言 se_nw/se_iid &gt; 2.0 而 L=3 截断只抓住部分长程方差（≈1.82）</w:t>
+            </w:r>
+          </w:p>
+        </w:tc>
+        <w:tc>
+          <w:tcPr>
+            <w:tcW w:type="dxa" w:w="2160"/>
+          </w:tcPr>
+          <w:p>
+            <w:r>
+              <w:rPr>
+                <w:sz w:val="18"/>
+              </w:rPr>
+              <w:t>正确的实现被误报为 FAIL</w:t>
+            </w:r>
+          </w:p>
+        </w:tc>
+        <w:tc>
+          <w:tcPr>
+            <w:tcW w:type="dxa" w:w="2160"/>
+          </w:tcPr>
+          <w:p>
+            <w:r>
+              <w:rPr>
+                <w:sz w:val="18"/>
+              </w:rPr>
+              <w:t>阈值改 1.5 + iid 反向对照（0.8~1.25）</w:t>
+            </w:r>
+          </w:p>
+        </w:tc>
+      </w:tr>
+      <w:tr>
+        <w:tc>
+          <w:tcPr>
+            <w:tcW w:type="dxa" w:w="2160"/>
+          </w:tcPr>
+          <w:p>
+            <w:r>
+              <w:rPr>
+                <w:sz w:val="18"/>
+              </w:rPr>
+              <w:t>16</w:t>
+            </w:r>
+          </w:p>
+        </w:tc>
+        <w:tc>
+          <w:tcPr>
+            <w:tcW w:type="dxa" w:w="2160"/>
+          </w:tcPr>
+          <w:p>
+            <w:r>
+              <w:rPr>
+                <w:sz w:val="18"/>
+              </w:rPr>
+              <w:t>**（阶段 S，测试侧）** 断言 power(1.96)≈0.5 用 abs=1e-9；实际 0.5+Φ(−3.92)=0.500044</w:t>
+            </w:r>
+          </w:p>
+        </w:tc>
+        <w:tc>
+          <w:tcPr>
+            <w:tcW w:type="dxa" w:w="2160"/>
+          </w:tcPr>
+          <w:p>
+            <w:r>
+              <w:rPr>
+                <w:sz w:val="18"/>
+              </w:rPr>
+              <w:t>正确的实现被误报为 FAIL</w:t>
+            </w:r>
+          </w:p>
+        </w:tc>
+        <w:tc>
+          <w:tcPr>
+            <w:tcW w:type="dxa" w:w="2160"/>
+          </w:tcPr>
+          <w:p>
+            <w:r>
+              <w:rPr>
+                <w:sz w:val="18"/>
+              </w:rPr>
+              <w:t>容差改 1e-3</w:t>
+            </w:r>
+          </w:p>
+        </w:tc>
+      </w:tr>
     </w:tbl>
     <w:p/>
     <w:p>
@@ -8337,7 +10063,7 @@
         <w:pStyle w:val="Heading3"/>
       </w:pPr>
       <w:r>
-        <w:t>9.2 ⚠️「没检出 ≠ 没问题」复发六次</w:t>
+        <w:t>9.2 ⚠️「没检出 ≠ 没问题」复发九次</w:t>
       </w:r>
     </w:p>
     <w:p>
@@ -8370,7 +10096,7 @@
     </w:p>
     <w:p>
       <w:r>
-        <w:t>[注意] 该自查的覆盖范围必须说明：它做于阶段 Q / R 之前，两者未纳入。</w:t>
+        <w:t>[注意] 该自查的覆盖范围必须说明：它做于阶段 Q / R / S 之前，三者未纳入。</w:t>
       </w:r>
     </w:p>
     <w:p>
@@ -8380,7 +10106,12 @@
     </w:p>
     <w:p>
       <w:r>
-        <w:t>阶段 R 主口径 t=+2.196 &lt; 2.974，任何校正都不存活。</w:t>
+        <w:t>阶段 R 主口径 t=+2.196 &lt; 2.974，任何校正都不存活；</w:t>
+      </w:r>
+    </w:p>
+    <w:p>
+      <w:r>
+        <w:t>阶段 S 主口径 t=+2.218 &lt; 2.974，任何校正都不存活。</w:t>
       </w:r>
     </w:p>
     <w:p>
@@ -8611,13 +10342,17 @@
         <w:t>PY="C:/Users/77436/.workbuddy/binaries/python/envs/dq_clean/Scripts/python.exe"</w:t>
         <w:br/>
         <w:br/>
-        <w:t>PYTHONPATH=scripts "$PY" -m pytest scripts/tests/ -q     # 259 passed / 1 skipped</w:t>
+        <w:t>PYTHONPATH=scripts "$PY" -m pytest scripts/tests/ -q     # 275 passed / 1 skipped</w:t>
         <w:br/>
         <w:t>"$PY" scripts/property_checks.py                          # 9/9 PASS</w:t>
         <w:br/>
         <w:t>"$PY" -u scripts/run_phase_i_exq5.py                      # → phasei_out/8f5c35121fdb/</w:t>
         <w:br/>
         <w:t>"$PY" -u scripts/run_phase_r_surge_impact.py              # → phaser_out/7b5e7643e8ca/</w:t>
+        <w:br/>
+        <w:t>"$PY" scripts/run_phase_s_exq5_modern.py                  # → phases_out/f098a59fb1b5/</w:t>
+        <w:br/>
+        <w:t>"$PY" scripts/mutation_test_phase_s.py                    # 9/9 变异可观测</w:t>
         <w:br/>
         <w:t>"$PY" scripts/make_robustness_table.py                    # → reports/ROBUSTNESS_TABLE.md</w:t>
         <w:br/>
@@ -9623,6 +11358,60 @@
                 <w:sz w:val="18"/>
               </w:rPr>
               <w:t>**`SURGE_SCALE_DEPENDENT`**（补上 SURGE 唯一未建模的冲击成本）</w:t>
+            </w:r>
+          </w:p>
+        </w:tc>
+      </w:tr>
+      <w:tr>
+        <w:tc>
+          <w:tcPr>
+            <w:tcW w:type="dxa" w:w="2160"/>
+          </w:tcPr>
+          <w:p>
+            <w:r>
+              <w:rPr>
+                <w:sz w:val="18"/>
+              </w:rPr>
+              <w:t>**阶段 S**</w:t>
+            </w:r>
+          </w:p>
+        </w:tc>
+        <w:tc>
+          <w:tcPr>
+            <w:tcW w:type="dxa" w:w="2160"/>
+          </w:tcPr>
+          <w:p>
+            <w:r>
+              <w:rPr>
+                <w:sz w:val="18"/>
+              </w:rPr>
+              <w:t>`f098a59f`</w:t>
+            </w:r>
+          </w:p>
+        </w:tc>
+        <w:tc>
+          <w:tcPr>
+            <w:tcW w:type="dxa" w:w="2160"/>
+          </w:tcPr>
+          <w:p>
+            <w:r>
+              <w:rPr>
+                <w:sz w:val="18"/>
+              </w:rPr>
+              <w:t>`phases_out/f098a59fb1b5/`</w:t>
+            </w:r>
+          </w:p>
+        </w:tc>
+        <w:tc>
+          <w:tcPr>
+            <w:tcW w:type="dxa" w:w="2160"/>
+          </w:tcPr>
+          <w:p>
+            <w:r>
+              <w:rPr>
+                <w:sz w:val="18"/>
+              </w:rPr>
+              <w:t>**`MODERN_ERA_ALPHA_DETECTED`**（exQ5 现代段结项：BASE+√η1@3000万 +0.1112pp，t=+2.218）</w:t>
             </w:r>
           </w:p>
         </w:tc>

--- a/docs/EXPERT_REVIEW_REPORT_2026-10-21.docx
+++ b/docs/EXPERT_REVIEW_REPORT_2026-10-21.docx
@@ -15,12 +15,12 @@
         <w:pStyle w:val="Heading2"/>
       </w:pPr>
       <w:r>
-        <w:t>——二十二项预登记检验的完整报告</w:t>
-      </w:r>
-    </w:p>
-    <w:p>
-      <w:r>
-        <w:t>DeepQuant 项目 ｜ 2026-10-22（v2：增补阶段 Q 增量信息、阶段 R SURGE 冲击成本）｜ 分支 workbuddy/2026-10-20-consolidated</w:t>
+        <w:t>——二十三项预登记检验的完整报告</w:t>
+      </w:r>
+    </w:p>
+    <w:p>
+      <w:r>
+        <w:t>DeepQuant 项目 ｜ 2026-10-22（v3：增补阶段 S 现代段结项、阶段 T 稳健性解剖 T_FRAGILE）｜ 分支 workbuddy/2026-10-20-consolidated</w:t>
       </w:r>
     </w:p>
     <w:p>
@@ -38,12 +38,12 @@
     </w:p>
     <w:p>
       <w:r>
-        <w:t>本项目在 A 股全样本上系统检验了价量异象的可执行性，共完成 22 项预登记实验</w:t>
-      </w:r>
-    </w:p>
-    <w:p>
-      <w:r>
-        <w:t>（Gate 1~6 + 阶段 C / C-2 / C-3 / E / F / G / I / J / K / L / M / O / P / Q / R / S）</w:t>
+        <w:t>本项目在 A 股全样本上系统检验了价量异象的可执行性，共完成 23 项预登记实验</w:t>
+      </w:r>
+    </w:p>
+    <w:p>
+      <w:r>
+        <w:t>（Gate 1~6 + 阶段 C / C-2 / C-3 / E / F / G / I / J / K / L / M / O / P / Q / R / S / T）</w:t>
       </w:r>
     </w:p>
     <w:p>
@@ -393,8 +393,107 @@
       </w:r>
     </w:p>
     <w:p>
-      <w:r>
-        <w:t>方法上的自我披露：本报告记录了 13 处实现/判据错误及其修复，其中 6 次是"检查器自己写错"。我们保留了每一次修复前的产物。</w:t>
+      <w:pPr>
+        <w:ind w:left="360"/>
+      </w:pPr>
+      <w:r>
+        <w:rPr>
+          <w:i/>
+        </w:rPr>
+        <w:t>### ⭕ 阶段 S / T 后续（2026-10-22）：exQ5 的"现代段可检出"已降级为"不承重"</w:t>
+      </w:r>
+    </w:p>
+    <w:p>
+      <w:pPr>
+        <w:ind w:left="360"/>
+      </w:pPr>
+      <w:r>
+        <w:rPr>
+          <w:i/>
+        </w:rPr>
+        <w:t>阶段 S 报 exQ5 现代段（2016-2026）成本后净 alpha **+0.1112pp（NW t=+2.218）**；</w:t>
+      </w:r>
+    </w:p>
+    <w:p>
+      <w:pPr>
+        <w:ind w:left="360"/>
+      </w:pPr>
+      <w:r>
+        <w:rPr>
+          <w:i/>
+        </w:rPr>
+        <w:t>阶段 T 随即使它经受三项预登记压力检验，判定 **`T_FRAGILE`**：</w:t>
+      </w:r>
+    </w:p>
+    <w:p>
+      <w:pPr>
+        <w:ind w:left="360"/>
+      </w:pPr>
+      <w:r>
+        <w:rPr>
+          <w:i/>
+        </w:rPr>
+        <w:t>剔 6 个**先验已知**的市场极端月后 **t=+1.9207**（&lt;1.96）；6 个替代分界点</w:t>
+      </w:r>
+    </w:p>
+    <w:p>
+      <w:pPr>
+        <w:ind w:left="360"/>
+      </w:pPr>
+      <w:r>
+        <w:rPr>
+          <w:i/>
+        </w:rPr>
+        <w:t>只有 **3 个**显著；NW 滞后 L=0/iid 下 **t≤+1.58**；**44.1% 的 alpha 来自</w:t>
+      </w:r>
+    </w:p>
+    <w:p>
+      <w:pPr>
+        <w:ind w:left="360"/>
+      </w:pPr>
+      <w:r>
+        <w:rPr>
+          <w:i/>
+        </w:rPr>
+        <w:t>ADV 最低的一组**；滚动 60 月窗口仅 13% 显著。</w:t>
+      </w:r>
+    </w:p>
+    <w:p>
+      <w:pPr>
+        <w:ind w:left="360"/>
+      </w:pPr>
+      <w:r>
+        <w:rPr>
+          <w:i/>
+        </w:rPr>
+        <w:t>→ **"exQ5 现代段可检出"不得再被单独引用为依据**（§6.10）。</w:t>
+      </w:r>
+    </w:p>
+    <w:p>
+      <w:pPr>
+        <w:ind w:left="360"/>
+      </w:pPr>
+      <w:r>
+        <w:rPr>
+          <w:i/>
+        </w:rPr>
+        <w:t>→ exQ5 **全样本**结论（+0.2307pp、t=+6.357）**不是**阶段 T 的检验对象，</w:t>
+      </w:r>
+    </w:p>
+    <w:p>
+      <w:pPr>
+        <w:ind w:left="360"/>
+      </w:pPr>
+      <w:r>
+        <w:rPr>
+          <w:i/>
+        </w:rPr>
+        <w:t>无任何证据削弱它；受影响的只是"现代段"这半句。</w:t>
+      </w:r>
+    </w:p>
+    <w:p>
+      <w:r>
+        <w:t>方法上的自我披露：本报告记录了 17 处实现/判据错误及其修复，其中 7 次是"检查器自己写错"。我们保留了每一次修复前的产物。</w:t>
       </w:r>
     </w:p>
     <w:p>
@@ -8612,6 +8711,1661 @@
     </w:p>
     <w:p>
       <w:pPr>
+        <w:ind w:left="360"/>
+      </w:pPr>
+      <w:r>
+        <w:rPr>
+          <w:i/>
+        </w:rPr>
+        <w:t>⚠️ **后续压力检验（阶段 T，`ef29a743`，见 §6.10）**：上述显著性事后被三项</w:t>
+      </w:r>
+    </w:p>
+    <w:p>
+      <w:pPr>
+        <w:ind w:left="360"/>
+      </w:pPr>
+      <w:r>
+        <w:rPr>
+          <w:i/>
+        </w:rPr>
+        <w:t>预登记稳健性解剖证明**不承重**——剔 6 个先验极端月后 t=+1.9207、6 个替代</w:t>
+      </w:r>
+    </w:p>
+    <w:p>
+      <w:pPr>
+        <w:ind w:left="360"/>
+      </w:pPr>
+      <w:r>
+        <w:rPr>
+          <w:i/>
+        </w:rPr>
+        <w:t>分界仅 3 个显著、NW 滞后 L=0 时 t=+1.58。本阶段（S）结论本身不改写，</w:t>
+      </w:r>
+    </w:p>
+    <w:p>
+      <w:pPr>
+        <w:ind w:left="360"/>
+      </w:pPr>
+      <w:r>
+        <w:rPr>
+          <w:i/>
+        </w:rPr>
+        <w:t>但其"现代段可检出"**不得单独引用**。</w:t>
+      </w:r>
+    </w:p>
+    <w:p>
+      <w:pPr>
+        <w:pStyle w:val="Heading3"/>
+      </w:pPr>
+      <w:r>
+        <w:t>6.10 阶段 T：exQ5 现代段结论的稳健性解剖（`ef29a743`）——`T_FRAGILE`</w:t>
+      </w:r>
+    </w:p>
+    <w:p>
+      <w:r>
+        <w:t>阶段 S 的"现代段可检出"此前只被用一种设定检验过一次。本阶段面板独立重建</w:t>
+      </w:r>
+    </w:p>
+    <w:p>
+      <w:r>
+        <w:t>（复现闸门 G3 逐位复现阶段 I：n=237、+0.230703pp、t=+6.357163；分解恒等式</w:t>
+      </w:r>
+    </w:p>
+    <w:p>
+      <w:r>
+        <w:t>G4 最大偏差 4.9e-17），用三项预登记压力检验解剖它。</w:t>
+      </w:r>
+    </w:p>
+    <w:p>
+      <w:r>
+        <w:t>T1a 先验极端期剔除（主检验）——不通过。 剔除集先验确定、不看结果：</w:t>
+      </w:r>
+    </w:p>
+    <w:p>
+      <w:r>
+        <w:t>2016-01/02（熔断）、2020-02/03（新冠）、2024-01/02（微盘流动性危机），</w:t>
+      </w:r>
+    </w:p>
+    <w:p>
+      <w:r>
+        <w:t>6 个月全部落在现代段内：</w:t>
+      </w:r>
+    </w:p>
+    <w:tbl>
+      <w:tblPr>
+        <w:tblStyle w:val="TableGrid"/>
+        <w:tblW w:type="auto" w:w="0"/>
+        <w:tblLook w:firstColumn="1" w:firstRow="1" w:lastColumn="0" w:lastRow="0" w:noHBand="0" w:noVBand="1" w:val="04A0"/>
+      </w:tblPr>
+      <w:tblGrid>
+        <w:gridCol w:w="1234"/>
+        <w:gridCol w:w="1234"/>
+        <w:gridCol w:w="1234"/>
+        <w:gridCol w:w="1234"/>
+        <w:gridCol w:w="1234"/>
+        <w:gridCol w:w="1234"/>
+        <w:gridCol w:w="1234"/>
+      </w:tblGrid>
+      <w:tr>
+        <w:tc>
+          <w:tcPr>
+            <w:tcW w:type="dxa" w:w="1234"/>
+          </w:tcPr>
+          <w:p>
+            <w:r>
+              <w:rPr>
+                <w:b/>
+                <w:sz w:val="18"/>
+              </w:rPr>
+              <w:t>序列</w:t>
+            </w:r>
+          </w:p>
+        </w:tc>
+        <w:tc>
+          <w:tcPr>
+            <w:tcW w:type="dxa" w:w="1234"/>
+          </w:tcPr>
+          <w:p>
+            <w:r>
+              <w:rPr>
+                <w:b/>
+                <w:sz w:val="18"/>
+              </w:rPr>
+              <w:t>n</w:t>
+            </w:r>
+          </w:p>
+        </w:tc>
+        <w:tc>
+          <w:tcPr>
+            <w:tcW w:type="dxa" w:w="1234"/>
+          </w:tcPr>
+          <w:p>
+            <w:r>
+              <w:rPr>
+                <w:b/>
+                <w:sz w:val="18"/>
+              </w:rPr>
+              <w:t>均值 pp</w:t>
+            </w:r>
+          </w:p>
+        </w:tc>
+        <w:tc>
+          <w:tcPr>
+            <w:tcW w:type="dxa" w:w="1234"/>
+          </w:tcPr>
+          <w:p>
+            <w:r>
+              <w:rPr>
+                <w:b/>
+                <w:sz w:val="18"/>
+              </w:rPr>
+              <w:t>se_nw</w:t>
+            </w:r>
+          </w:p>
+        </w:tc>
+        <w:tc>
+          <w:tcPr>
+            <w:tcW w:type="dxa" w:w="1234"/>
+          </w:tcPr>
+          <w:p>
+            <w:r>
+              <w:rPr>
+                <w:b/>
+                <w:sz w:val="18"/>
+              </w:rPr>
+              <w:t>t_nw</w:t>
+            </w:r>
+          </w:p>
+        </w:tc>
+        <w:tc>
+          <w:tcPr>
+            <w:tcW w:type="dxa" w:w="1234"/>
+          </w:tcPr>
+          <w:p>
+            <w:r>
+              <w:rPr>
+                <w:b/>
+                <w:sz w:val="18"/>
+              </w:rPr>
+              <w:t>MDE</w:t>
+            </w:r>
+          </w:p>
+        </w:tc>
+        <w:tc>
+          <w:tcPr>
+            <w:tcW w:type="dxa" w:w="1234"/>
+          </w:tcPr>
+          <w:p>
+            <w:r>
+              <w:rPr>
+                <w:b/>
+                <w:sz w:val="18"/>
+              </w:rPr>
+              <w:t>事后功效</w:t>
+            </w:r>
+          </w:p>
+        </w:tc>
+      </w:tr>
+      <w:tr>
+        <w:tc>
+          <w:tcPr>
+            <w:tcW w:type="dxa" w:w="1234"/>
+          </w:tcPr>
+          <w:p>
+            <w:r>
+              <w:rPr>
+                <w:sz w:val="18"/>
+              </w:rPr>
+              <w:t>现代段全月（阶段 S 基准）</w:t>
+            </w:r>
+          </w:p>
+        </w:tc>
+        <w:tc>
+          <w:tcPr>
+            <w:tcW w:type="dxa" w:w="1234"/>
+          </w:tcPr>
+          <w:p>
+            <w:r>
+              <w:rPr>
+                <w:sz w:val="18"/>
+              </w:rPr>
+              <w:t>129</w:t>
+            </w:r>
+          </w:p>
+        </w:tc>
+        <w:tc>
+          <w:tcPr>
+            <w:tcW w:type="dxa" w:w="1234"/>
+          </w:tcPr>
+          <w:p>
+            <w:r>
+              <w:rPr>
+                <w:sz w:val="18"/>
+              </w:rPr>
+              <w:t>+0.111196</w:t>
+            </w:r>
+          </w:p>
+        </w:tc>
+        <w:tc>
+          <w:tcPr>
+            <w:tcW w:type="dxa" w:w="1234"/>
+          </w:tcPr>
+          <w:p>
+            <w:r>
+              <w:rPr>
+                <w:sz w:val="18"/>
+              </w:rPr>
+              <w:t>0.050133</w:t>
+            </w:r>
+          </w:p>
+        </w:tc>
+        <w:tc>
+          <w:tcPr>
+            <w:tcW w:type="dxa" w:w="1234"/>
+          </w:tcPr>
+          <w:p>
+            <w:r>
+              <w:rPr>
+                <w:sz w:val="18"/>
+              </w:rPr>
+              <w:t>**+2.2180**</w:t>
+            </w:r>
+          </w:p>
+        </w:tc>
+        <w:tc>
+          <w:tcPr>
+            <w:tcW w:type="dxa" w:w="1234"/>
+          </w:tcPr>
+          <w:p>
+            <w:r>
+              <w:rPr>
+                <w:sz w:val="18"/>
+              </w:rPr>
+              <w:t>0.140452</w:t>
+            </w:r>
+          </w:p>
+        </w:tc>
+        <w:tc>
+          <w:tcPr>
+            <w:tcW w:type="dxa" w:w="1234"/>
+          </w:tcPr>
+          <w:p>
+            <w:r>
+              <w:rPr>
+                <w:sz w:val="18"/>
+              </w:rPr>
+              <w:t>0.602</w:t>
+            </w:r>
+          </w:p>
+        </w:tc>
+      </w:tr>
+      <w:tr>
+        <w:tc>
+          <w:tcPr>
+            <w:tcW w:type="dxa" w:w="1234"/>
+          </w:tcPr>
+          <w:p>
+            <w:r>
+              <w:rPr>
+                <w:sz w:val="18"/>
+              </w:rPr>
+              <w:t>剔 6 个极端月</w:t>
+            </w:r>
+          </w:p>
+        </w:tc>
+        <w:tc>
+          <w:tcPr>
+            <w:tcW w:type="dxa" w:w="1234"/>
+          </w:tcPr>
+          <w:p>
+            <w:r>
+              <w:rPr>
+                <w:sz w:val="18"/>
+              </w:rPr>
+              <w:t>123</w:t>
+            </w:r>
+          </w:p>
+        </w:tc>
+        <w:tc>
+          <w:tcPr>
+            <w:tcW w:type="dxa" w:w="1234"/>
+          </w:tcPr>
+          <w:p>
+            <w:r>
+              <w:rPr>
+                <w:sz w:val="18"/>
+              </w:rPr>
+              <w:t>+0.107172</w:t>
+            </w:r>
+          </w:p>
+        </w:tc>
+        <w:tc>
+          <w:tcPr>
+            <w:tcW w:type="dxa" w:w="1234"/>
+          </w:tcPr>
+          <w:p>
+            <w:r>
+              <w:rPr>
+                <w:sz w:val="18"/>
+              </w:rPr>
+              <w:t>0.055799</w:t>
+            </w:r>
+          </w:p>
+        </w:tc>
+        <w:tc>
+          <w:tcPr>
+            <w:tcW w:type="dxa" w:w="1234"/>
+          </w:tcPr>
+          <w:p>
+            <w:r>
+              <w:rPr>
+                <w:sz w:val="18"/>
+              </w:rPr>
+              <w:t>**+1.9207**</w:t>
+            </w:r>
+          </w:p>
+        </w:tc>
+        <w:tc>
+          <w:tcPr>
+            <w:tcW w:type="dxa" w:w="1234"/>
+          </w:tcPr>
+          <w:p>
+            <w:r>
+              <w:rPr>
+                <w:sz w:val="18"/>
+              </w:rPr>
+              <w:t>0.156327</w:t>
+            </w:r>
+          </w:p>
+        </w:tc>
+        <w:tc>
+          <w:tcPr>
+            <w:tcW w:type="dxa" w:w="1234"/>
+          </w:tcPr>
+          <w:p>
+            <w:r>
+              <w:rPr>
+                <w:sz w:val="18"/>
+              </w:rPr>
+              <w:t>0.484</w:t>
+            </w:r>
+          </w:p>
+        </w:tc>
+      </w:tr>
+    </w:tbl>
+    <w:p/>
+    <w:p>
+      <w:r>
+        <w:t>均值与 se 同时朝不利方向移动（均值 −3.6%、se +11.3%）；这 6 个月对月均的</w:t>
+      </w:r>
+    </w:p>
+    <w:p>
+      <w:r>
+        <w:t>合计贡献 +0.009009pp（占 8.1%），其中 **2020-02 单月 +1.501879pp，是现代段</w:t>
+      </w:r>
+    </w:p>
+    <w:p>
+      <w:r>
+        <w:t>月均的 13.5 倍**。预登记的预期（"t 落在 2.0~2.4"）依据"均值不变"，该假设</w:t>
+      </w:r>
+    </w:p>
+    <w:p>
+      <w:r>
+        <w:t>错了——照实报告。两条独立实现（手写 Newey–West / 截距 OLS+HAC 三明治）</w:t>
+      </w:r>
+    </w:p>
+    <w:p>
+      <w:r>
+        <w:t>逐位复现 t=+1.9207，FAIL 不是检查器问题，是数据事实。</w:t>
+      </w:r>
+    </w:p>
+    <w:p>
+      <w:r>
+        <w:t>T2 分界点敏感性——不通过（3/6）。 2016-01-01 这个分界是 Gate 2 对 532 池</w:t>
+      </w:r>
+    </w:p>
+    <w:p>
+      <w:r>
+        <w:t>"2016 后翻负"的观察驱动选出的，从未受检：</w:t>
+      </w:r>
+    </w:p>
+    <w:tbl>
+      <w:tblPr>
+        <w:tblStyle w:val="TableGrid"/>
+        <w:tblW w:type="auto" w:w="0"/>
+        <w:tblLook w:firstColumn="1" w:firstRow="1" w:lastColumn="0" w:lastRow="0" w:noHBand="0" w:noVBand="1" w:val="04A0"/>
+      </w:tblPr>
+      <w:tblGrid>
+        <w:gridCol w:w="1440"/>
+        <w:gridCol w:w="1440"/>
+        <w:gridCol w:w="1440"/>
+        <w:gridCol w:w="1440"/>
+        <w:gridCol w:w="1440"/>
+        <w:gridCol w:w="1440"/>
+      </w:tblGrid>
+      <w:tr>
+        <w:tc>
+          <w:tcPr>
+            <w:tcW w:type="dxa" w:w="1440"/>
+          </w:tcPr>
+          <w:p>
+            <w:r>
+              <w:rPr>
+                <w:b/>
+                <w:sz w:val="18"/>
+              </w:rPr>
+              <w:t>分界</w:t>
+            </w:r>
+          </w:p>
+        </w:tc>
+        <w:tc>
+          <w:tcPr>
+            <w:tcW w:type="dxa" w:w="1440"/>
+          </w:tcPr>
+          <w:p>
+            <w:r>
+              <w:rPr>
+                <w:b/>
+                <w:sz w:val="18"/>
+              </w:rPr>
+              <w:t>后段 n</w:t>
+            </w:r>
+          </w:p>
+        </w:tc>
+        <w:tc>
+          <w:tcPr>
+            <w:tcW w:type="dxa" w:w="1440"/>
+          </w:tcPr>
+          <w:p>
+            <w:r>
+              <w:rPr>
+                <w:b/>
+                <w:sz w:val="18"/>
+              </w:rPr>
+              <w:t>均值 pp</w:t>
+            </w:r>
+          </w:p>
+        </w:tc>
+        <w:tc>
+          <w:tcPr>
+            <w:tcW w:type="dxa" w:w="1440"/>
+          </w:tcPr>
+          <w:p>
+            <w:r>
+              <w:rPr>
+                <w:b/>
+                <w:sz w:val="18"/>
+              </w:rPr>
+              <w:t>t_nw</w:t>
+            </w:r>
+          </w:p>
+        </w:tc>
+        <w:tc>
+          <w:tcPr>
+            <w:tcW w:type="dxa" w:w="1440"/>
+          </w:tcPr>
+          <w:p>
+            <w:r>
+              <w:rPr>
+                <w:b/>
+                <w:sz w:val="18"/>
+              </w:rPr>
+              <w:t>MDE</w:t>
+            </w:r>
+          </w:p>
+        </w:tc>
+        <w:tc>
+          <w:tcPr>
+            <w:tcW w:type="dxa" w:w="1440"/>
+          </w:tcPr>
+          <w:p>
+            <w:r>
+              <w:rPr>
+                <w:b/>
+                <w:sz w:val="18"/>
+              </w:rPr>
+              <w:t>判定</w:t>
+            </w:r>
+          </w:p>
+        </w:tc>
+      </w:tr>
+      <w:tr>
+        <w:tc>
+          <w:tcPr>
+            <w:tcW w:type="dxa" w:w="1440"/>
+          </w:tcPr>
+          <w:p>
+            <w:r>
+              <w:rPr>
+                <w:sz w:val="18"/>
+              </w:rPr>
+              <w:t>2013-01-01</w:t>
+            </w:r>
+          </w:p>
+        </w:tc>
+        <w:tc>
+          <w:tcPr>
+            <w:tcW w:type="dxa" w:w="1440"/>
+          </w:tcPr>
+          <w:p>
+            <w:r>
+              <w:rPr>
+                <w:sz w:val="18"/>
+              </w:rPr>
+              <w:t>165</w:t>
+            </w:r>
+          </w:p>
+        </w:tc>
+        <w:tc>
+          <w:tcPr>
+            <w:tcW w:type="dxa" w:w="1440"/>
+          </w:tcPr>
+          <w:p>
+            <w:r>
+              <w:rPr>
+                <w:sz w:val="18"/>
+              </w:rPr>
+              <w:t>+0.096397</w:t>
+            </w:r>
+          </w:p>
+        </w:tc>
+        <w:tc>
+          <w:tcPr>
+            <w:tcW w:type="dxa" w:w="1440"/>
+          </w:tcPr>
+          <w:p>
+            <w:r>
+              <w:rPr>
+                <w:sz w:val="18"/>
+              </w:rPr>
+              <w:t>+2.1446</w:t>
+            </w:r>
+          </w:p>
+        </w:tc>
+        <w:tc>
+          <w:tcPr>
+            <w:tcW w:type="dxa" w:w="1440"/>
+          </w:tcPr>
+          <w:p>
+            <w:r>
+              <w:rPr>
+                <w:sz w:val="18"/>
+              </w:rPr>
+              <w:t>0.125926</w:t>
+            </w:r>
+          </w:p>
+        </w:tc>
+        <w:tc>
+          <w:tcPr>
+            <w:tcW w:type="dxa" w:w="1440"/>
+          </w:tcPr>
+          <w:p>
+            <w:r>
+              <w:rPr>
+                <w:sz w:val="18"/>
+              </w:rPr>
+              <w:t>✓</w:t>
+            </w:r>
+          </w:p>
+        </w:tc>
+      </w:tr>
+      <w:tr>
+        <w:tc>
+          <w:tcPr>
+            <w:tcW w:type="dxa" w:w="1440"/>
+          </w:tcPr>
+          <w:p>
+            <w:r>
+              <w:rPr>
+                <w:sz w:val="18"/>
+              </w:rPr>
+              <w:t>2014-01-01</w:t>
+            </w:r>
+          </w:p>
+        </w:tc>
+        <w:tc>
+          <w:tcPr>
+            <w:tcW w:type="dxa" w:w="1440"/>
+          </w:tcPr>
+          <w:p>
+            <w:r>
+              <w:rPr>
+                <w:sz w:val="18"/>
+              </w:rPr>
+              <w:t>153</w:t>
+            </w:r>
+          </w:p>
+        </w:tc>
+        <w:tc>
+          <w:tcPr>
+            <w:tcW w:type="dxa" w:w="1440"/>
+          </w:tcPr>
+          <w:p>
+            <w:r>
+              <w:rPr>
+                <w:sz w:val="18"/>
+              </w:rPr>
+              <w:t>+0.120804</w:t>
+            </w:r>
+          </w:p>
+        </w:tc>
+        <w:tc>
+          <w:tcPr>
+            <w:tcW w:type="dxa" w:w="1440"/>
+          </w:tcPr>
+          <w:p>
+            <w:r>
+              <w:rPr>
+                <w:sz w:val="18"/>
+              </w:rPr>
+              <w:t>+2.6127</w:t>
+            </w:r>
+          </w:p>
+        </w:tc>
+        <w:tc>
+          <w:tcPr>
+            <w:tcW w:type="dxa" w:w="1440"/>
+          </w:tcPr>
+          <w:p>
+            <w:r>
+              <w:rPr>
+                <w:sz w:val="18"/>
+              </w:rPr>
+              <w:t>0.129538</w:t>
+            </w:r>
+          </w:p>
+        </w:tc>
+        <w:tc>
+          <w:tcPr>
+            <w:tcW w:type="dxa" w:w="1440"/>
+          </w:tcPr>
+          <w:p>
+            <w:r>
+              <w:rPr>
+                <w:sz w:val="18"/>
+              </w:rPr>
+              <w:t>✓</w:t>
+            </w:r>
+          </w:p>
+        </w:tc>
+      </w:tr>
+      <w:tr>
+        <w:tc>
+          <w:tcPr>
+            <w:tcW w:type="dxa" w:w="1440"/>
+          </w:tcPr>
+          <w:p>
+            <w:r>
+              <w:rPr>
+                <w:sz w:val="18"/>
+              </w:rPr>
+              <w:t>2015-01-01</w:t>
+            </w:r>
+          </w:p>
+        </w:tc>
+        <w:tc>
+          <w:tcPr>
+            <w:tcW w:type="dxa" w:w="1440"/>
+          </w:tcPr>
+          <w:p>
+            <w:r>
+              <w:rPr>
+                <w:sz w:val="18"/>
+              </w:rPr>
+              <w:t>141</w:t>
+            </w:r>
+          </w:p>
+        </w:tc>
+        <w:tc>
+          <w:tcPr>
+            <w:tcW w:type="dxa" w:w="1440"/>
+          </w:tcPr>
+          <w:p>
+            <w:r>
+              <w:rPr>
+                <w:sz w:val="18"/>
+              </w:rPr>
+              <w:t>+0.105378</w:t>
+            </w:r>
+          </w:p>
+        </w:tc>
+        <w:tc>
+          <w:tcPr>
+            <w:tcW w:type="dxa" w:w="1440"/>
+          </w:tcPr>
+          <w:p>
+            <w:r>
+              <w:rPr>
+                <w:sz w:val="18"/>
+              </w:rPr>
+              <w:t>+2.1553</w:t>
+            </w:r>
+          </w:p>
+        </w:tc>
+        <w:tc>
+          <w:tcPr>
+            <w:tcW w:type="dxa" w:w="1440"/>
+          </w:tcPr>
+          <w:p>
+            <w:r>
+              <w:rPr>
+                <w:sz w:val="18"/>
+              </w:rPr>
+              <w:t>0.136979</w:t>
+            </w:r>
+          </w:p>
+        </w:tc>
+        <w:tc>
+          <w:tcPr>
+            <w:tcW w:type="dxa" w:w="1440"/>
+          </w:tcPr>
+          <w:p>
+            <w:r>
+              <w:rPr>
+                <w:sz w:val="18"/>
+              </w:rPr>
+              <w:t>✓</w:t>
+            </w:r>
+          </w:p>
+        </w:tc>
+      </w:tr>
+      <w:tr>
+        <w:tc>
+          <w:tcPr>
+            <w:tcW w:type="dxa" w:w="1440"/>
+          </w:tcPr>
+          <w:p>
+            <w:r>
+              <w:rPr>
+                <w:sz w:val="18"/>
+              </w:rPr>
+              <w:t>2017-01-01</w:t>
+            </w:r>
+          </w:p>
+        </w:tc>
+        <w:tc>
+          <w:tcPr>
+            <w:tcW w:type="dxa" w:w="1440"/>
+          </w:tcPr>
+          <w:p>
+            <w:r>
+              <w:rPr>
+                <w:sz w:val="18"/>
+              </w:rPr>
+              <w:t>117</w:t>
+            </w:r>
+          </w:p>
+        </w:tc>
+        <w:tc>
+          <w:tcPr>
+            <w:tcW w:type="dxa" w:w="1440"/>
+          </w:tcPr>
+          <w:p>
+            <w:r>
+              <w:rPr>
+                <w:sz w:val="18"/>
+              </w:rPr>
+              <w:t>+0.100795</w:t>
+            </w:r>
+          </w:p>
+        </w:tc>
+        <w:tc>
+          <w:tcPr>
+            <w:tcW w:type="dxa" w:w="1440"/>
+          </w:tcPr>
+          <w:p>
+            <w:r>
+              <w:rPr>
+                <w:sz w:val="18"/>
+              </w:rPr>
+              <w:t>+1.8636</w:t>
+            </w:r>
+          </w:p>
+        </w:tc>
+        <w:tc>
+          <w:tcPr>
+            <w:tcW w:type="dxa" w:w="1440"/>
+          </w:tcPr>
+          <w:p>
+            <w:r>
+              <w:rPr>
+                <w:sz w:val="18"/>
+              </w:rPr>
+              <w:t>0.151526</w:t>
+            </w:r>
+          </w:p>
+        </w:tc>
+        <w:tc>
+          <w:tcPr>
+            <w:tcW w:type="dxa" w:w="1440"/>
+          </w:tcPr>
+          <w:p>
+            <w:r>
+              <w:rPr>
+                <w:sz w:val="18"/>
+              </w:rPr>
+              <w:t>✗</w:t>
+            </w:r>
+          </w:p>
+        </w:tc>
+      </w:tr>
+      <w:tr>
+        <w:tc>
+          <w:tcPr>
+            <w:tcW w:type="dxa" w:w="1440"/>
+          </w:tcPr>
+          <w:p>
+            <w:r>
+              <w:rPr>
+                <w:sz w:val="18"/>
+              </w:rPr>
+              <w:t>2018-01-01</w:t>
+            </w:r>
+          </w:p>
+        </w:tc>
+        <w:tc>
+          <w:tcPr>
+            <w:tcW w:type="dxa" w:w="1440"/>
+          </w:tcPr>
+          <w:p>
+            <w:r>
+              <w:rPr>
+                <w:sz w:val="18"/>
+              </w:rPr>
+              <w:t>105</w:t>
+            </w:r>
+          </w:p>
+        </w:tc>
+        <w:tc>
+          <w:tcPr>
+            <w:tcW w:type="dxa" w:w="1440"/>
+          </w:tcPr>
+          <w:p>
+            <w:r>
+              <w:rPr>
+                <w:sz w:val="18"/>
+              </w:rPr>
+              <w:t>+0.093851</w:t>
+            </w:r>
+          </w:p>
+        </w:tc>
+        <w:tc>
+          <w:tcPr>
+            <w:tcW w:type="dxa" w:w="1440"/>
+          </w:tcPr>
+          <w:p>
+            <w:r>
+              <w:rPr>
+                <w:sz w:val="18"/>
+              </w:rPr>
+              <w:t>+1.5894</w:t>
+            </w:r>
+          </w:p>
+        </w:tc>
+        <w:tc>
+          <w:tcPr>
+            <w:tcW w:type="dxa" w:w="1440"/>
+          </w:tcPr>
+          <w:p>
+            <w:r>
+              <w:rPr>
+                <w:sz w:val="18"/>
+              </w:rPr>
+              <w:t>0.165429</w:t>
+            </w:r>
+          </w:p>
+        </w:tc>
+        <w:tc>
+          <w:tcPr>
+            <w:tcW w:type="dxa" w:w="1440"/>
+          </w:tcPr>
+          <w:p>
+            <w:r>
+              <w:rPr>
+                <w:sz w:val="18"/>
+              </w:rPr>
+              <w:t>✗</w:t>
+            </w:r>
+          </w:p>
+        </w:tc>
+      </w:tr>
+      <w:tr>
+        <w:tc>
+          <w:tcPr>
+            <w:tcW w:type="dxa" w:w="1440"/>
+          </w:tcPr>
+          <w:p>
+            <w:r>
+              <w:rPr>
+                <w:sz w:val="18"/>
+              </w:rPr>
+              <w:t>2019-01-01</w:t>
+            </w:r>
+          </w:p>
+        </w:tc>
+        <w:tc>
+          <w:tcPr>
+            <w:tcW w:type="dxa" w:w="1440"/>
+          </w:tcPr>
+          <w:p>
+            <w:r>
+              <w:rPr>
+                <w:sz w:val="18"/>
+              </w:rPr>
+              <w:t>93</w:t>
+            </w:r>
+          </w:p>
+        </w:tc>
+        <w:tc>
+          <w:tcPr>
+            <w:tcW w:type="dxa" w:w="1440"/>
+          </w:tcPr>
+          <w:p>
+            <w:r>
+              <w:rPr>
+                <w:sz w:val="18"/>
+              </w:rPr>
+              <w:t>+0.078417</w:t>
+            </w:r>
+          </w:p>
+        </w:tc>
+        <w:tc>
+          <w:tcPr>
+            <w:tcW w:type="dxa" w:w="1440"/>
+          </w:tcPr>
+          <w:p>
+            <w:r>
+              <w:rPr>
+                <w:sz w:val="18"/>
+              </w:rPr>
+              <w:t>+1.1865</w:t>
+            </w:r>
+          </w:p>
+        </w:tc>
+        <w:tc>
+          <w:tcPr>
+            <w:tcW w:type="dxa" w:w="1440"/>
+          </w:tcPr>
+          <w:p>
+            <w:r>
+              <w:rPr>
+                <w:sz w:val="18"/>
+              </w:rPr>
+              <w:t>0.185159</w:t>
+            </w:r>
+          </w:p>
+        </w:tc>
+        <w:tc>
+          <w:tcPr>
+            <w:tcW w:type="dxa" w:w="1440"/>
+          </w:tcPr>
+          <w:p>
+            <w:r>
+              <w:rPr>
+                <w:sz w:val="18"/>
+              </w:rPr>
+              <w:t>✗</w:t>
+            </w:r>
+          </w:p>
+        </w:tc>
+      </w:tr>
+    </w:tbl>
+    <w:p/>
+    <w:p>
+      <w:r>
+        <w:t>失败的三个分界有共同结构：后段越短 MDE 越大（0.152→0.185）而点估计稳定在</w:t>
+      </w:r>
+    </w:p>
+    <w:p>
+      <w:r>
+        <w:t>0.078~0.101pp——这是"没能力检出"而非"效应消失"的证据；但判据是 4/6、</w:t>
+      </w:r>
+    </w:p>
+    <w:p>
+      <w:r>
+        <w:t>实测 3/6，就是不通过，不因"机制上说得通"而改判。</w:t>
+      </w:r>
+    </w:p>
+    <w:p>
+      <w:r>
+        <w:t>T1c NW 滞后敏感性——暴露真问题。 现代段 t：L=0 +1.5848、L=1 +1.8445、</w:t>
+      </w:r>
+    </w:p>
+    <w:p>
+      <w:r>
+        <w:t>L=2 +2.0638、L=3（主口径）+2.2180、L=4 +2.2984、L=5 +2.4056、L=6 +2.5320、</w:t>
+      </w:r>
+    </w:p>
+    <w:p>
+      <w:r>
+        <w:t>iid +1.5787。只有 L ≥ 2 才越过 1.96——alpha 序列有负自相关</w:t>
+      </w:r>
+    </w:p>
+    <w:p>
+      <w:r>
+        <w:t>（se_NW &lt; se_iid，本项目已知结构），滞后越长 se 越小。t=+2.218 依赖</w:t>
+      </w:r>
+    </w:p>
+    <w:p>
+      <w:r>
+        <w:t>NW(L=3) 这一个估计量选择；L=3 是月频常规选择（≈一个季度）但不是唯一</w:t>
+      </w:r>
+    </w:p>
+    <w:p>
+      <w:r>
+        <w:t>合理选择。估计量敏感性本身不是错误，隐瞒它就是错误。</w:t>
+      </w:r>
+    </w:p>
+    <w:p>
+      <w:r>
+        <w:t>T1b 事后影响力（只报数，不判定）：按 |alpha| 剔 top-1/3/6 的 t 分别为</w:t>
+      </w:r>
+    </w:p>
+    <w:p>
+      <w:r>
+        <w:t>+1.1420 / +2.5604 / +1.6943——方向不一致，说明结论对单月敏感。</w:t>
+      </w:r>
+    </w:p>
+    <w:p>
+      <w:r>
+        <w:t>[注意] 事后选择，"挑着剔能剔出显著性"与"挑着剔能剔掉显著性"同时成立。</w:t>
+      </w:r>
+    </w:p>
+    <w:p>
+      <w:r>
+        <w:t>T3 ADV 五分位分解——通过，但带重要保留。 判据</w:t>
+      </w:r>
+    </w:p>
+    <w:p>
+      <w:r>
+        <w:t>contribution(g1)/contribution(g5) = 2.307 ≤ 3 通过。但必须一起读：</w:t>
+      </w:r>
+    </w:p>
+    <w:tbl>
+      <w:tblPr>
+        <w:tblStyle w:val="TableGrid"/>
+        <w:tblW w:type="auto" w:w="0"/>
+        <w:tblLook w:firstColumn="1" w:firstRow="1" w:lastColumn="0" w:lastRow="0" w:noHBand="0" w:noVBand="1" w:val="04A0"/>
+      </w:tblPr>
+      <w:tblGrid>
+        <w:gridCol w:w="1728"/>
+        <w:gridCol w:w="1728"/>
+        <w:gridCol w:w="1728"/>
+        <w:gridCol w:w="1728"/>
+        <w:gridCol w:w="1728"/>
+      </w:tblGrid>
+      <w:tr>
+        <w:tc>
+          <w:tcPr>
+            <w:tcW w:type="dxa" w:w="1728"/>
+          </w:tcPr>
+          <w:p>
+            <w:r>
+              <w:rPr>
+                <w:b/>
+                <w:sz w:val="18"/>
+              </w:rPr>
+              <w:t>组</w:t>
+            </w:r>
+          </w:p>
+        </w:tc>
+        <w:tc>
+          <w:tcPr>
+            <w:tcW w:type="dxa" w:w="1728"/>
+          </w:tcPr>
+          <w:p>
+            <w:r>
+              <w:rPr>
+                <w:b/>
+                <w:sz w:val="18"/>
+              </w:rPr>
+              <w:t>月均贡献 pp</w:t>
+            </w:r>
+          </w:p>
+        </w:tc>
+        <w:tc>
+          <w:tcPr>
+            <w:tcW w:type="dxa" w:w="1728"/>
+          </w:tcPr>
+          <w:p>
+            <w:r>
+              <w:rPr>
+                <w:b/>
+                <w:sz w:val="18"/>
+              </w:rPr>
+              <w:t>t_nw</w:t>
+            </w:r>
+          </w:p>
+        </w:tc>
+        <w:tc>
+          <w:tcPr>
+            <w:tcW w:type="dxa" w:w="1728"/>
+          </w:tcPr>
+          <w:p>
+            <w:r>
+              <w:rPr>
+                <w:b/>
+                <w:sz w:val="18"/>
+              </w:rPr>
+              <w:t>占总 alpha</w:t>
+            </w:r>
+          </w:p>
+        </w:tc>
+        <w:tc>
+          <w:tcPr>
+            <w:tcW w:type="dxa" w:w="1728"/>
+          </w:tcPr>
+          <w:p>
+            <w:r>
+              <w:rPr>
+                <w:b/>
+                <w:sz w:val="18"/>
+              </w:rPr>
+              <w:t>组内避免效应 pp</w:t>
+            </w:r>
+          </w:p>
+        </w:tc>
+      </w:tr>
+      <w:tr>
+        <w:tc>
+          <w:tcPr>
+            <w:tcW w:type="dxa" w:w="1728"/>
+          </w:tcPr>
+          <w:p>
+            <w:r>
+              <w:rPr>
+                <w:sz w:val="18"/>
+              </w:rPr>
+              <w:t>g1 最低 ADV</w:t>
+            </w:r>
+          </w:p>
+        </w:tc>
+        <w:tc>
+          <w:tcPr>
+            <w:tcW w:type="dxa" w:w="1728"/>
+          </w:tcPr>
+          <w:p>
+            <w:r>
+              <w:rPr>
+                <w:sz w:val="18"/>
+              </w:rPr>
+              <w:t>+0.001017</w:t>
+            </w:r>
+          </w:p>
+        </w:tc>
+        <w:tc>
+          <w:tcPr>
+            <w:tcW w:type="dxa" w:w="1728"/>
+          </w:tcPr>
+          <w:p>
+            <w:r>
+              <w:rPr>
+                <w:sz w:val="18"/>
+              </w:rPr>
+              <w:t>+4.3135</w:t>
+            </w:r>
+          </w:p>
+        </w:tc>
+        <w:tc>
+          <w:tcPr>
+            <w:tcW w:type="dxa" w:w="1728"/>
+          </w:tcPr>
+          <w:p>
+            <w:r>
+              <w:rPr>
+                <w:sz w:val="18"/>
+              </w:rPr>
+              <w:t>**44.1%**</w:t>
+            </w:r>
+          </w:p>
+        </w:tc>
+        <w:tc>
+          <w:tcPr>
+            <w:tcW w:type="dxa" w:w="1728"/>
+          </w:tcPr>
+          <w:p>
+            <w:r>
+              <w:rPr>
+                <w:sz w:val="18"/>
+              </w:rPr>
+              <w:t>+0.000272</w:t>
+            </w:r>
+          </w:p>
+        </w:tc>
+      </w:tr>
+      <w:tr>
+        <w:tc>
+          <w:tcPr>
+            <w:tcW w:type="dxa" w:w="1728"/>
+          </w:tcPr>
+          <w:p>
+            <w:r>
+              <w:rPr>
+                <w:sz w:val="18"/>
+              </w:rPr>
+              <w:t>g2</w:t>
+            </w:r>
+          </w:p>
+        </w:tc>
+        <w:tc>
+          <w:tcPr>
+            <w:tcW w:type="dxa" w:w="1728"/>
+          </w:tcPr>
+          <w:p>
+            <w:r>
+              <w:rPr>
+                <w:sz w:val="18"/>
+              </w:rPr>
+              <w:t>+0.000470</w:t>
+            </w:r>
+          </w:p>
+        </w:tc>
+        <w:tc>
+          <w:tcPr>
+            <w:tcW w:type="dxa" w:w="1728"/>
+          </w:tcPr>
+          <w:p>
+            <w:r>
+              <w:rPr>
+                <w:sz w:val="18"/>
+              </w:rPr>
+              <w:t>+3.8688</w:t>
+            </w:r>
+          </w:p>
+        </w:tc>
+        <w:tc>
+          <w:tcPr>
+            <w:tcW w:type="dxa" w:w="1728"/>
+          </w:tcPr>
+          <w:p>
+            <w:r>
+              <w:rPr>
+                <w:sz w:val="18"/>
+              </w:rPr>
+              <w:t>20.4%</w:t>
+            </w:r>
+          </w:p>
+        </w:tc>
+        <w:tc>
+          <w:tcPr>
+            <w:tcW w:type="dxa" w:w="1728"/>
+          </w:tcPr>
+          <w:p>
+            <w:r>
+              <w:rPr>
+                <w:sz w:val="18"/>
+              </w:rPr>
+              <w:t>+0.000413</w:t>
+            </w:r>
+          </w:p>
+        </w:tc>
+      </w:tr>
+      <w:tr>
+        <w:tc>
+          <w:tcPr>
+            <w:tcW w:type="dxa" w:w="1728"/>
+          </w:tcPr>
+          <w:p>
+            <w:r>
+              <w:rPr>
+                <w:sz w:val="18"/>
+              </w:rPr>
+              <w:t>g3</w:t>
+            </w:r>
+          </w:p>
+        </w:tc>
+        <w:tc>
+          <w:tcPr>
+            <w:tcW w:type="dxa" w:w="1728"/>
+          </w:tcPr>
+          <w:p>
+            <w:r>
+              <w:rPr>
+                <w:sz w:val="18"/>
+              </w:rPr>
+              <w:t>+0.000172</w:t>
+            </w:r>
+          </w:p>
+        </w:tc>
+        <w:tc>
+          <w:tcPr>
+            <w:tcW w:type="dxa" w:w="1728"/>
+          </w:tcPr>
+          <w:p>
+            <w:r>
+              <w:rPr>
+                <w:sz w:val="18"/>
+              </w:rPr>
+              <w:t>+2.2508</w:t>
+            </w:r>
+          </w:p>
+        </w:tc>
+        <w:tc>
+          <w:tcPr>
+            <w:tcW w:type="dxa" w:w="1728"/>
+          </w:tcPr>
+          <w:p>
+            <w:r>
+              <w:rPr>
+                <w:sz w:val="18"/>
+              </w:rPr>
+              <w:t>7.4%</w:t>
+            </w:r>
+          </w:p>
+        </w:tc>
+        <w:tc>
+          <w:tcPr>
+            <w:tcW w:type="dxa" w:w="1728"/>
+          </w:tcPr>
+          <w:p>
+            <w:r>
+              <w:rPr>
+                <w:sz w:val="18"/>
+              </w:rPr>
+              <w:t>+0.000762</w:t>
+            </w:r>
+          </w:p>
+        </w:tc>
+      </w:tr>
+      <w:tr>
+        <w:tc>
+          <w:tcPr>
+            <w:tcW w:type="dxa" w:w="1728"/>
+          </w:tcPr>
+          <w:p>
+            <w:r>
+              <w:rPr>
+                <w:sz w:val="18"/>
+              </w:rPr>
+              <w:t>g4</w:t>
+            </w:r>
+          </w:p>
+        </w:tc>
+        <w:tc>
+          <w:tcPr>
+            <w:tcW w:type="dxa" w:w="1728"/>
+          </w:tcPr>
+          <w:p>
+            <w:r>
+              <w:rPr>
+                <w:sz w:val="18"/>
+              </w:rPr>
+              <w:t>+0.000207</w:t>
+            </w:r>
+          </w:p>
+        </w:tc>
+        <w:tc>
+          <w:tcPr>
+            <w:tcW w:type="dxa" w:w="1728"/>
+          </w:tcPr>
+          <w:p>
+            <w:r>
+              <w:rPr>
+                <w:sz w:val="18"/>
+              </w:rPr>
+              <w:t>+1.1866</w:t>
+            </w:r>
+          </w:p>
+        </w:tc>
+        <w:tc>
+          <w:tcPr>
+            <w:tcW w:type="dxa" w:w="1728"/>
+          </w:tcPr>
+          <w:p>
+            <w:r>
+              <w:rPr>
+                <w:sz w:val="18"/>
+              </w:rPr>
+              <w:t>9.0%</w:t>
+            </w:r>
+          </w:p>
+        </w:tc>
+        <w:tc>
+          <w:tcPr>
+            <w:tcW w:type="dxa" w:w="1728"/>
+          </w:tcPr>
+          <w:p>
+            <w:r>
+              <w:rPr>
+                <w:sz w:val="18"/>
+              </w:rPr>
+              <w:t>+0.001794</w:t>
+            </w:r>
+          </w:p>
+        </w:tc>
+      </w:tr>
+      <w:tr>
+        <w:tc>
+          <w:tcPr>
+            <w:tcW w:type="dxa" w:w="1728"/>
+          </w:tcPr>
+          <w:p>
+            <w:r>
+              <w:rPr>
+                <w:sz w:val="18"/>
+              </w:rPr>
+              <w:t>g5 最高 ADV</w:t>
+            </w:r>
+          </w:p>
+        </w:tc>
+        <w:tc>
+          <w:tcPr>
+            <w:tcW w:type="dxa" w:w="1728"/>
+          </w:tcPr>
+          <w:p>
+            <w:r>
+              <w:rPr>
+                <w:sz w:val="18"/>
+              </w:rPr>
+              <w:t>+0.000441</w:t>
+            </w:r>
+          </w:p>
+        </w:tc>
+        <w:tc>
+          <w:tcPr>
+            <w:tcW w:type="dxa" w:w="1728"/>
+          </w:tcPr>
+          <w:p>
+            <w:r>
+              <w:rPr>
+                <w:sz w:val="18"/>
+              </w:rPr>
+              <w:t>+1.4226</w:t>
+            </w:r>
+          </w:p>
+        </w:tc>
+        <w:tc>
+          <w:tcPr>
+            <w:tcW w:type="dxa" w:w="1728"/>
+          </w:tcPr>
+          <w:p>
+            <w:r>
+              <w:rPr>
+                <w:sz w:val="18"/>
+              </w:rPr>
+              <w:t>19.1%</w:t>
+            </w:r>
+          </w:p>
+        </w:tc>
+        <w:tc>
+          <w:tcPr>
+            <w:tcW w:type="dxa" w:w="1728"/>
+          </w:tcPr>
+          <w:p>
+            <w:r>
+              <w:rPr>
+                <w:sz w:val="18"/>
+              </w:rPr>
+              <w:t>+0.003524</w:t>
+            </w:r>
+          </w:p>
+        </w:tc>
+      </w:tr>
+    </w:tbl>
+    <w:p/>
+    <w:p>
+      <w:pPr>
+        <w:pStyle w:val="ListNumber"/>
+      </w:pPr>
+      <w:r>
+        <w:t>44.1% 的 alpha 来自 ADV 最低的那一组——"接近一半的效应住在最难买的</w:t>
+      </w:r>
+    </w:p>
+    <w:p>
+      <w:r>
+        <w:t xml:space="preserve">   一档"，与现金残留（1,000 万 12.32%、现代段 3,000 万 7.2%）是同一枚硬币</w:t>
+      </w:r>
+    </w:p>
+    <w:p>
+      <w:r>
+        <w:t xml:space="preserve">   的两面。</w:t>
+      </w:r>
+    </w:p>
+    <w:p>
+      <w:pPr>
+        <w:pStyle w:val="ListNumber"/>
+      </w:pPr>
+      <w:r>
+        <w:t>组内避免效应与贡献排序相反（组内最强是 g5 +0.003524pp，贡献仅 19.1%）：</w:t>
+      </w:r>
+    </w:p>
+    <w:p>
+      <w:r>
+        <w:t xml:space="preserve">   贡献要按组内保留股数加权，两个量不是一回事，混用会得出相反结论</w:t>
+      </w:r>
+    </w:p>
+    <w:p>
+      <w:r>
+        <w:t xml:space="preserve">   （变异测试 M8 专门钉住）。</w:t>
+      </w:r>
+    </w:p>
+    <w:p>
+      <w:r>
+        <w:t>描述性（不判定）：现代段 11 年里 4 年（2019/2020/2025/2026）≈0 或负；</w:t>
+      </w:r>
+    </w:p>
+    <w:p>
+      <w:r>
+        <w:t>滚动 60 月窗口 70 个中仅 9 个（13%） t≥1.96（范围 0.261~2.664）。</w:t>
+      </w:r>
+    </w:p>
+    <w:p>
+      <w:r>
+        <w:t>均值由两簇年份撑起，不是均匀分布。</w:t>
+      </w:r>
+    </w:p>
+    <w:p>
+      <w:r>
+        <w:t>判定 T_FRAGILE。 阶段 S 的 MODERN_ERA_ALPHA_DETECTED 在统计上成立，</w:t>
+      </w:r>
+    </w:p>
+    <w:p>
+      <w:r>
+        <w:t>但本阶段证明它不稳健。标准表述必须改为：</w:t>
+      </w:r>
+    </w:p>
+    <w:p>
+      <w:pPr>
+        <w:ind w:left="360"/>
+      </w:pPr>
+      <w:r>
+        <w:rPr>
+          <w:i/>
+        </w:rPr>
+        <w:t>在 BASE 真实费率 + √ 冲击 η=1 口径下，exQ5 现代段（2016-2026）129 个月的</w:t>
+      </w:r>
+    </w:p>
+    <w:p>
+      <w:pPr>
+        <w:ind w:left="360"/>
+      </w:pPr>
+      <w:r>
+        <w:rPr>
+          <w:i/>
+        </w:rPr>
+        <w:t>成本后净 alpha 均值为 +0.1112pp（NW t=+2.2180，MDE 0.1405pp，事后功效</w:t>
+      </w:r>
+    </w:p>
+    <w:p>
+      <w:pPr>
+        <w:ind w:left="360"/>
+      </w:pPr>
+      <w:r>
+        <w:rPr>
+          <w:i/>
+        </w:rPr>
+        <w:t>0.602）。但该显著性**不稳健**：剔除 6 个先验已知的市场极端月后 t=+1.9207；</w:t>
+      </w:r>
+    </w:p>
+    <w:p>
+      <w:pPr>
+        <w:ind w:left="360"/>
+      </w:pPr>
+      <w:r>
+        <w:rPr>
+          <w:i/>
+        </w:rPr>
+        <w:t>6 个替代分界点中 3 个不显著；NW 滞后 L=0/iid 下 t≤+1.58；44.1% 的 alpha</w:t>
+      </w:r>
+    </w:p>
+    <w:p>
+      <w:pPr>
+        <w:ind w:left="360"/>
+      </w:pPr>
+      <w:r>
+        <w:rPr>
+          <w:i/>
+        </w:rPr>
+        <w:t>来自 ADV 最低的一组；滚动 60 月窗口仅 13% 显著。</w:t>
+      </w:r>
+    </w:p>
+    <w:p>
+      <w:r>
+        <w:t>"exQ5 现代段可执行"不得再被引用为依据。 本阶段没有检验"exQ5 全样本</w:t>
+      </w:r>
+    </w:p>
+    <w:p>
+      <w:r>
+        <w:t>不可用"（全样本 +0.2307pp、t=+6.357 不是检验对象，无证据削弱），也不构成</w:t>
+      </w:r>
+    </w:p>
+    <w:p>
+      <w:r>
+        <w:t>"效应衰减"的证据（衰减是阶段 P 的差值问题）。</w:t>
+      </w:r>
+    </w:p>
+    <w:p>
+      <w:r>
+        <w:t>过程缺陷（已修复，保留修复前产物）：G3 复现闸门首跑报"均值 +0.002307pp</w:t>
+      </w:r>
+    </w:p>
+    <w:p>
+      <w:r>
+        <w:t>vs 期望 +0.230703pp"而 t=+6.357163 逐位吻合——根因是 recs[*]["alpha"]</w:t>
+      </w:r>
+    </w:p>
+    <w:p>
+      <w:r>
+        <w:t>是小数（日收益口径）而闸门按 pp 比较。这正是"只看 t 发现不了，必须同时看</w:t>
+      </w:r>
+    </w:p>
+    <w:p>
+      <w:r>
+        <w:t>MDE/量级"的又一次应验：一个错闸门可以"几乎通过"却在量级上差 100 倍。</w:t>
+      </w:r>
+    </w:p>
+    <w:p>
+      <w:r>
+        <w:t>修复后逐位通过，判据本身未改。另有变异测试自身写错 3 处（算术错 / 无效</w:t>
+      </w:r>
+    </w:p>
+    <w:p>
+      <w:r>
+        <w:t>变异 / 链式比较），已全部修正。</w:t>
+      </w:r>
+    </w:p>
+    <w:p>
+      <w:pPr>
         <w:pStyle w:val="Heading2"/>
       </w:pPr>
       <w:r>
@@ -9083,27 +10837,37 @@
         <w:pStyle w:val="ListNumber"/>
       </w:pPr>
       <w:r>
-        <w:t>不主张 exQ5 在现代段可用（阶段 S，f098a59f）：BASE+√η1@3000万 后段</w:t>
-      </w:r>
-    </w:p>
-    <w:p>
-      <w:r>
-        <w:t xml:space="preserve">   +0.1112pp（t=+2.218）虽检出，但① MDE 0.140pp &gt; 点估计、功效仅 0.60；</w:t>
-      </w:r>
-    </w:p>
-    <w:p>
-      <w:r>
-        <w:t xml:space="preserve">   ② bootstrap 区间跨 0（全部 20 个组合都跨，系统性口径差异）；</w:t>
-      </w:r>
-    </w:p>
-    <w:p>
-      <w:r>
-        <w:t xml:space="preserve">   ③ CONS@1000万 t=1.76 不过、STRESS t=0.97 不过；④ 样本内，研究过程已看过</w:t>
-      </w:r>
-    </w:p>
-    <w:p>
-      <w:r>
-        <w:t xml:space="preserve">   现代段，非干净 OOS。见 §6.9。</w:t>
+        <w:t>不主张 exQ5 在现代段可用，也不得单独引用其现代段显著性</w:t>
+      </w:r>
+    </w:p>
+    <w:p>
+      <w:r>
+        <w:t xml:space="preserve">   （阶段 S f098a59f + 阶段 T ef29a743）：阶段 S 报 BASE+√η1@3000万 后段</w:t>
+      </w:r>
+    </w:p>
+    <w:p>
+      <w:r>
+        <w:t xml:space="preserve">   +0.1112pp（t=+2.218），但阶段 T 三项压力检验判 T_FRAGILE：</w:t>
+      </w:r>
+    </w:p>
+    <w:p>
+      <w:r>
+        <w:t xml:space="preserve">   ① 剔 6 个先验极端月后 t=+1.9207；② 6 个替代分界仅 3 个显著；</w:t>
+      </w:r>
+    </w:p>
+    <w:p>
+      <w:r>
+        <w:t xml:space="preserve">   ③ NW 滞后 L=0/iid 下 t≤+1.58；④ 44.1% alpha 来自 ADV 最低组；</w:t>
+      </w:r>
+    </w:p>
+    <w:p>
+      <w:r>
+        <w:t xml:space="preserve">   ⑤ 滚动 60 月窗口仅 13% 显著。见 §6.9 / §6.10。</w:t>
+      </w:r>
+    </w:p>
+    <w:p>
+      <w:r>
+        <w:t xml:space="preserve">   （exQ5 全样本结论 +0.2307pp、t=+6.357 不是阶段 T 的检验对象。）</w:t>
       </w:r>
     </w:p>
     <w:p>
@@ -9119,7 +10883,7 @@
         <w:pStyle w:val="Heading3"/>
       </w:pPr>
       <w:r>
-        <w:t>9.1 实现/判据错误 16 处（全部保留修复前产物）</w:t>
+        <w:t>9.1 实现/判据错误 17 处（全部保留修复前产物）</w:t>
       </w:r>
     </w:p>
     <w:tbl>
@@ -10056,6 +11820,60 @@
           </w:p>
         </w:tc>
       </w:tr>
+      <w:tr>
+        <w:tc>
+          <w:tcPr>
+            <w:tcW w:type="dxa" w:w="2160"/>
+          </w:tcPr>
+          <w:p>
+            <w:r>
+              <w:rPr>
+                <w:sz w:val="18"/>
+              </w:rPr>
+              <w:t>17</w:t>
+            </w:r>
+          </w:p>
+        </w:tc>
+        <w:tc>
+          <w:tcPr>
+            <w:tcW w:type="dxa" w:w="2160"/>
+          </w:tcPr>
+          <w:p>
+            <w:r>
+              <w:rPr>
+                <w:sz w:val="18"/>
+              </w:rPr>
+              <w:t>**（阶段 T，闸门侧）** G3 复现闸门把小数（日收益）当 pp 比较</w:t>
+            </w:r>
+          </w:p>
+        </w:tc>
+        <w:tc>
+          <w:tcPr>
+            <w:tcW w:type="dxa" w:w="2160"/>
+          </w:tcPr>
+          <w:p>
+            <w:r>
+              <w:rPr>
+                <w:sz w:val="18"/>
+              </w:rPr>
+              <w:t>均值差 100 倍而 **t 逐位吻合**（t 尺度无关），错闸门"几乎通过"</w:t>
+            </w:r>
+          </w:p>
+        </w:tc>
+        <w:tc>
+          <w:tcPr>
+            <w:tcW w:type="dxa" w:w="2160"/>
+          </w:tcPr>
+          <w:p>
+            <w:r>
+              <w:rPr>
+                <w:sz w:val="18"/>
+              </w:rPr>
+              <w:t>显式 ×100 转 pp + 单测同时钉"换算正确"与"t 两种传法相同"</w:t>
+            </w:r>
+          </w:p>
+        </w:tc>
+      </w:tr>
     </w:tbl>
     <w:p/>
     <w:p>
@@ -10068,7 +11886,12 @@
     </w:p>
     <w:p>
       <w:r>
-        <w:t>性质检查一次全绿时，更该怀疑它没在检东西。六次都是断言写错，不是数据错（含 PC2 判据自身写错 4 次）。已建立规范：检查报 FAIL 时先怀疑检查器，但要用独立实现去证，不能靠"看着像对的"改断言。</w:t>
+        <w:t>性质检查一次全绿时，更该怀疑它没在检东西。七次都是断言写错，不是数据错（含 PC2 判据自身写错 4 次）。已建立规范：检查报 FAIL 时先怀疑检查器，但要用独立实现去证，不能靠"看着像对的"改断言。</w:t>
+      </w:r>
+    </w:p>
+    <w:p>
+      <w:r>
+        <w:t>阶段 T 又出一个近乎漏网的同类（§9.1 #17）：G3 闸门单位错，t 逐位吻合、量级差 100 倍——只因同时比了均值才被抓住。若当初只比 t，这个错闸门会直接放行。</w:t>
       </w:r>
     </w:p>
     <w:p>
@@ -10096,7 +11919,7 @@
     </w:p>
     <w:p>
       <w:r>
-        <w:t>[注意] 该自查的覆盖范围必须说明：它做于阶段 Q / R / S 之前，三者未纳入。</w:t>
+        <w:t>[注意] 该自查的覆盖范围必须说明：它做于阶段 Q / R / S / T 之前，四者未纳入。</w:t>
       </w:r>
     </w:p>
     <w:p>
@@ -10111,7 +11934,12 @@
     </w:p>
     <w:p>
       <w:r>
-        <w:t>阶段 S 主口径 t=+2.218 &lt; 2.974，任何校正都不存活。</w:t>
+        <w:t>阶段 S 主口径 t=+2.218 &lt; 2.974，任何校正都不存活；</w:t>
+      </w:r>
+    </w:p>
+    <w:p>
+      <w:r>
+        <w:t>阶段 T 主检验 T1a 本身未过（t=+1.9207 &lt; 1.96，T_FRAGILE），无所谓校正。</w:t>
       </w:r>
     </w:p>
     <w:p>
@@ -10342,7 +12170,7 @@
         <w:t>PY="C:/Users/77436/.workbuddy/binaries/python/envs/dq_clean/Scripts/python.exe"</w:t>
         <w:br/>
         <w:br/>
-        <w:t>PYTHONPATH=scripts "$PY" -m pytest scripts/tests/ -q     # 275 passed / 1 skipped</w:t>
+        <w:t>PYTHONPATH=scripts "$PY" -m pytest scripts/tests/ -q     # 300 passed / 1 skipped</w:t>
         <w:br/>
         <w:t>"$PY" scripts/property_checks.py                          # 9/9 PASS</w:t>
         <w:br/>
@@ -10353,6 +12181,10 @@
         <w:t>"$PY" scripts/run_phase_s_exq5_modern.py                  # → phases_out/f098a59fb1b5/</w:t>
         <w:br/>
         <w:t>"$PY" scripts/mutation_test_phase_s.py                    # 9/9 变异可观测</w:t>
+        <w:br/>
+        <w:t>"$PY" -u scripts/run_phase_t_exq5_robustness.py           # → phaset_out/ef29a743997b/</w:t>
+        <w:br/>
+        <w:t>"$PY" scripts/mutation_test_phase_t.py                    # 10/10 变异可观测</w:t>
         <w:br/>
         <w:t>"$PY" scripts/make_robustness_table.py                    # → reports/ROBUSTNESS_TABLE.md</w:t>
         <w:br/>
@@ -11412,6 +13244,60 @@
                 <w:sz w:val="18"/>
               </w:rPr>
               <w:t>**`MODERN_ERA_ALPHA_DETECTED`**（exQ5 现代段结项：BASE+√η1@3000万 +0.1112pp，t=+2.218）</w:t>
+            </w:r>
+          </w:p>
+        </w:tc>
+      </w:tr>
+      <w:tr>
+        <w:tc>
+          <w:tcPr>
+            <w:tcW w:type="dxa" w:w="2160"/>
+          </w:tcPr>
+          <w:p>
+            <w:r>
+              <w:rPr>
+                <w:sz w:val="18"/>
+              </w:rPr>
+              <w:t>**阶段 T**</w:t>
+            </w:r>
+          </w:p>
+        </w:tc>
+        <w:tc>
+          <w:tcPr>
+            <w:tcW w:type="dxa" w:w="2160"/>
+          </w:tcPr>
+          <w:p>
+            <w:r>
+              <w:rPr>
+                <w:sz w:val="18"/>
+              </w:rPr>
+              <w:t>`ef29a743`</w:t>
+            </w:r>
+          </w:p>
+        </w:tc>
+        <w:tc>
+          <w:tcPr>
+            <w:tcW w:type="dxa" w:w="2160"/>
+          </w:tcPr>
+          <w:p>
+            <w:r>
+              <w:rPr>
+                <w:sz w:val="18"/>
+              </w:rPr>
+              <w:t>`phaset_out/ef29a743997b/`</w:t>
+            </w:r>
+          </w:p>
+        </w:tc>
+        <w:tc>
+          <w:tcPr>
+            <w:tcW w:type="dxa" w:w="2160"/>
+          </w:tcPr>
+          <w:p>
+            <w:r>
+              <w:rPr>
+                <w:sz w:val="18"/>
+              </w:rPr>
+              <w:t>**`T_FRAGILE`**（阶段 S 的现代段显著性不承重：剔 6 个先验极端月 t=+1.9207；分界 3/6；L=0 时 t=+1.58）</w:t>
             </w:r>
           </w:p>
         </w:tc>

--- a/docs/EXPERT_REVIEW_REPORT_2026-10-21.docx
+++ b/docs/EXPERT_REVIEW_REPORT_2026-10-21.docx
@@ -15,12 +15,12 @@
         <w:pStyle w:val="Heading2"/>
       </w:pPr>
       <w:r>
-        <w:t>——二十三项预登记检验的完整报告</w:t>
-      </w:r>
-    </w:p>
-    <w:p>
-      <w:r>
-        <w:t>DeepQuant 项目 ｜ 2026-10-22（v3：增补阶段 S 现代段结项、阶段 T 稳健性解剖 T_FRAGILE）｜ 分支 workbuddy/2026-10-20-consolidated</w:t>
+        <w:t>——二十四项预登记检验的完整报告</w:t>
+      </w:r>
+    </w:p>
+    <w:p>
+      <w:r>
+        <w:t>DeepQuant 项目 ｜ 2026-10-22（v4：增补阶段 U「NW 滞后稳健性全项目审计」NW_LAG_SENSITIVITY_CONFIRMED，并更正 Gate 6 头条 t 的估计量口径）｜ 分支 workbuddy/2026-10-20-consolidated</w:t>
       </w:r>
     </w:p>
     <w:p>
@@ -38,12 +38,12 @@
     </w:p>
     <w:p>
       <w:r>
-        <w:t>本项目在 A 股全样本上系统检验了价量异象的可执行性，共完成 23 项预登记实验</w:t>
-      </w:r>
-    </w:p>
-    <w:p>
-      <w:r>
-        <w:t>（Gate 1~6 + 阶段 C / C-2 / C-3 / E / F / G / I / J / K / L / M / O / P / Q / R / S / T）</w:t>
+        <w:t>本项目在 A 股全样本上系统检验了价量异象的可执行性，共完成 24 项预登记实验</w:t>
+      </w:r>
+    </w:p>
+    <w:p>
+      <w:r>
+        <w:t>（Gate 1~6 + 阶段 C / C-2 / C-3 / E / F / G / I / J / K / L / M / O / P / Q / R / S / T / U）</w:t>
       </w:r>
     </w:p>
     <w:p>
@@ -492,8 +492,140 @@
       </w:r>
     </w:p>
     <w:p>
-      <w:r>
-        <w:t>方法上的自我披露：本报告记录了 17 处实现/判据错误及其修复，其中 7 次是"检查器自己写错"。我们保留了每一次修复前的产物。</w:t>
+      <w:pPr>
+        <w:ind w:left="360"/>
+      </w:pPr>
+      <w:r>
+        <w:rPr>
+          <w:i/>
+        </w:rPr>
+        <w:t>### ⭐ 阶段 U 后续（2026-10-22）：NW 滞后稳健性全项目审计</w:t>
+      </w:r>
+    </w:p>
+    <w:p>
+      <w:pPr>
+        <w:ind w:left="360"/>
+      </w:pPr>
+      <w:r>
+        <w:rPr>
+          <w:i/>
+        </w:rPr>
+        <w:t>阶段 T 暴露"t 依赖 NW 滞后 L=3 这单一选择"后，阶段 U（只读审计，`b97d66d91989`）</w:t>
+      </w:r>
+    </w:p>
+    <w:p>
+      <w:pPr>
+        <w:ind w:left="360"/>
+      </w:pPr>
+      <w:r>
+        <w:rPr>
+          <w:i/>
+        </w:rPr>
+        <w:t>把 16 条被引用结论全部放进 L∈{0,…,6} 网格测量，判定</w:t>
+      </w:r>
+    </w:p>
+    <w:p>
+      <w:pPr>
+        <w:ind w:left="360"/>
+      </w:pPr>
+      <w:r>
+        <w:rPr>
+          <w:i/>
+        </w:rPr>
+        <w:t>**`NW_LAG_SENSITIVITY_CONFIRMED`**：</w:t>
+      </w:r>
+    </w:p>
+    <w:p>
+      <w:pPr>
+        <w:ind w:left="360"/>
+      </w:pPr>
+      <w:r>
+        <w:rPr>
+          <w:i/>
+        </w:rPr>
+        <w:t>**8 条承重正面结论（Gate 6、阶段 I V0/V1、阶段 F、阶段 O 四档费率口径）</w:t>
+      </w:r>
+    </w:p>
+    <w:p>
+      <w:pPr>
+        <w:ind w:left="360"/>
+      </w:pPr>
+      <w:r>
+        <w:rPr>
+          <w:i/>
+        </w:rPr>
+        <w:t>在任何 L 下都稳健**（最小 t=2.36，离阈值 20% 余量）——核心结论不依赖 L=3；</w:t>
+      </w:r>
+    </w:p>
+    <w:p>
+      <w:pPr>
+        <w:ind w:left="360"/>
+      </w:pPr>
+      <w:r>
+        <w:rPr>
+          <w:i/>
+        </w:rPr>
+        <w:t>脆弱的 4 条全部在现代段家族与阶段 E：现代段全序列要 L≥2、**剔极端月序列要 L≥4**</w:t>
+      </w:r>
+    </w:p>
+    <w:p>
+      <w:pPr>
+        <w:ind w:left="360"/>
+      </w:pPr>
+      <w:r>
+        <w:rPr>
+          <w:i/>
+        </w:rPr>
+        <w:t>（阶段 T 主检验的 FAIL 本身也不承重）、BASE 现代段恰在 L=0 翻转、</w:t>
+      </w:r>
+    </w:p>
+    <w:p>
+      <w:pPr>
+        <w:ind w:left="360"/>
+      </w:pPr>
+      <w:r>
+        <w:rPr>
+          <w:i/>
+        </w:rPr>
+        <w:t>阶段 E 单边"未检出"在 L≥5 翻转（但其经济量级判据 0.2767&lt;0.3 本来也未过）。</w:t>
+      </w:r>
+    </w:p>
+    <w:p>
+      <w:pPr>
+        <w:ind w:left="360"/>
+      </w:pPr>
+      <w:r>
+        <w:rPr>
+          <w:i/>
+        </w:rPr>
+        <w:t>**计划外发现**：Gate 6 的头条 t=+4.39 是 **iid 口径**（`stdev/√n`），</w:t>
+      </w:r>
+    </w:p>
+    <w:p>
+      <w:pPr>
+        <w:ind w:left="360"/>
+      </w:pPr>
+      <w:r>
+        <w:rPr>
+          <w:i/>
+        </w:rPr>
+        <w:t>不是 NW(3)（+4.6443）——项目历史上两种估计量混用且从未标注，已生成跑前</w:t>
+      </w:r>
+    </w:p>
+    <w:p>
+      <w:pPr>
+        <w:ind w:left="360"/>
+      </w:pPr>
+      <w:r>
+        <w:rPr>
+          <w:i/>
+        </w:rPr>
+        <w:t>更正说明，Gate 6 判定本身不变（两个口径都远过 1.96）。详见 §6.11。</w:t>
+      </w:r>
+    </w:p>
+    <w:p>
+      <w:r>
+        <w:t>方法上的自我披露：本报告记录了 18 处实现/判据错误及其修复，其中 7 次是"检查器自己写错"。我们保留了每一次修复前的产物。</w:t>
       </w:r>
     </w:p>
     <w:p>
@@ -1305,6 +1437,48 @@
       </w:pPr>
       <w:r>
         <w:t>靠可计算的量（参与率量级、换手/alpha 对比）猜的两次全对。</w:t>
+      </w:r>
+    </w:p>
+    <w:p>
+      <w:r>
+        <w:t>阶段 U 又做了 16 条"翻转预测"（以现代段已知剖面为缩放模板）：14 中 2 错。</w:t>
+      </w:r>
+    </w:p>
+    <w:p>
+      <w:r>
+        <w:t>两条错都源于模板锚的自相关结构不能迁移——而"t 随 L 单调不减"这条连描述性</w:t>
+      </w:r>
+    </w:p>
+    <w:p>
+      <w:r>
+        <w:t>预测都被实测推翻（Gate 6 与阶段 F 非单调）。加上阶段 T"按均值不变估 t≈2.17"</w:t>
+      </w:r>
+    </w:p>
+    <w:p>
+      <w:r>
+        <w:t>的错（实测 1.92），经验要补一句：</w:t>
+      </w:r>
+    </w:p>
+    <w:p>
+      <w:pPr>
+        <w:ind w:left="360"/>
+      </w:pPr>
+      <w:r>
+        <w:rPr>
+          <w:i/>
+        </w:rPr>
+        <w:t>可算量的预测也必须写明**它依赖哪个结构假设**；假设只在一条序列上验证过时，</w:t>
+      </w:r>
+    </w:p>
+    <w:p>
+      <w:pPr>
+        <w:ind w:left="360"/>
+      </w:pPr>
+      <w:r>
+        <w:rPr>
+          <w:i/>
+        </w:rPr>
+        <w:t>预测是模板，不是定律。错了照实报——预登记写预期的意义就在于让"猜错"可被指认。</w:t>
       </w:r>
     </w:p>
     <w:p>
@@ -10366,6 +10540,592 @@
     </w:p>
     <w:p>
       <w:pPr>
+        <w:pStyle w:val="Heading3"/>
+      </w:pPr>
+      <w:r>
+        <w:t>6.11 阶段 U：NW 滞后稳健性全项目审计（`b97d66d91989`）——`NW_LAG_SENSITIVITY_CONFIRMED`</w:t>
+      </w:r>
+    </w:p>
+    <w:p>
+      <w:r>
+        <w:t>动机：阶段 T 的 T1c 暴露了一个项目级问题——现代段净 alpha 的 t 从 L=0 的</w:t>
+      </w:r>
+    </w:p>
+    <w:p>
+      <w:r>
+        <w:t>+1.5848 单调升到 L=6 的 +2.5320，只有 L≥2 才越过 1.96。本项目所有结论都以</w:t>
+      </w:r>
+    </w:p>
+    <w:p>
+      <w:r>
+        <w:t>NW(L=3) 为口径，但从未系统审计：还有哪些结论的判定会被 L 的选择翻转？</w:t>
+      </w:r>
+    </w:p>
+    <w:p>
+      <w:r>
+        <w:t>做法（只读审计，预登记跑前冻结 + 跑前更正说明，产物 phaseu_out/b97d66d91989/）：</w:t>
+      </w:r>
+    </w:p>
+    <w:p>
+      <w:r>
+        <w:t>把 16 条被引用的月度序列（取自 6 个冻结产物的 CSV，sha256 校验）全部放入</w:t>
+      </w:r>
+    </w:p>
+    <w:p>
+      <w:r>
+        <w:t>L∈{0,1,2,3,4,5,6} 网格重算 t 剖面。翻转 = 存在 L 使 signif(L)≠signif(3)。</w:t>
+      </w:r>
+    </w:p>
+    <w:p>
+      <w:r>
+        <w:t>分类跑前固定：A 类承重正面 8 条、B 类现代段家族 4 条、C 类负面/已关闭 4 条。</w:t>
+      </w:r>
+    </w:p>
+    <w:p>
+      <w:r>
+        <w:t>闸门：G1 按记录口径复现 16/16、G2 独立实现 112 组合 ≤1e-9、G3 常数移位恒等、</w:t>
+      </w:r>
+    </w:p>
+    <w:p>
+      <w:r>
+        <w:t>G4 源文件哈希、G5 不触碰行情。</w:t>
+      </w:r>
+    </w:p>
+    <w:p>
+      <w:r>
+        <w:t>主结果（t_nw 剖面，完整表见结题报告 §2）：</w:t>
+      </w:r>
+    </w:p>
+    <w:tbl>
+      <w:tblPr>
+        <w:tblStyle w:val="TableGrid"/>
+        <w:tblW w:type="auto" w:w="0"/>
+        <w:tblLook w:firstColumn="1" w:firstRow="1" w:lastColumn="0" w:lastRow="0" w:noHBand="0" w:noVBand="1" w:val="04A0"/>
+      </w:tblPr>
+      <w:tblGrid>
+        <w:gridCol w:w="1728"/>
+        <w:gridCol w:w="1728"/>
+        <w:gridCol w:w="1728"/>
+        <w:gridCol w:w="1728"/>
+        <w:gridCol w:w="1728"/>
+      </w:tblGrid>
+      <w:tr>
+        <w:tc>
+          <w:tcPr>
+            <w:tcW w:type="dxa" w:w="1728"/>
+          </w:tcPr>
+          <w:p>
+            <w:r>
+              <w:rPr>
+                <w:b/>
+                <w:sz w:val="18"/>
+              </w:rPr>
+              <w:t>类</w:t>
+            </w:r>
+          </w:p>
+        </w:tc>
+        <w:tc>
+          <w:tcPr>
+            <w:tcW w:type="dxa" w:w="1728"/>
+          </w:tcPr>
+          <w:p>
+            <w:r>
+              <w:rPr>
+                <w:b/>
+                <w:sz w:val="18"/>
+              </w:rPr>
+              <w:t>序列</w:t>
+            </w:r>
+          </w:p>
+        </w:tc>
+        <w:tc>
+          <w:tcPr>
+            <w:tcW w:type="dxa" w:w="1728"/>
+          </w:tcPr>
+          <w:p>
+            <w:r>
+              <w:rPr>
+                <w:b/>
+                <w:sz w:val="18"/>
+              </w:rPr>
+              <w:t>最小 t（全网格）</w:t>
+            </w:r>
+          </w:p>
+        </w:tc>
+        <w:tc>
+          <w:tcPr>
+            <w:tcW w:type="dxa" w:w="1728"/>
+          </w:tcPr>
+          <w:p>
+            <w:r>
+              <w:rPr>
+                <w:b/>
+                <w:sz w:val="18"/>
+              </w:rPr>
+              <w:t>最大 t</w:t>
+            </w:r>
+          </w:p>
+        </w:tc>
+        <w:tc>
+          <w:tcPr>
+            <w:tcW w:type="dxa" w:w="1728"/>
+          </w:tcPr>
+          <w:p>
+            <w:r>
+              <w:rPr>
+                <w:b/>
+                <w:sz w:val="18"/>
+              </w:rPr>
+              <w:t>翻转</w:t>
+            </w:r>
+          </w:p>
+        </w:tc>
+      </w:tr>
+      <w:tr>
+        <w:tc>
+          <w:tcPr>
+            <w:tcW w:type="dxa" w:w="1728"/>
+          </w:tcPr>
+          <w:p>
+            <w:r>
+              <w:rPr>
+                <w:sz w:val="18"/>
+              </w:rPr>
+              <w:t>A</w:t>
+            </w:r>
+          </w:p>
+        </w:tc>
+        <w:tc>
+          <w:tcPr>
+            <w:tcW w:type="dxa" w:w="1728"/>
+          </w:tcPr>
+          <w:p>
+            <w:r>
+              <w:rPr>
+                <w:sz w:val="18"/>
+              </w:rPr>
+              <w:t>Gate 6 / I-V0 / I-V1 / F / O-BASE@3000万 / O-CONS@3000万 / O-BASE@1000万 / O-CONS@1000万</w:t>
+            </w:r>
+          </w:p>
+        </w:tc>
+        <w:tc>
+          <w:tcPr>
+            <w:tcW w:type="dxa" w:w="1728"/>
+          </w:tcPr>
+          <w:p>
+            <w:r>
+              <w:rPr>
+                <w:sz w:val="18"/>
+              </w:rPr>
+              <w:t>**2.3559**（O-CONS@1000万, L=0）</w:t>
+            </w:r>
+          </w:p>
+        </w:tc>
+        <w:tc>
+          <w:tcPr>
+            <w:tcW w:type="dxa" w:w="1728"/>
+          </w:tcPr>
+          <w:p>
+            <w:r>
+              <w:rPr>
+                <w:sz w:val="18"/>
+              </w:rPr>
+              <w:t>7.2306</w:t>
+            </w:r>
+          </w:p>
+        </w:tc>
+        <w:tc>
+          <w:tcPr>
+            <w:tcW w:type="dxa" w:w="1728"/>
+          </w:tcPr>
+          <w:p>
+            <w:r>
+              <w:rPr>
+                <w:sz w:val="18"/>
+              </w:rPr>
+              <w:t>**无**</w:t>
+            </w:r>
+          </w:p>
+        </w:tc>
+      </w:tr>
+      <w:tr>
+        <w:tc>
+          <w:tcPr>
+            <w:tcW w:type="dxa" w:w="1728"/>
+          </w:tcPr>
+          <w:p>
+            <w:r>
+              <w:rPr>
+                <w:sz w:val="18"/>
+              </w:rPr>
+              <w:t>B</w:t>
+            </w:r>
+          </w:p>
+        </w:tc>
+        <w:tc>
+          <w:tcPr>
+            <w:tcW w:type="dxa" w:w="1728"/>
+          </w:tcPr>
+          <w:p>
+            <w:r>
+              <w:rPr>
+                <w:sz w:val="18"/>
+              </w:rPr>
+              <w:t>S 现代段 net_S / T1a 剔极端月 / 毛 alpha 现代段 / BASE 现代段</w:t>
+            </w:r>
+          </w:p>
+        </w:tc>
+        <w:tc>
+          <w:tcPr>
+            <w:tcW w:type="dxa" w:w="1728"/>
+          </w:tcPr>
+          <w:p>
+            <w:r>
+              <w:rPr>
+                <w:sz w:val="18"/>
+              </w:rPr>
+              <w:t>1.4781</w:t>
+            </w:r>
+          </w:p>
+        </w:tc>
+        <w:tc>
+          <w:tcPr>
+            <w:tcW w:type="dxa" w:w="1728"/>
+          </w:tcPr>
+          <w:p>
+            <w:r>
+              <w:rPr>
+                <w:sz w:val="18"/>
+              </w:rPr>
+              <w:t>3.2693</w:t>
+            </w:r>
+          </w:p>
+        </w:tc>
+        <w:tc>
+          <w:tcPr>
+            <w:tcW w:type="dxa" w:w="1728"/>
+          </w:tcPr>
+          <w:p>
+            <w:r>
+              <w:rPr>
+                <w:sz w:val="18"/>
+              </w:rPr>
+              <w:t>**4 条中 3 条**</w:t>
+            </w:r>
+          </w:p>
+        </w:tc>
+      </w:tr>
+      <w:tr>
+        <w:tc>
+          <w:tcPr>
+            <w:tcW w:type="dxa" w:w="1728"/>
+          </w:tcPr>
+          <w:p>
+            <w:r>
+              <w:rPr>
+                <w:sz w:val="18"/>
+              </w:rPr>
+              <w:t>C</w:t>
+            </w:r>
+          </w:p>
+        </w:tc>
+        <w:tc>
+          <w:tcPr>
+            <w:tcW w:type="dxa" w:w="1728"/>
+          </w:tcPr>
+          <w:p>
+            <w:r>
+              <w:rPr>
+                <w:sz w:val="18"/>
+              </w:rPr>
+              <w:t>SURGE-V1 / STRESS / E 单边 / G 单边</w:t>
+            </w:r>
+          </w:p>
+        </w:tc>
+        <w:tc>
+          <w:tcPr>
+            <w:tcW w:type="dxa" w:w="1728"/>
+          </w:tcPr>
+          <w:p>
+            <w:r>
+              <w:rPr>
+                <w:sz w:val="18"/>
+              </w:rPr>
+              <w:t>0.9479</w:t>
+            </w:r>
+          </w:p>
+        </w:tc>
+        <w:tc>
+          <w:tcPr>
+            <w:tcW w:type="dxa" w:w="1728"/>
+          </w:tcPr>
+          <w:p>
+            <w:r>
+              <w:rPr>
+                <w:sz w:val="18"/>
+              </w:rPr>
+              <w:t>3.3901</w:t>
+            </w:r>
+          </w:p>
+        </w:tc>
+        <w:tc>
+          <w:tcPr>
+            <w:tcW w:type="dxa" w:w="1728"/>
+          </w:tcPr>
+          <w:p>
+            <w:r>
+              <w:rPr>
+                <w:sz w:val="18"/>
+              </w:rPr>
+              <w:t>**E 单边**</w:t>
+            </w:r>
+          </w:p>
+        </w:tc>
+      </w:tr>
+    </w:tbl>
+    <w:p/>
+    <w:p>
+      <w:r>
+        <w:t>四条要一起读的结论：</w:t>
+      </w:r>
+    </w:p>
+    <w:p>
+      <w:pPr>
+        <w:pStyle w:val="ListNumber"/>
+      </w:pPr>
+      <w:r>
+        <w:t>核心正面结论不依赖 L=3。 8 条 A 类在任何滞后都显著，最小 t=2.36。</w:t>
+      </w:r>
+    </w:p>
+    <w:p>
+      <w:r>
+        <w:t xml:space="preserve">   这是审计给的减负结论：引用 Gate 6、阶段 I、F、O 的数字不需要附剖面。</w:t>
+      </w:r>
+    </w:p>
+    <w:p>
+      <w:pPr>
+        <w:pStyle w:val="ListNumber"/>
+      </w:pPr>
+      <w:r>
+        <w:t>现代段的 L 脆弱是双向的。 全现代段序列要 L≥2（1.58→2.22→2.53）；</w:t>
+      </w:r>
+    </w:p>
+    <w:p>
+      <w:r>
+        <w:t xml:space="preserve">   而剔 6 个先验极端月的序列反过来要 L≥4（L=3 时 t=+1.9207 是阶段 T</w:t>
+      </w:r>
+    </w:p>
+    <w:p>
+      <w:r>
+        <w:t xml:space="preserve">   判 FAIL 的依据，但 L=4/5/6 为 +1.9740/+2.0635/+2.1488，越过 1.96）——</w:t>
+      </w:r>
+    </w:p>
+    <w:p>
+      <w:r>
+        <w:t xml:space="preserve">   阶段 T 主检验的 FAIL 本身也不承重。BASE 现代段恰在 L=0 翻转</w:t>
+      </w:r>
+    </w:p>
+    <w:p>
+      <w:r>
+        <w:t xml:space="preserve">   （1.8444，由常数移位恒等式精确预测，预测值与实测逐位相同）。</w:t>
+      </w:r>
+    </w:p>
+    <w:p>
+      <w:r>
+        <w:t xml:space="preserve">   → "现代段显著性"在 L 的两个方向上都不稳定，任何引用必须附剖面。</w:t>
+      </w:r>
+    </w:p>
+    <w:p>
+      <w:pPr>
+        <w:pStyle w:val="ListNumber"/>
+      </w:pPr>
+      <w:r>
+        <w:t>阶段 E 的"未检出"也是 L=3 口径的：L=5/6 时 t=+1.9647/+1.9923 ≥ 1.96。</w:t>
+      </w:r>
+    </w:p>
+    <w:p>
+      <w:r>
+        <w:t xml:space="preserve">   但其经济量级判据（econ_min_pp=0.3）对实测 +0.2767pp 本来就没过——</w:t>
+      </w:r>
+    </w:p>
+    <w:p>
+      <w:r>
+        <w:t xml:space="preserve">   两个判据都不过的完整表述才能引用。按预登记后果规则不改判，只加披露。</w:t>
+      </w:r>
+    </w:p>
+    <w:p>
+      <w:pPr>
+        <w:pStyle w:val="ListNumber"/>
+      </w:pPr>
+      <w:r>
+        <w:t>"t 随 L 单调不减"不成立：Gate 6 与阶段 F 两条实测非单调</w:t>
+      </w:r>
+    </w:p>
+    <w:p>
+      <w:r>
+        <w:t xml:space="preserve">   （如阶段 F：3.4088→3.3891→3.4340→3.3686→…）。alpha 序列的自相关结构</w:t>
+      </w:r>
+    </w:p>
+    <w:p>
+      <w:r>
+        <w:t xml:space="preserve">   因信号而异，"负自相关 ⇒ NW t 更大"只是部分序列的性质。</w:t>
+      </w:r>
+    </w:p>
+    <w:p>
+      <w:r>
+        <w:t>计划外发现（G1 闸门当场抓住，已按纪律生成跑前更正说明）：</w:t>
+      </w:r>
+    </w:p>
+    <w:p>
+      <w:pPr>
+        <w:ind w:left="360"/>
+      </w:pPr>
+      <w:r>
+        <w:rPr>
+          <w:i/>
+        </w:rPr>
+        <w:t>**Gate 6 的头条 t=+4.39 是 iid 口径，不是 NW(3)。**</w:t>
+      </w:r>
+    </w:p>
+    <w:p>
+      <w:pPr>
+        <w:ind w:left="360"/>
+      </w:pPr>
+      <w:r>
+        <w:rPr>
+          <w:i/>
+        </w:rPr>
+        <w:t>`run_gate6_allasof.py::stats_of()` 用的是 `stdev/√n`，Gate 6 预登记全文未规定</w:t>
+      </w:r>
+    </w:p>
+    <w:p>
+      <w:pPr>
+        <w:ind w:left="360"/>
+      </w:pPr>
+      <w:r>
+        <w:rPr>
+          <w:i/>
+        </w:rPr>
+        <w:t>HAC 估计量；iid 重算 4.386108345 与记录 4.3861083442 差 1.2e-9，而 NW(3)</w:t>
+      </w:r>
+    </w:p>
+    <w:p>
+      <w:pPr>
+        <w:ind w:left="360"/>
+      </w:pPr>
+      <w:r>
+        <w:rPr>
+          <w:i/>
+        </w:rPr>
+        <w:t>为 **+4.6443**。项目自阶段 C 起全面 NW(3)，Gate 1~6 时代的头条 t 是 iid——</w:t>
+      </w:r>
+    </w:p>
+    <w:p>
+      <w:pPr>
+        <w:ind w:left="360"/>
+      </w:pPr>
+      <w:r>
+        <w:rPr>
+          <w:i/>
+        </w:rPr>
+        <w:t>**两种估计量在历史引用中混用且无任何文件标注**（与已记录的"单侧 1.645 与</w:t>
+      </w:r>
+    </w:p>
+    <w:p>
+      <w:pPr>
+        <w:ind w:left="360"/>
+      </w:pPr>
+      <w:r>
+        <w:rPr>
+          <w:i/>
+        </w:rPr>
+        <w:t>双侧 1.96 混用过"是同一类历史遗留）。Gate 6 判定不变（两个口径都远过 1.96）；</w:t>
+      </w:r>
+    </w:p>
+    <w:p>
+      <w:pPr>
+        <w:ind w:left="360"/>
+      </w:pPr>
+      <w:r>
+        <w:rPr>
+          <w:i/>
+        </w:rPr>
+        <w:t>处置：更正说明 `docs/PHASE_U_AUDIT_ADDENDUM_2026-10-22.md`，预登记原文未改，</w:t>
+      </w:r>
+    </w:p>
+    <w:p>
+      <w:pPr>
+        <w:ind w:left="360"/>
+      </w:pPr>
+      <w:r>
+        <w:rPr>
+          <w:i/>
+        </w:rPr>
+        <w:t>U1 的 G1 按记录口径复现通过。**引用 Gate 6 的 t 必须标注 iid。**</w:t>
+      </w:r>
+    </w:p>
+    <w:p>
+      <w:r>
+        <w:t>预测 vs 实测：16 条翻转预测命中 14。两条 miss（E 预测 L≥4 实测 L≥5；</w:t>
+      </w:r>
+    </w:p>
+    <w:p>
+      <w:r>
+        <w:t>G 预测 L=6 贴边翻转而实测不翻转）都源于模板锚（现代段的自相关结构）</w:t>
+      </w:r>
+    </w:p>
+    <w:p>
+      <w:r>
+        <w:t>不能完全迁移——预登记 §6 的"预测可信度分层"预告过该失败模式。</w:t>
+      </w:r>
+    </w:p>
+    <w:p>
+      <w:r>
+        <w:t>过程缺陷（测试侧，已修）：变异测试首版有 2 条不可观测变异——</w:t>
+      </w:r>
+    </w:p>
+    <w:p>
+      <w:r>
+        <w:t>①「U14 精确预测换成模板」数值恒等（U14 与 U11 是纯缩放关系，两种算式给出</w:t>
+      </w:r>
+    </w:p>
+    <w:p>
+      <w:r>
+        <w:t>同一个数）；②「signif 方向写反」是等价变异（只在 t 恰好=1.96 时有别）。</w:t>
+      </w:r>
+    </w:p>
+    <w:p>
+      <w:r>
+        <w:t>均已替换为可观测变异（系数篡改 / 单侧 1.645 混用），修正后 10/10。</w:t>
+      </w:r>
+    </w:p>
+    <w:p>
+      <w:r>
+        <w:t>教训与阶段 T 相同：变异必须真的改变程序行为。</w:t>
+      </w:r>
+    </w:p>
+    <w:p>
+      <w:r>
+        <w:t>口径规则建议（需另开预登记才能启用，本审计不启用）：把"显著"从单点判定</w:t>
+      </w:r>
+    </w:p>
+    <w:p>
+      <w:r>
+        <w:t>升级为剖面判定——t(L) ≥ 1.96 对全部 L∈{0,…,6} 成立才称 L-稳健显著。</w:t>
+      </w:r>
+    </w:p>
+    <w:p>
+      <w:r>
+        <w:t>按此重读，没有一条既有判定被推翻；三条现代段序列的"检出"则从单点通过变为</w:t>
+      </w:r>
+    </w:p>
+    <w:p>
+      <w:r>
+        <w:t>全网格不通过（与 T_FRAGILE 一致，不产生新矛盾）。</w:t>
+      </w:r>
+    </w:p>
+    <w:p>
+      <w:pPr>
         <w:pStyle w:val="Heading2"/>
       </w:pPr>
       <w:r>
@@ -10872,6 +11632,57 @@
     </w:p>
     <w:p>
       <w:pPr>
+        <w:pStyle w:val="ListNumber"/>
+      </w:pPr>
+      <w:r>
+        <w:t>不主张任何结论的显著性独立于 NW 滞后选择（阶段 U b97d66d91989，</w:t>
+      </w:r>
+    </w:p>
+    <w:p>
+      <w:r>
+        <w:t xml:space="preserve">   §6.11）：8 条承重正面结论已证明全网格稳健，但**现代段三条、阶段 E 单边</w:t>
+      </w:r>
+    </w:p>
+    <w:p>
+      <w:r>
+        <w:t xml:space="preserve">   一条的判定会随 L 翻转**——引用这些数字必须附 t(L) 剖面（现代段全序列</w:t>
+      </w:r>
+    </w:p>
+    <w:p>
+      <w:r>
+        <w:t xml:space="preserve">   L=0 时 +1.58/L=6 时 +2.53；剔极端月序列 L=3 时 +1.92 但 L≥4 时 ≥+1.97；</w:t>
+      </w:r>
+    </w:p>
+    <w:p>
+      <w:r>
+        <w:t xml:space="preserve">   BASE 现代段 L=0 时 +1.84；阶段 E 单边 L=5/6 时 ≥+1.96 且经济量级</w:t>
+      </w:r>
+    </w:p>
+    <w:p>
+      <w:r>
+        <w:t xml:space="preserve">   0.2767&lt;0.3 也未过）。</w:t>
+      </w:r>
+    </w:p>
+    <w:p>
+      <w:pPr>
+        <w:pStyle w:val="ListNumber"/>
+      </w:pPr>
+      <w:r>
+        <w:t>引用 Gate 6 的 t=+4.39 必须标注 iid 口径（阶段 U 发现，§6.11）：</w:t>
+      </w:r>
+    </w:p>
+    <w:p>
+      <w:r>
+        <w:t xml:space="preserve">    同序列 NW(3) 为 +4.6443；Gate 1~6 时代的头条 t 全部是 iid，阶段 C 起</w:t>
+      </w:r>
+    </w:p>
+    <w:p>
+      <w:r>
+        <w:t xml:space="preserve">    才是 NW(3)——项目历史引用混用两种估计量，此前无任何标注。</w:t>
+      </w:r>
+    </w:p>
+    <w:p>
+      <w:pPr>
         <w:pStyle w:val="Heading2"/>
       </w:pPr>
       <w:r>
@@ -10883,7 +11694,7 @@
         <w:pStyle w:val="Heading3"/>
       </w:pPr>
       <w:r>
-        <w:t>9.1 实现/判据错误 17 处（全部保留修复前产物）</w:t>
+        <w:t>9.1 实现/判据错误 18 处（全部保留修复前产物）</w:t>
       </w:r>
     </w:p>
     <w:tbl>
@@ -11874,6 +12685,60 @@
           </w:p>
         </w:tc>
       </w:tr>
+      <w:tr>
+        <w:tc>
+          <w:tcPr>
+            <w:tcW w:type="dxa" w:w="2160"/>
+          </w:tcPr>
+          <w:p>
+            <w:r>
+              <w:rPr>
+                <w:sz w:val="18"/>
+              </w:rPr>
+              <w:t>18</w:t>
+            </w:r>
+          </w:p>
+        </w:tc>
+        <w:tc>
+          <w:tcPr>
+            <w:tcW w:type="dxa" w:w="2160"/>
+          </w:tcPr>
+          <w:p>
+            <w:r>
+              <w:rPr>
+                <w:sz w:val="18"/>
+              </w:rPr>
+              <w:t>**（阶段 U，口径侧）** Gate 1~6 头条 t 用 iid 而阶段 C 起用 NW(3)，两种估计量跨阶段混用且无标注</w:t>
+            </w:r>
+          </w:p>
+        </w:tc>
+        <w:tc>
+          <w:tcPr>
+            <w:tcW w:type="dxa" w:w="2160"/>
+          </w:tcPr>
+          <w:p>
+            <w:r>
+              <w:rPr>
+                <w:sz w:val="18"/>
+              </w:rPr>
+              <w:t>历史引用混用估计量（Gate 6：iid +4.39 vs NW(3) +4.6443）；判定不受影响（都远过阈值）</w:t>
+            </w:r>
+          </w:p>
+        </w:tc>
+        <w:tc>
+          <w:tcPr>
+            <w:tcW w:type="dxa" w:w="2160"/>
+          </w:tcPr>
+          <w:p>
+            <w:r>
+              <w:rPr>
+                <w:sz w:val="18"/>
+              </w:rPr>
+              <w:t>跑前更正说明 + 引用必须标注估计量（§6.11、§8.10）</w:t>
+            </w:r>
+          </w:p>
+        </w:tc>
+      </w:tr>
     </w:tbl>
     <w:p/>
     <w:p>
@@ -11895,6 +12760,11 @@
       </w:r>
     </w:p>
     <w:p>
+      <w:r>
+        <w:t>阶段 U 把这条铁律用成了审计工具：G1 闸门同时校 t 与 mean_pp，第一次运行就抓住"Gate 6 记录 t 与 NW(3) 不符而 mean 吻合"——坐实为估计量口径混用（§9.1 #18），而不是序列损坏。另：阶段 U 变异测试首版有 2 条不可观测变异（纯缩放导致两种预测算式恒等 / 等价变异），已替换——变异必须真的改变程序行为，这与"没检出≠没问题"是同一条纪律的两个方向。</w:t>
+      </w:r>
+    </w:p>
+    <w:p>
       <w:pPr>
         <w:pStyle w:val="Heading3"/>
       </w:pPr>
@@ -11919,7 +12789,7 @@
     </w:p>
     <w:p>
       <w:r>
-        <w:t>[注意] 该自查的覆盖范围必须说明：它做于阶段 Q / R / S / T 之前，四者未纳入。</w:t>
+        <w:t>[注意] 该自查的覆盖范围必须说明：它做于阶段 Q / R / S / T / U 之前，五者未纳入。</w:t>
       </w:r>
     </w:p>
     <w:p>
@@ -11939,7 +12809,17 @@
     </w:p>
     <w:p>
       <w:r>
-        <w:t>阶段 T 主检验 T1a 本身未过（t=+1.9207 &lt; 1.96，T_FRAGILE），无所谓校正。</w:t>
+        <w:t>阶段 T 主检验 T1a 本身未过（t=+1.9207 &lt; 1.96，T_FRAGILE），无所谓校正；</w:t>
+      </w:r>
+    </w:p>
+    <w:p>
+      <w:r>
+        <w:t>阶段 U 是只读审计（自身不提出新假设），其测得的 4 条可翻转序列 t 值</w:t>
+      </w:r>
+    </w:p>
+    <w:p>
+      <w:r>
+        <w:t>（+2.218 / +1.9207 / +2.5813 / +1.9923）全部 &lt; 2.974，校正后同样不存活。</w:t>
       </w:r>
     </w:p>
     <w:p>
@@ -12170,7 +13050,7 @@
         <w:t>PY="C:/Users/77436/.workbuddy/binaries/python/envs/dq_clean/Scripts/python.exe"</w:t>
         <w:br/>
         <w:br/>
-        <w:t>PYTHONPATH=scripts "$PY" -m pytest scripts/tests/ -q     # 300 passed / 1 skipped</w:t>
+        <w:t>PYTHONPATH=scripts "$PY" -m pytest scripts/tests/ -q     # 326 passed / 1 skipped</w:t>
         <w:br/>
         <w:t>"$PY" scripts/property_checks.py                          # 9/9 PASS</w:t>
         <w:br/>
@@ -12186,6 +13066,12 @@
         <w:br/>
         <w:t>"$PY" scripts/mutation_test_phase_t.py                    # 10/10 变异可观测</w:t>
         <w:br/>
+        <w:t>"$PY" scripts/run_phase_u_nw_lag_audit.py                 # → phaseu_out/b97d66d91989/（只读，秒级）</w:t>
+        <w:br/>
+        <w:t>"$PY" -m pytest scripts/tests/test_phase_u.py -q          # 26 passed</w:t>
+        <w:br/>
+        <w:t>"$PY" scripts/mutation_test_phase_u.py                    # 10/10 变异可观测</w:t>
+        <w:br/>
         <w:t>"$PY" scripts/make_robustness_table.py                    # → reports/ROBUSTNESS_TABLE.md</w:t>
         <w:br/>
         <w:t>"$PY" scripts/self_audit_review.py                        # → reports/REVIEW_SELF_AUDIT.json</w:t>
@@ -13298,6 +14184,60 @@
                 <w:sz w:val="18"/>
               </w:rPr>
               <w:t>**`T_FRAGILE`**（阶段 S 的现代段显著性不承重：剔 6 个先验极端月 t=+1.9207；分界 3/6；L=0 时 t=+1.58）</w:t>
+            </w:r>
+          </w:p>
+        </w:tc>
+      </w:tr>
+      <w:tr>
+        <w:tc>
+          <w:tcPr>
+            <w:tcW w:type="dxa" w:w="2160"/>
+          </w:tcPr>
+          <w:p>
+            <w:r>
+              <w:rPr>
+                <w:sz w:val="18"/>
+              </w:rPr>
+              <w:t>**阶段 U**</w:t>
+            </w:r>
+          </w:p>
+        </w:tc>
+        <w:tc>
+          <w:tcPr>
+            <w:tcW w:type="dxa" w:w="2160"/>
+          </w:tcPr>
+          <w:p>
+            <w:r>
+              <w:rPr>
+                <w:sz w:val="18"/>
+              </w:rPr>
+              <w:t>`b97d66d91989`</w:t>
+            </w:r>
+          </w:p>
+        </w:tc>
+        <w:tc>
+          <w:tcPr>
+            <w:tcW w:type="dxa" w:w="2160"/>
+          </w:tcPr>
+          <w:p>
+            <w:r>
+              <w:rPr>
+                <w:sz w:val="18"/>
+              </w:rPr>
+              <w:t>`phaseu_out/b97d66d91989/`</w:t>
+            </w:r>
+          </w:p>
+        </w:tc>
+        <w:tc>
+          <w:tcPr>
+            <w:tcW w:type="dxa" w:w="2160"/>
+          </w:tcPr>
+          <w:p>
+            <w:r>
+              <w:rPr>
+                <w:sz w:val="18"/>
+              </w:rPr>
+              <w:t>**`NW_LAG_SENSITIVITY_CONFIRMED`**（只读审计：8 条承重结论全网格稳健；现代段 3 条与阶段 E 单边随 L 翻转；Gate 6 头条 t 实为 iid 口径）</w:t>
             </w:r>
           </w:p>
         </w:tc>
